--- a/manuscript_components/acs_abstract_v2.docx
+++ b/manuscript_components/acs_abstract_v2.docx
@@ -24,30 +24,37 @@
         <w:spacing w:before="0" w:beforeAutospacing="0"/>
       </w:pPr>
       <w:r>
+        <w:rPr/>
         <w:t xml:space="preserve">Robert James, Solange Bayard, Andreas Giannakou, Lisa Allen, Giacomo Montagna, Ivan Pan, </w:t>
       </w:r>
       <w:proofErr w:type="spellStart"/>
       <w:r>
+        <w:rPr/>
         <w:t>Sevilimedu</w:t>
       </w:r>
       <w:proofErr w:type="spellEnd"/>
       <w:r>
+        <w:rPr/>
         <w:t xml:space="preserve"> </w:t>
       </w:r>
       <w:proofErr w:type="spellStart"/>
       <w:r>
+        <w:rPr/>
         <w:t>Veeravalli</w:t>
       </w:r>
       <w:proofErr w:type="spellEnd"/>
       <w:r>
+        <w:rPr/>
         <w:t xml:space="preserve"> Srinivasa, Sarah </w:t>
       </w:r>
       <w:proofErr w:type="spellStart"/>
       <w:r>
+        <w:rPr/>
         <w:t>Eskreis</w:t>
       </w:r>
       <w:proofErr w:type="spellEnd"/>
       <w:r>
+        <w:rPr/>
         <w:t>-Winkler, Monica Morrow, Tracy-Ann Moo</w:t>
       </w:r>
     </w:p>
@@ -55,36 +62,10 @@
       <w:pPr>
         <w:rPr>
           <w:rFonts w:ascii="Times New Roman" w:hAnsi="Times New Roman" w:eastAsia="Times New Roman" w:cs="Times New Roman"/>
-          <w:kern w:val="0"/>
-          <w14:ligatures w14:val="none"/>
+          <w:b w:val="1"/>
+          <w:bCs w:val="1"/>
         </w:rPr>
       </w:pPr>
-      <w:r>
-        <w:rPr>
-          <w:rFonts w:ascii="Times New Roman" w:hAnsi="Times New Roman" w:eastAsia="Times New Roman" w:cs="Times New Roman"/>
-          <w:b/>
-          <w:bCs/>
-          <w:kern w:val="0"/>
-          <w14:ligatures w14:val="none"/>
-        </w:rPr>
-        <w:t>Background:</w:t>
-      </w:r>
-      <w:r>
-        <w:rPr>
-          <w:rFonts w:ascii="Times New Roman" w:hAnsi="Times New Roman" w:eastAsia="Times New Roman" w:cs="Times New Roman"/>
-          <w:kern w:val="0"/>
-          <w14:ligatures w14:val="none"/>
-        </w:rPr>
-        <w:br/>
-      </w:r>
-      <w:r>
-        <w:rPr>
-          <w:rFonts w:ascii="Times New Roman" w:hAnsi="Times New Roman" w:eastAsia="Times New Roman" w:cs="Times New Roman"/>
-          <w:kern w:val="0"/>
-          <w14:ligatures w14:val="none"/>
-        </w:rPr>
-        <w:t>Manual extraction of oncologic data for breast cancer surgical consultations is time-intensive and susceptible to human error. Large language models (LLMs) offer a potential solution by enabling structured extraction and summarization of clinical information from radiologic and pathologic reports. However, rigorous evaluation of their accuracy and safety in surgical workflows remains limited.</w:t>
-      </w:r>
     </w:p>
     <w:p>
       <w:pPr>
@@ -102,7 +83,7 @@
           <w:kern w:val="0"/>
           <w14:ligatures w14:val="none"/>
         </w:rPr>
-        <w:t>Methods:</w:t>
+        <w:t>Background:</w:t>
       </w:r>
       <w:r>
         <w:rPr>
@@ -118,15 +99,23 @@
           <w:kern w:val="0"/>
           <w14:ligatures w14:val="none"/>
         </w:rPr>
-        <w:t xml:space="preserve">We retrospectively evaluated 200 breast cancer patient records at a single institution using a HIPAA-compliant large language model (Anthropic Claude Sonnet 4). Radiology and pathology reports were processed using a structured prompt to generate oncologic consultation summaries. Fourteen key clinical elements (e.g., tumor size, nodal status, receptor status) were extracted and summarized by the LLM. Human-generated consultation summaries served </w:t>
-      </w:r>
+        <w:t xml:space="preserve">Manual extraction of oncologic data for breast cancer surgical consultations is time-intensive and susceptible to human error. Large language models (LLMs) offer a potential solution by enabling structured extraction </w:t>
+      </w:r>
+      <w:commentRangeStart w:id="161686547"/>
       <w:r>
         <w:rPr>
           <w:rFonts w:ascii="Times New Roman" w:hAnsi="Times New Roman" w:eastAsia="Times New Roman" w:cs="Times New Roman"/>
           <w:kern w:val="0"/>
           <w14:ligatures w14:val="none"/>
         </w:rPr>
-        <w:t>as the comparator</w:t>
+        <w:t>to concisely summarize</w:t>
+      </w:r>
+      <w:commentRangeEnd w:id="161686547"/>
+      <w:r>
+        <w:rPr>
+          <w:rStyle w:val="CommentReference"/>
+        </w:rPr>
+        <w:commentReference w:id="161686547"/>
       </w:r>
       <w:r>
         <w:rPr>
@@ -134,7 +123,7 @@
           <w:kern w:val="0"/>
           <w14:ligatures w14:val="none"/>
         </w:rPr>
-        <w:t xml:space="preserve">. For each element, outputs were </w:t>
+        <w:t xml:space="preserve"> clinical information from</w:t>
       </w:r>
       <w:r>
         <w:rPr>
@@ -142,7 +131,7 @@
           <w:kern w:val="0"/>
           <w14:ligatures w14:val="none"/>
         </w:rPr>
-        <w:t>validated</w:t>
+        <w:t xml:space="preserve"> </w:t>
       </w:r>
       <w:r>
         <w:rPr>
@@ -150,22 +139,233 @@
           <w:kern w:val="0"/>
           <w14:ligatures w14:val="none"/>
         </w:rPr>
-        <w:t xml:space="preserve"> against the source reports and classified as </w:t>
-      </w:r>
-      <w:del w:author="Moo, Tracy-Ann" w:date="2026-03-04T12:45:56.705Z" w16du:dateUtc="2026-03-04T12:45:56.705Z" w:id="788871091">
+        <w:t>radiolog</w:t>
+      </w:r>
+      <w:r>
+        <w:rPr>
+          <w:rFonts w:ascii="Times New Roman" w:hAnsi="Times New Roman" w:eastAsia="Times New Roman" w:cs="Times New Roman"/>
+          <w:kern w:val="0"/>
+          <w14:ligatures w14:val="none"/>
+        </w:rPr>
+        <w:t>y</w:t>
+      </w:r>
+      <w:r>
+        <w:rPr>
+          <w:rFonts w:ascii="Times New Roman" w:hAnsi="Times New Roman" w:eastAsia="Times New Roman" w:cs="Times New Roman"/>
+          <w:kern w:val="0"/>
+          <w14:ligatures w14:val="none"/>
+        </w:rPr>
+        <w:t xml:space="preserve"> and patholog</w:t>
+      </w:r>
+      <w:r>
+        <w:rPr>
+          <w:rFonts w:ascii="Times New Roman" w:hAnsi="Times New Roman" w:eastAsia="Times New Roman" w:cs="Times New Roman"/>
+          <w:kern w:val="0"/>
+          <w14:ligatures w14:val="none"/>
+        </w:rPr>
+        <w:t>y</w:t>
+      </w:r>
+      <w:r>
+        <w:rPr>
+          <w:rFonts w:ascii="Times New Roman" w:hAnsi="Times New Roman" w:eastAsia="Times New Roman" w:cs="Times New Roman"/>
+          <w:kern w:val="0"/>
+          <w14:ligatures w14:val="none"/>
+        </w:rPr>
+        <w:t xml:space="preserve"> reports. However, rigorous evaluation of their accuracy and safety in surgical workflows </w:t>
+      </w:r>
+      <w:r>
+        <w:rPr>
+          <w:rFonts w:ascii="Times New Roman" w:hAnsi="Times New Roman" w:eastAsia="Times New Roman" w:cs="Times New Roman"/>
+          <w:kern w:val="0"/>
+          <w14:ligatures w14:val="none"/>
+        </w:rPr>
+        <w:t>remains</w:t>
+      </w:r>
+      <w:r>
+        <w:rPr>
+          <w:rFonts w:ascii="Times New Roman" w:hAnsi="Times New Roman" w:eastAsia="Times New Roman" w:cs="Times New Roman"/>
+          <w:kern w:val="0"/>
+          <w14:ligatures w14:val="none"/>
+        </w:rPr>
+        <w:t xml:space="preserve"> limited.</w:t>
+      </w:r>
+    </w:p>
+    <w:p>
+      <w:pPr>
+        <w:rPr>
+          <w:rFonts w:ascii="Times New Roman" w:hAnsi="Times New Roman" w:eastAsia="Times New Roman" w:cs="Times New Roman"/>
+          <w:kern w:val="0"/>
+          <w14:ligatures w14:val="none"/>
+        </w:rPr>
+      </w:pPr>
+      <w:r>
+        <w:rPr>
+          <w:rFonts w:ascii="Times New Roman" w:hAnsi="Times New Roman" w:eastAsia="Times New Roman" w:cs="Times New Roman"/>
+          <w:b w:val="1"/>
+          <w:bCs w:val="1"/>
+          <w:kern w:val="0"/>
+          <w14:ligatures w14:val="none"/>
+        </w:rPr>
+        <w:t>Methods:</w:t>
+      </w:r>
+      <w:r>
+        <w:rPr>
+          <w:rFonts w:ascii="Times New Roman" w:hAnsi="Times New Roman" w:eastAsia="Times New Roman" w:cs="Times New Roman"/>
+          <w:kern w:val="0"/>
+          <w14:ligatures w14:val="none"/>
+        </w:rPr>
+        <w:br/>
+      </w:r>
+      <w:r>
+        <w:rPr>
+          <w:rFonts w:ascii="Times New Roman" w:hAnsi="Times New Roman" w:eastAsia="Times New Roman" w:cs="Times New Roman"/>
+          <w:kern w:val="0"/>
+          <w14:ligatures w14:val="none"/>
+        </w:rPr>
+        <w:t xml:space="preserve">We retrospectively evaluated 200 breast cancer patient records at a single institution using a HIPAA-compliant large la</w:t>
+      </w:r>
+      <w:r>
+        <w:rPr>
+          <w:rFonts w:ascii="Times New Roman" w:hAnsi="Times New Roman" w:eastAsia="Times New Roman" w:cs="Times New Roman"/>
+          <w:kern w:val="0"/>
+          <w14:ligatures w14:val="none"/>
+        </w:rPr>
+        <w:t xml:space="preserve">nguage </w:t>
+      </w:r>
+      <w:r>
+        <w:rPr>
+          <w:rFonts w:ascii="Times New Roman" w:hAnsi="Times New Roman" w:eastAsia="Times New Roman" w:cs="Times New Roman"/>
+          <w:kern w:val="0"/>
+          <w14:ligatures w14:val="none"/>
+        </w:rPr>
+        <w:t xml:space="preserve">model (</w:t>
+      </w:r>
+      <w:r>
+        <w:rPr>
+          <w:rFonts w:ascii="Times New Roman" w:hAnsi="Times New Roman" w:eastAsia="Times New Roman" w:cs="Times New Roman"/>
+          <w:kern w:val="0"/>
+          <w14:ligatures w14:val="none"/>
+        </w:rPr>
+        <w:t xml:space="preserve">Anthropic Claude Sonnet 4</w:t>
+      </w:r>
+      <w:r>
+        <w:rPr>
+          <w:rFonts w:ascii="Times New Roman" w:hAnsi="Times New Roman" w:eastAsia="Times New Roman" w:cs="Times New Roman"/>
+          <w:kern w:val="0"/>
+          <w14:ligatures w14:val="none"/>
+        </w:rPr>
+        <w:t xml:space="preserve">). Radiology and pathology reports were processed using a structur</w:t>
+      </w:r>
+      <w:r>
+        <w:rPr>
+          <w:rFonts w:ascii="Times New Roman" w:hAnsi="Times New Roman" w:eastAsia="Times New Roman" w:cs="Times New Roman"/>
+          <w:kern w:val="0"/>
+          <w14:ligatures w14:val="none"/>
+        </w:rPr>
+        <w:t xml:space="preserve">ed prompt to gen</w:t>
+      </w:r>
+      <w:r>
+        <w:rPr>
+          <w:rFonts w:ascii="Times New Roman" w:hAnsi="Times New Roman" w:eastAsia="Times New Roman" w:cs="Times New Roman"/>
+          <w:kern w:val="0"/>
+          <w14:ligatures w14:val="none"/>
+        </w:rPr>
+        <w:t xml:space="preserve">erate </w:t>
+      </w:r>
+      <w:r>
+        <w:rPr>
+          <w:rFonts w:ascii="Times New Roman" w:hAnsi="Times New Roman" w:eastAsia="Times New Roman" w:cs="Times New Roman"/>
+          <w:kern w:val="0"/>
+          <w14:ligatures w14:val="none"/>
+        </w:rPr>
+        <w:t xml:space="preserve">preoperative </w:t>
+      </w:r>
+      <w:r>
+        <w:rPr>
+          <w:rFonts w:ascii="Times New Roman" w:hAnsi="Times New Roman" w:eastAsia="Times New Roman" w:cs="Times New Roman"/>
+          <w:kern w:val="0"/>
+          <w14:ligatures w14:val="none"/>
+        </w:rPr>
+        <w:t xml:space="preserve">oncologic </w:t>
+      </w:r>
+      <w:r>
+        <w:rPr>
+          <w:rFonts w:ascii="Times New Roman" w:hAnsi="Times New Roman" w:eastAsia="Times New Roman" w:cs="Times New Roman"/>
+          <w:kern w:val="0"/>
+          <w14:ligatures w14:val="none"/>
+        </w:rPr>
+        <w:t xml:space="preserve">consultation summaries. Fourteen key clinical </w:t>
+      </w:r>
+      <w:r>
+        <w:rPr>
+          <w:rFonts w:ascii="Times New Roman" w:hAnsi="Times New Roman" w:eastAsia="Times New Roman" w:cs="Times New Roman"/>
+          <w:kern w:val="0"/>
+          <w14:ligatures w14:val="none"/>
+        </w:rPr>
+        <w:t xml:space="preserve">features </w:t>
+      </w:r>
+      <w:r>
+        <w:rPr>
+          <w:rFonts w:ascii="Times New Roman" w:hAnsi="Times New Roman" w:eastAsia="Times New Roman" w:cs="Times New Roman"/>
+          <w:kern w:val="0"/>
+          <w14:ligatures w14:val="none"/>
+        </w:rPr>
+        <w:t xml:space="preserve">(e.g., tumor size, nodal status, receptor status) were extrac</w:t>
+      </w:r>
+      <w:r>
+        <w:rPr>
+          <w:rFonts w:ascii="Times New Roman" w:hAnsi="Times New Roman" w:eastAsia="Times New Roman" w:cs="Times New Roman"/>
+          <w:kern w:val="0"/>
+          <w14:ligatures w14:val="none"/>
+        </w:rPr>
+        <w:t xml:space="preserve">ted and</w:t>
+      </w:r>
+      <w:r>
+        <w:rPr>
+          <w:rFonts w:ascii="Times New Roman" w:hAnsi="Times New Roman" w:eastAsia="Times New Roman" w:cs="Times New Roman"/>
+          <w:kern w:val="0"/>
+          <w14:ligatures w14:val="none"/>
+        </w:rPr>
+        <w:t xml:space="preserve"> su</w:t>
+      </w:r>
+      <w:r>
+        <w:rPr>
+          <w:rFonts w:ascii="Times New Roman" w:hAnsi="Times New Roman" w:eastAsia="Times New Roman" w:cs="Times New Roman"/>
+          <w:kern w:val="0"/>
+          <w14:ligatures w14:val="none"/>
+        </w:rPr>
+        <w:t xml:space="preserve">mmarize</w:t>
+      </w:r>
+      <w:r>
+        <w:rPr>
+          <w:rFonts w:ascii="Times New Roman" w:hAnsi="Times New Roman" w:eastAsia="Times New Roman" w:cs="Times New Roman"/>
+          <w:kern w:val="0"/>
+          <w14:ligatures w14:val="none"/>
+        </w:rPr>
+        <w:t xml:space="preserve">d by the LLM.</w:t>
+      </w:r>
+      <w:r>
+        <w:rPr>
+          <w:rFonts w:ascii="Times New Roman" w:hAnsi="Times New Roman" w:eastAsia="Times New Roman" w:cs="Times New Roman"/>
+          <w:kern w:val="0"/>
+          <w14:ligatures w14:val="none"/>
+        </w:rPr>
+        <w:t xml:space="preserve"> </w:t>
+      </w:r>
+      <w:r>
+        <w:rPr>
+          <w:rFonts w:ascii="Times New Roman" w:hAnsi="Times New Roman" w:eastAsia="Times New Roman" w:cs="Times New Roman"/>
+          <w:kern w:val="0"/>
+          <w14:ligatures w14:val="none"/>
+        </w:rPr>
+        <w:t xml:space="preserve">Clinical consultation summaries written by staff at the time of surgical consultation se</w:t>
+      </w:r>
+      <w:ins w:author="James, Robert" w:date="2026-03-06T21:59:30.369Z" w16du:dateUtc="2026-03-06T21:59:30.369Z" w:id="44612013">
         <w:r>
           <w:rPr>
             <w:rFonts w:ascii="Times New Roman" w:hAnsi="Times New Roman" w:eastAsia="Times New Roman" w:cs="Times New Roman"/>
           </w:rPr>
-          <w:delText>correct</w:delText>
-        </w:r>
-      </w:del>
-      <w:ins w:author="Moo, Tracy-Ann" w:date="2026-03-04T12:45:58.309Z" w16du:dateUtc="2026-03-04T12:45:58.309Z" w:id="1024845540">
-        <w:r>
-          <w:rPr>
-            <w:rFonts w:ascii="Times New Roman" w:hAnsi="Times New Roman" w:eastAsia="Times New Roman" w:cs="Times New Roman"/>
-          </w:rPr>
-          <w:t>accurate</w:t>
+          <w:t>r</w:t>
         </w:r>
       </w:ins>
       <w:r>
@@ -174,117 +374,337 @@
           <w:kern w:val="0"/>
           <w14:ligatures w14:val="none"/>
         </w:rPr>
-        <w:t xml:space="preserve">, omitted, or fabricated. Primary outcomes were accuracy (proportion correct), omission rate, and fabrication rate. Paired comparisons between LLM and human summaries were performed using </w:t>
-      </w:r>
-      <w:commentRangeStart w:id="801076356"/>
+        <w:t xml:space="preserve">ved as the comparator, while</w:t>
+      </w:r>
       <w:r>
         <w:rPr>
           <w:rFonts w:ascii="Times New Roman" w:hAnsi="Times New Roman" w:eastAsia="Times New Roman" w:cs="Times New Roman"/>
           <w:kern w:val="0"/>
           <w14:ligatures w14:val="none"/>
         </w:rPr>
-        <w:t>McNemar’s test</w:t>
-      </w:r>
-      <w:ins w:author="Sevilimedu Veeravalli, Srinivasa" w:date="2026-03-04T18:51:59.79Z" w16du:dateUtc="2026-03-04T18:51:59.79Z" w:id="26264923">
-        <w:r>
-          <w:rPr>
-            <w:rFonts w:ascii="Times New Roman" w:hAnsi="Times New Roman" w:eastAsia="Times New Roman" w:cs="Times New Roman"/>
-            <w:kern w:val="0"/>
-            <w14:ligatures w14:val="none"/>
-          </w:rPr>
-          <w:t xml:space="preserve">. In instances where McNemar’s test was </w:t>
-        </w:r>
-        <w:r>
-          <w:rPr>
-            <w:rFonts w:ascii="Times New Roman" w:hAnsi="Times New Roman" w:eastAsia="Times New Roman" w:cs="Times New Roman"/>
-            <w:kern w:val="0"/>
-            <w14:ligatures w14:val="none"/>
-          </w:rPr>
-          <w:t>deemed</w:t>
-        </w:r>
-        <w:r>
-          <w:rPr>
-            <w:rFonts w:ascii="Times New Roman" w:hAnsi="Times New Roman" w:eastAsia="Times New Roman" w:cs="Times New Roman"/>
-            <w:kern w:val="0"/>
-            <w14:ligatures w14:val="none"/>
-          </w:rPr>
-          <w:t xml:space="preserve"> not </w:t>
-        </w:r>
-        <w:r>
-          <w:rPr>
-            <w:rFonts w:ascii="Times New Roman" w:hAnsi="Times New Roman" w:eastAsia="Times New Roman" w:cs="Times New Roman"/>
-            <w:kern w:val="0"/>
-            <w14:ligatures w14:val="none"/>
-          </w:rPr>
-          <w:t>feasible</w:t>
-        </w:r>
-        <w:r>
-          <w:rPr>
-            <w:rFonts w:ascii="Times New Roman" w:hAnsi="Times New Roman" w:eastAsia="Times New Roman" w:cs="Times New Roman"/>
-            <w:kern w:val="0"/>
-            <w14:ligatures w14:val="none"/>
-          </w:rPr>
-          <w:t xml:space="preserve">, a generalized estimating equation model was used. </w:t>
-        </w:r>
-        <w:r>
-          <w:rPr>
-            <w:rFonts w:ascii="Times New Roman" w:hAnsi="Times New Roman" w:eastAsia="Times New Roman" w:cs="Times New Roman"/>
-            <w:kern w:val="0"/>
-            <w14:ligatures w14:val="none"/>
-          </w:rPr>
-          <w:t>Type</w:t>
-        </w:r>
-        <w:r>
-          <w:rPr>
-            <w:rFonts w:ascii="Times New Roman" w:hAnsi="Times New Roman" w:eastAsia="Times New Roman" w:cs="Times New Roman"/>
-            <w:kern w:val="0"/>
-            <w14:ligatures w14:val="none"/>
-          </w:rPr>
-          <w:t xml:space="preserve"> I error rate was set </w:t>
-        </w:r>
-      </w:ins>
-      <w:ins w:author="Sevilimedu Veeravalli, Srinivasa" w:date="2026-03-04T18:52:35.134Z" w16du:dateUtc="2026-03-04T18:52:35.134Z" w:id="480136522">
-        <w:r>
-          <w:rPr>
-            <w:rFonts w:ascii="Times New Roman" w:hAnsi="Times New Roman" w:eastAsia="Times New Roman" w:cs="Times New Roman"/>
-            <w:kern w:val="0"/>
-            <w14:ligatures w14:val="none"/>
-          </w:rPr>
-          <w:t xml:space="preserve">to </w:t>
-        </w:r>
-        <w:r>
-          <w:rPr>
-            <w:rFonts w:ascii="Times New Roman" w:hAnsi="Times New Roman" w:eastAsia="Times New Roman" w:cs="Times New Roman"/>
-            <w:kern w:val="0"/>
-            <w14:ligatures w14:val="none"/>
-          </w:rPr>
-          <w:t>0.05 (α).</w:t>
-        </w:r>
-      </w:ins>
-      <w:del w:author="Sevilimedu Veeravalli, Srinivasa" w:date="2026-03-04T18:52:10.73Z" w16du:dateUtc="2026-03-04T18:52:10.73Z" w:id="1072778565">
-        <w:r>
-          <w:rPr>
-            <w:rFonts w:ascii="Times New Roman" w:hAnsi="Times New Roman" w:eastAsia="Times New Roman" w:cs="Times New Roman"/>
-          </w:rPr>
-          <w:delText xml:space="preserve"> with one-sided significance testing</w:delText>
-        </w:r>
-      </w:del>
+        <w:t xml:space="preserve"> radiolog</w:t>
+      </w:r>
       <w:r>
         <w:rPr>
           <w:rFonts w:ascii="Times New Roman" w:hAnsi="Times New Roman" w:eastAsia="Times New Roman" w:cs="Times New Roman"/>
           <w:kern w:val="0"/>
           <w14:ligatures w14:val="none"/>
         </w:rPr>
+        <w:t xml:space="preserve">y</w:t>
+      </w:r>
+      <w:r>
+        <w:rPr>
+          <w:rFonts w:ascii="Times New Roman" w:hAnsi="Times New Roman" w:eastAsia="Times New Roman" w:cs="Times New Roman"/>
+          <w:kern w:val="0"/>
+          <w14:ligatures w14:val="none"/>
+        </w:rPr>
         <w:t xml:space="preserve"> </w:t>
       </w:r>
-      <w:del w:author="Sevilimedu Veeravalli, Srinivasa" w:date="2026-03-04T18:52:40.066Z" w16du:dateUtc="2026-03-04T18:52:40.066Z" w:id="757828866">
-        <w:r>
-          <w:rPr>
-            <w:rFonts w:ascii="Times New Roman" w:hAnsi="Times New Roman" w:eastAsia="Times New Roman" w:cs="Times New Roman"/>
-          </w:rPr>
-          <w:delText>(α = 0.05).</w:delText>
-        </w:r>
-      </w:del>
+      <w:r>
+        <w:rPr>
+          <w:rFonts w:ascii="Times New Roman" w:hAnsi="Times New Roman" w:eastAsia="Times New Roman" w:cs="Times New Roman"/>
+          <w:kern w:val="0"/>
+          <w14:ligatures w14:val="none"/>
+        </w:rPr>
+        <w:t xml:space="preserve">and patholog</w:t>
+      </w:r>
+      <w:r>
+        <w:rPr>
+          <w:rFonts w:ascii="Times New Roman" w:hAnsi="Times New Roman" w:eastAsia="Times New Roman" w:cs="Times New Roman"/>
+          <w:kern w:val="0"/>
+          <w14:ligatures w14:val="none"/>
+        </w:rPr>
+        <w:t xml:space="preserve">y</w:t>
+      </w:r>
+      <w:r>
+        <w:rPr>
+          <w:rFonts w:ascii="Times New Roman" w:hAnsi="Times New Roman" w:eastAsia="Times New Roman" w:cs="Times New Roman"/>
+          <w:kern w:val="0"/>
+          <w14:ligatures w14:val="none"/>
+        </w:rPr>
+        <w:t xml:space="preserve"> reports served as the reference standard</w:t>
+      </w:r>
+      <w:r>
+        <w:rPr>
+          <w:rFonts w:ascii="Times New Roman" w:hAnsi="Times New Roman" w:eastAsia="Times New Roman" w:cs="Times New Roman"/>
+          <w:kern w:val="0"/>
+          <w14:ligatures w14:val="none"/>
+        </w:rPr>
+        <w:t xml:space="preserve">.</w:t>
+      </w:r>
+      <w:r>
+        <w:rPr>
+          <w:rFonts w:ascii="Times New Roman" w:hAnsi="Times New Roman" w:eastAsia="Times New Roman" w:cs="Times New Roman"/>
+        </w:rPr>
+        <w:t xml:space="preserve"> </w:t>
+      </w:r>
+      <w:r>
+        <w:rPr>
+          <w:rFonts w:ascii="Times New Roman" w:hAnsi="Times New Roman" w:eastAsia="Times New Roman" w:cs="Times New Roman"/>
+        </w:rPr>
+        <w:t xml:space="preserve">Both human and LLM summaries were</w:t>
+      </w:r>
+      <w:r>
+        <w:rPr>
+          <w:rFonts w:ascii="Times New Roman" w:hAnsi="Times New Roman" w:eastAsia="Times New Roman" w:cs="Times New Roman"/>
+        </w:rPr>
+        <w:t xml:space="preserve"> </w:t>
+      </w:r>
+      <w:r>
+        <w:rPr>
+          <w:rFonts w:ascii="Times New Roman" w:hAnsi="Times New Roman" w:eastAsia="Times New Roman" w:cs="Times New Roman"/>
+        </w:rPr>
+        <w:t xml:space="preserve">validate</w:t>
+      </w:r>
+      <w:r>
+        <w:rPr>
+          <w:rFonts w:ascii="Times New Roman" w:hAnsi="Times New Roman" w:eastAsia="Times New Roman" w:cs="Times New Roman"/>
+        </w:rPr>
+        <w:t xml:space="preserve">d</w:t>
+      </w:r>
+      <w:r>
+        <w:rPr>
+          <w:rFonts w:ascii="Times New Roman" w:hAnsi="Times New Roman" w:eastAsia="Times New Roman" w:cs="Times New Roman"/>
+        </w:rPr>
+        <w:t xml:space="preserve">, with </w:t>
+      </w:r>
+      <w:r>
+        <w:rPr>
+          <w:rFonts w:ascii="Times New Roman" w:hAnsi="Times New Roman" w:eastAsia="Times New Roman" w:cs="Times New Roman"/>
+        </w:rPr>
+        <w:t xml:space="preserve">the annotation of </w:t>
+      </w:r>
+      <w:r>
+        <w:rPr>
+          <w:rFonts w:ascii="Times New Roman" w:hAnsi="Times New Roman" w:eastAsia="Times New Roman" w:cs="Times New Roman"/>
+        </w:rPr>
+        <w:t xml:space="preserve">each feature classified as </w:t>
+      </w:r>
+      <w:r>
+        <w:rPr>
+          <w:rFonts w:ascii="Times New Roman" w:hAnsi="Times New Roman" w:eastAsia="Times New Roman" w:cs="Times New Roman"/>
+        </w:rPr>
+        <w:t xml:space="preserve">accurate</w:t>
+      </w:r>
+      <w:r>
+        <w:rPr>
+          <w:rFonts w:ascii="Times New Roman" w:hAnsi="Times New Roman" w:eastAsia="Times New Roman" w:cs="Times New Roman"/>
+        </w:rPr>
+        <w:t xml:space="preserve">, omitted, or fabricated. </w:t>
+      </w:r>
+      <w:r>
+        <w:rPr>
+          <w:rFonts w:ascii="Times New Roman" w:hAnsi="Times New Roman" w:eastAsia="Times New Roman" w:cs="Times New Roman"/>
+        </w:rPr>
+        <w:t xml:space="preserve">Primary outcome</w:t>
+      </w:r>
+      <w:r>
+        <w:rPr>
+          <w:rFonts w:ascii="Times New Roman" w:hAnsi="Times New Roman" w:eastAsia="Times New Roman" w:cs="Times New Roman"/>
+        </w:rPr>
+        <w:t xml:space="preserve"> was </w:t>
+      </w:r>
+      <w:r>
+        <w:rPr>
+          <w:rFonts w:ascii="Times New Roman" w:hAnsi="Times New Roman" w:eastAsia="Times New Roman" w:cs="Times New Roman"/>
+          <w:kern w:val="0"/>
+          <w14:ligatures w14:val="none"/>
+        </w:rPr>
+        <w:t xml:space="preserve">define</w:t>
+      </w:r>
+      <w:r>
+        <w:rPr>
+          <w:rFonts w:ascii="Times New Roman" w:hAnsi="Times New Roman" w:eastAsia="Times New Roman" w:cs="Times New Roman"/>
+          <w:kern w:val="0"/>
+          <w14:ligatures w14:val="none"/>
+        </w:rPr>
+        <w:t xml:space="preserve">d</w:t>
+      </w:r>
+      <w:r>
+        <w:rPr>
+          <w:rFonts w:ascii="Times New Roman" w:hAnsi="Times New Roman" w:eastAsia="Times New Roman" w:cs="Times New Roman"/>
+          <w:kern w:val="0"/>
+          <w14:ligatures w14:val="none"/>
+        </w:rPr>
+        <w:t xml:space="preserve"> </w:t>
+      </w:r>
+      <w:r>
+        <w:rPr>
+          <w:rFonts w:ascii="Times New Roman" w:hAnsi="Times New Roman" w:eastAsia="Times New Roman" w:cs="Times New Roman"/>
+          <w:kern w:val="0"/>
+          <w14:ligatures w14:val="none"/>
+        </w:rPr>
+        <w:t xml:space="preserve">as </w:t>
+      </w:r>
+      <w:r>
+        <w:rPr>
+          <w:rFonts w:ascii="Times New Roman" w:hAnsi="Times New Roman" w:eastAsia="Times New Roman" w:cs="Times New Roman"/>
+        </w:rPr>
+        <w:t>proportion</w:t>
+      </w:r>
+      <w:r>
+        <w:rPr>
+          <w:rFonts w:ascii="Times New Roman" w:hAnsi="Times New Roman" w:eastAsia="Times New Roman" w:cs="Times New Roman"/>
+        </w:rPr>
+        <w:t xml:space="preserve"> </w:t>
+      </w:r>
+      <w:r>
+        <w:rPr>
+          <w:rFonts w:ascii="Times New Roman" w:hAnsi="Times New Roman" w:eastAsia="Times New Roman" w:cs="Times New Roman"/>
+        </w:rPr>
+        <w:t xml:space="preserve">of </w:t>
+      </w:r>
+      <w:r>
+        <w:rPr>
+          <w:rFonts w:ascii="Times New Roman" w:hAnsi="Times New Roman" w:eastAsia="Times New Roman" w:cs="Times New Roman"/>
+        </w:rPr>
+        <w:t>accurate</w:t>
+      </w:r>
+      <w:r>
+        <w:rPr>
+          <w:rFonts w:ascii="Times New Roman" w:hAnsi="Times New Roman" w:eastAsia="Times New Roman" w:cs="Times New Roman"/>
+        </w:rPr>
+        <w:t>,</w:t>
+      </w:r>
+      <w:r>
+        <w:rPr>
+          <w:rFonts w:ascii="Times New Roman" w:hAnsi="Times New Roman" w:eastAsia="Times New Roman" w:cs="Times New Roman"/>
+        </w:rPr>
+        <w:t xml:space="preserve"> omitted</w:t>
+      </w:r>
+      <w:r>
+        <w:rPr>
+          <w:rFonts w:ascii="Times New Roman" w:hAnsi="Times New Roman" w:eastAsia="Times New Roman" w:cs="Times New Roman"/>
+        </w:rPr>
+        <w:t xml:space="preserve">, and fabrication </w:t>
+      </w:r>
+      <w:r>
+        <w:rPr>
+          <w:rFonts w:ascii="Times New Roman" w:hAnsi="Times New Roman" w:eastAsia="Times New Roman" w:cs="Times New Roman"/>
+        </w:rPr>
+        <w:t>annot</w:t>
+      </w:r>
+      <w:r>
+        <w:rPr>
+          <w:rFonts w:ascii="Times New Roman" w:hAnsi="Times New Roman" w:eastAsia="Times New Roman" w:cs="Times New Roman"/>
+        </w:rPr>
+        <w:t xml:space="preserve">ations for each </w:t>
+      </w:r>
+      <w:r>
+        <w:rPr>
+          <w:rFonts w:ascii="Times New Roman" w:hAnsi="Times New Roman" w:eastAsia="Times New Roman" w:cs="Times New Roman"/>
+        </w:rPr>
+        <w:t>feature</w:t>
+      </w:r>
+      <w:commentRangeStart w:id="801076356"/>
+      <w:r>
+        <w:rPr>
+          <w:rFonts w:ascii="Times New Roman" w:hAnsi="Times New Roman" w:eastAsia="Times New Roman" w:cs="Times New Roman"/>
+          <w:kern w:val="0"/>
+          <w14:ligatures w14:val="none"/>
+        </w:rPr>
+        <w:t>McNemar’s</w:t>
+      </w:r>
+      <w:r>
+        <w:rPr>
+          <w:rFonts w:ascii="Times New Roman" w:hAnsi="Times New Roman" w:eastAsia="Times New Roman" w:cs="Times New Roman"/>
+          <w:kern w:val="0"/>
+          <w14:ligatures w14:val="none"/>
+        </w:rPr>
+        <w:t xml:space="preserve"> test</w:t>
+      </w:r>
+      <w:r>
+        <w:rPr>
+          <w:rFonts w:ascii="Times New Roman" w:hAnsi="Times New Roman" w:eastAsia="Times New Roman" w:cs="Times New Roman"/>
+          <w:kern w:val="0"/>
+          <w14:ligatures w14:val="none"/>
+        </w:rPr>
+        <w:t xml:space="preserve">. In instances where McNemar’s test was</w:t>
+      </w:r>
+      <w:r>
+        <w:rPr>
+          <w:rFonts w:ascii="Times New Roman" w:hAnsi="Times New Roman" w:eastAsia="Times New Roman" w:cs="Times New Roman"/>
+          <w:kern w:val="0"/>
+          <w14:ligatures w14:val="none"/>
+        </w:rPr>
+        <w:t xml:space="preserve"> </w:t>
+      </w:r>
+      <w:r>
+        <w:rPr>
+          <w:rFonts w:ascii="Times New Roman" w:hAnsi="Times New Roman" w:eastAsia="Times New Roman" w:cs="Times New Roman"/>
+          <w:kern w:val="0"/>
+          <w14:ligatures w14:val="none"/>
+        </w:rPr>
+        <w:t>deeme</w:t>
+      </w:r>
+      <w:r>
+        <w:rPr>
+          <w:rFonts w:ascii="Times New Roman" w:hAnsi="Times New Roman" w:eastAsia="Times New Roman" w:cs="Times New Roman"/>
+          <w:kern w:val="0"/>
+          <w14:ligatures w14:val="none"/>
+        </w:rPr>
+        <w:t>d</w:t>
+      </w:r>
+      <w:r>
+        <w:rPr>
+          <w:rFonts w:ascii="Times New Roman" w:hAnsi="Times New Roman" w:eastAsia="Times New Roman" w:cs="Times New Roman"/>
+          <w:kern w:val="0"/>
+          <w14:ligatures w14:val="none"/>
+        </w:rPr>
+        <w:t xml:space="preserve"> not </w:t>
+      </w:r>
+      <w:r>
+        <w:rPr>
+          <w:rFonts w:ascii="Times New Roman" w:hAnsi="Times New Roman" w:eastAsia="Times New Roman" w:cs="Times New Roman"/>
+          <w:kern w:val="0"/>
+          <w14:ligatures w14:val="none"/>
+        </w:rPr>
+        <w:t>feasible</w:t>
+      </w:r>
+      <w:r>
+        <w:rPr>
+          <w:rFonts w:ascii="Times New Roman" w:hAnsi="Times New Roman" w:eastAsia="Times New Roman" w:cs="Times New Roman"/>
+          <w:kern w:val="0"/>
+          <w14:ligatures w14:val="none"/>
+        </w:rPr>
+        <w:t xml:space="preserve">, a generalized estimating equation model was used. </w:t>
+      </w:r>
+      <w:r>
+        <w:rPr>
+          <w:rFonts w:ascii="Times New Roman" w:hAnsi="Times New Roman" w:eastAsia="Times New Roman" w:cs="Times New Roman"/>
+          <w:kern w:val="0"/>
+          <w14:ligatures w14:val="none"/>
+        </w:rPr>
+        <w:t xml:space="preserve">Type</w:t>
+      </w:r>
+      <w:r>
+        <w:rPr>
+          <w:rFonts w:ascii="Times New Roman" w:hAnsi="Times New Roman" w:eastAsia="Times New Roman" w:cs="Times New Roman"/>
+          <w:kern w:val="0"/>
+          <w14:ligatures w14:val="none"/>
+        </w:rPr>
+        <w:t xml:space="preserve"> I error rate was set </w:t>
+      </w:r>
+      <w:r>
+        <w:rPr>
+          <w:rFonts w:ascii="Times New Roman" w:hAnsi="Times New Roman" w:eastAsia="Times New Roman" w:cs="Times New Roman"/>
+          <w:kern w:val="0"/>
+          <w14:ligatures w14:val="none"/>
+        </w:rPr>
+        <w:t xml:space="preserve">to </w:t>
+      </w:r>
+      <w:r>
+        <w:rPr>
+          <w:rFonts w:ascii="Times New Roman" w:hAnsi="Times New Roman" w:eastAsia="Times New Roman" w:cs="Times New Roman"/>
+        </w:rPr>
+        <w:t>0.0</w:t>
+      </w:r>
+      <w:r>
+        <w:rPr>
+          <w:rFonts w:ascii="Times New Roman" w:hAnsi="Times New Roman" w:eastAsia="Times New Roman" w:cs="Times New Roman"/>
+        </w:rPr>
+        <w:t>5 (α).</w:t>
+      </w:r>
       <w:commentRangeEnd w:id="801076356"/>
       <w:r>
         <w:rPr>
@@ -295,6 +715,8 @@
     </w:p>
     <w:p>
       <w:pPr>
+        <w:pStyle w:val="Normal"/>
+        <w:spacing w:before="240" w:beforeAutospacing="off" w:after="240" w:afterAutospacing="off"/>
         <w:rPr>
           <w:rFonts w:ascii="Times New Roman" w:hAnsi="Times New Roman" w:eastAsia="Times New Roman" w:cs="Times New Roman"/>
           <w:kern w:val="0"/>
@@ -322,50 +744,178 @@
       <w:r>
         <w:rPr>
           <w:rFonts w:ascii="Times New Roman" w:hAnsi="Times New Roman" w:eastAsia="Times New Roman" w:cs="Times New Roman"/>
-          <w:kern w:val="0"/>
-          <w14:ligatures w14:val="none"/>
-        </w:rPr>
-        <w:t xml:space="preserve">Across radiologic features, LLM summaries </w:t>
-      </w:r>
-      <w:r>
-        <w:rPr>
-          <w:rFonts w:ascii="Times New Roman" w:hAnsi="Times New Roman" w:eastAsia="Times New Roman" w:cs="Times New Roman"/>
-          <w:kern w:val="0"/>
-          <w14:ligatures w14:val="none"/>
+        </w:rPr>
+        <w:t>F</w:t>
+      </w:r>
+      <w:r>
+        <w:rPr>
+          <w:rFonts w:ascii="Times New Roman" w:hAnsi="Times New Roman" w:eastAsia="Times New Roman" w:cs="Times New Roman"/>
+          <w:noProof w:val="0"/>
+          <w:sz w:val="24"/>
+          <w:szCs w:val="24"/>
+          <w:lang w:val="en-US"/>
+        </w:rPr>
+        <w:t xml:space="preserve">or radiologic features, LLM summaries </w:t>
+      </w:r>
+      <w:r>
+        <w:rPr>
+          <w:rFonts w:ascii="Times New Roman" w:hAnsi="Times New Roman" w:eastAsia="Times New Roman" w:cs="Times New Roman"/>
+          <w:noProof w:val="0"/>
+          <w:sz w:val="24"/>
+          <w:szCs w:val="24"/>
+          <w:lang w:val="en-US"/>
         </w:rPr>
         <w:t>demonstrated</w:t>
       </w:r>
       <w:r>
         <w:rPr>
           <w:rFonts w:ascii="Times New Roman" w:hAnsi="Times New Roman" w:eastAsia="Times New Roman" w:cs="Times New Roman"/>
-          <w:kern w:val="0"/>
-          <w14:ligatures w14:val="none"/>
+          <w:noProof w:val="0"/>
+          <w:sz w:val="24"/>
+          <w:szCs w:val="24"/>
+          <w:lang w:val="en-US"/>
         </w:rPr>
         <w:t xml:space="preserve"> </w:t>
       </w:r>
-      <w:ins w:author="Moo, Tracy-Ann" w:date="2026-03-04T12:46:59.998Z" w16du:dateUtc="2026-03-04T12:46:59.998Z" w:id="1222783653">
+      <w:r>
+        <w:rPr>
+          <w:rFonts w:ascii="Times New Roman" w:hAnsi="Times New Roman" w:eastAsia="Times New Roman" w:cs="Times New Roman"/>
+          <w:noProof w:val="0"/>
+          <w:sz w:val="24"/>
+          <w:szCs w:val="24"/>
+          <w:lang w:val="en-US"/>
+        </w:rPr>
+        <w:t>a higher</w:t>
+      </w:r>
+      <w:r>
+        <w:rPr>
+          <w:rFonts w:ascii="Times New Roman" w:hAnsi="Times New Roman" w:eastAsia="Times New Roman" w:cs="Times New Roman"/>
+          <w:noProof w:val="0"/>
+          <w:sz w:val="24"/>
+          <w:szCs w:val="24"/>
+          <w:lang w:val="en-US"/>
+        </w:rPr>
+        <w:t xml:space="preserve"> or near-equivalent proportion of </w:t>
+      </w:r>
+      <w:r>
+        <w:rPr>
+          <w:rFonts w:ascii="Times New Roman" w:hAnsi="Times New Roman" w:eastAsia="Times New Roman" w:cs="Times New Roman"/>
+          <w:noProof w:val="0"/>
+          <w:sz w:val="24"/>
+          <w:szCs w:val="24"/>
+          <w:lang w:val="en-US"/>
+        </w:rPr>
+        <w:t>accurate</w:t>
+      </w:r>
+      <w:r>
+        <w:rPr>
+          <w:rFonts w:ascii="Times New Roman" w:hAnsi="Times New Roman" w:eastAsia="Times New Roman" w:cs="Times New Roman"/>
+          <w:noProof w:val="0"/>
+          <w:sz w:val="24"/>
+          <w:szCs w:val="24"/>
+          <w:lang w:val="en-US"/>
+        </w:rPr>
+        <w:t xml:space="preserve"> classifications for </w:t>
+      </w:r>
+      <w:r>
+        <w:rPr>
+          <w:rFonts w:ascii="Times New Roman" w:hAnsi="Times New Roman" w:eastAsia="Times New Roman" w:cs="Times New Roman"/>
+          <w:noProof w:val="0"/>
+          <w:sz w:val="24"/>
+          <w:szCs w:val="24"/>
+          <w:lang w:val="en-US"/>
+        </w:rPr>
+        <w:t>all features</w:t>
+      </w:r>
+      <w:r>
+        <w:rPr>
+          <w:rFonts w:ascii="Times New Roman" w:hAnsi="Times New Roman" w:eastAsia="Times New Roman" w:cs="Times New Roman"/>
+          <w:noProof w:val="0"/>
+          <w:sz w:val="24"/>
+          <w:szCs w:val="24"/>
+          <w:lang w:val="en-US"/>
+        </w:rPr>
+        <w:t>, as compared to human-generated summaries</w:t>
+      </w:r>
+      <w:r>
+        <w:rPr>
+          <w:rFonts w:ascii="Times New Roman" w:hAnsi="Times New Roman" w:eastAsia="Times New Roman" w:cs="Times New Roman"/>
+          <w:noProof w:val="0"/>
+          <w:sz w:val="24"/>
+          <w:szCs w:val="24"/>
+          <w:lang w:val="en-US"/>
+        </w:rPr>
+        <w:t xml:space="preserve">. </w:t>
+      </w:r>
+      <w:r>
+        <w:rPr>
+          <w:rFonts w:ascii="Times New Roman" w:hAnsi="Times New Roman" w:eastAsia="Times New Roman" w:cs="Times New Roman"/>
+          <w:noProof w:val="0"/>
+          <w:sz w:val="24"/>
+          <w:szCs w:val="24"/>
+          <w:lang w:val="en-US"/>
+        </w:rPr>
+        <w:t>S</w:t>
+      </w:r>
+      <w:r>
+        <w:rPr>
+          <w:rFonts w:ascii="Times New Roman" w:hAnsi="Times New Roman" w:eastAsia="Times New Roman" w:cs="Times New Roman"/>
+          <w:noProof w:val="0"/>
+          <w:sz w:val="24"/>
+          <w:szCs w:val="24"/>
+          <w:lang w:val="en-US"/>
+        </w:rPr>
+        <w:t xml:space="preserve">tatistically significant improvements were seen in biopsy method, </w:t>
+      </w:r>
+      <w:r>
+        <w:rPr>
+          <w:rFonts w:ascii="Times New Roman" w:hAnsi="Times New Roman" w:eastAsia="Times New Roman" w:cs="Times New Roman"/>
+          <w:noProof w:val="0"/>
+          <w:sz w:val="24"/>
+          <w:szCs w:val="24"/>
+          <w:lang w:val="en-US"/>
+        </w:rPr>
+        <w:t xml:space="preserve">confirmation of </w:t>
+      </w:r>
+      <w:r>
+        <w:rPr>
+          <w:rFonts w:ascii="Times New Roman" w:hAnsi="Times New Roman" w:eastAsia="Times New Roman" w:cs="Times New Roman"/>
+          <w:noProof w:val="0"/>
+          <w:sz w:val="24"/>
+          <w:szCs w:val="24"/>
+          <w:lang w:val="en-US"/>
+        </w:rPr>
+        <w:t>accurate</w:t>
+      </w:r>
+      <w:r>
+        <w:rPr>
+          <w:rFonts w:ascii="Times New Roman" w:hAnsi="Times New Roman" w:eastAsia="Times New Roman" w:cs="Times New Roman"/>
+          <w:noProof w:val="0"/>
+          <w:sz w:val="24"/>
+          <w:szCs w:val="24"/>
+          <w:lang w:val="en-US"/>
+        </w:rPr>
+        <w:t xml:space="preserve"> clip placement, extent of disease, and workup recommendation</w:t>
+      </w:r>
+      <w:ins w:author="James, Robert" w:date="2026-03-06T22:36:05.368Z" w16du:dateUtc="2026-03-06T22:36:05.368Z" w:id="1257445307">
         <w:r>
           <w:rPr>
             <w:rFonts w:ascii="Times New Roman" w:hAnsi="Times New Roman" w:eastAsia="Times New Roman" w:cs="Times New Roman"/>
+            <w:noProof w:val="0"/>
+            <w:sz w:val="24"/>
+            <w:szCs w:val="24"/>
+            <w:lang w:val="en-US"/>
           </w:rPr>
-          <w:t>co</w:t>
+          <w:t xml:space="preserve"> </w:t>
         </w:r>
       </w:ins>
-      <w:ins w:author="Moo, Tracy-Ann" w:date="2026-03-04T12:47:01.757Z" w16du:dateUtc="2026-03-04T12:47:01.757Z" w:id="494245069">
-        <w:r>
-          <w:rPr>
-            <w:rFonts w:ascii="Times New Roman" w:hAnsi="Times New Roman" w:eastAsia="Times New Roman" w:cs="Times New Roman"/>
-          </w:rPr>
-          <w:t xml:space="preserve">mparable or </w:t>
-        </w:r>
-      </w:ins>
       <w:r>
         <w:rPr>
           <w:rFonts w:ascii="Times New Roman" w:hAnsi="Times New Roman" w:eastAsia="Times New Roman" w:cs="Times New Roman"/>
           <w:kern w:val="0"/>
           <w14:ligatures w14:val="none"/>
         </w:rPr>
-        <w:t xml:space="preserve">higher accuracy than human summaries, with statistically significant improvements </w:t>
+        <w:t xml:space="preserve">(p &lt; 0.05). </w:t>
       </w:r>
       <w:r>
         <w:rPr>
@@ -373,7 +923,7 @@
           <w:kern w:val="0"/>
           <w14:ligatures w14:val="none"/>
         </w:rPr>
-        <w:t>observed</w:t>
+        <w:t xml:space="preserve">For pathologic features, </w:t>
       </w:r>
       <w:r>
         <w:rPr>
@@ -381,7 +931,7 @@
           <w:kern w:val="0"/>
           <w14:ligatures w14:val="none"/>
         </w:rPr>
-        <w:t xml:space="preserve"> for MRI enhancement extent, clip placement, and workup recommendations (p &lt; 0.05). For pathologic features, LLM accuracy was significantly higher for invasive </w:t>
+        <w:t xml:space="preserve">a statistically significant improvement in </w:t>
       </w:r>
       <w:r>
         <w:rPr>
@@ -389,7 +939,7 @@
           <w:kern w:val="0"/>
           <w14:ligatures w14:val="none"/>
         </w:rPr>
-        <w:t>component</w:t>
+        <w:t xml:space="preserve">the </w:t>
       </w:r>
       <w:r>
         <w:rPr>
@@ -397,7 +947,7 @@
           <w:kern w:val="0"/>
           <w14:ligatures w14:val="none"/>
         </w:rPr>
-        <w:t xml:space="preserve"> size reporting, driven by </w:t>
+        <w:t xml:space="preserve">proportion of </w:t>
       </w:r>
       <w:r>
         <w:rPr>
@@ -405,7 +955,7 @@
           <w:kern w:val="0"/>
           <w14:ligatures w14:val="none"/>
         </w:rPr>
-        <w:t>substantially lower</w:t>
+        <w:t xml:space="preserve">accurate</w:t>
       </w:r>
       <w:r>
         <w:rPr>
@@ -413,33 +963,15 @@
           <w:kern w:val="0"/>
           <w14:ligatures w14:val="none"/>
         </w:rPr>
-        <w:t xml:space="preserve"> omission rates compared with staff summaries (4.8% vs </w:t>
-      </w:r>
-      <w:del w:author="Sevilimedu Veeravalli, Srinivasa" w:date="2026-03-04T18:56:40.649Z" w16du:dateUtc="2026-03-04T18:56:40.649Z" w:id="2073184997">
-        <w:r>
-          <w:rPr>
-            <w:rFonts w:ascii="Times New Roman" w:hAnsi="Times New Roman" w:eastAsia="Times New Roman" w:cs="Times New Roman"/>
-          </w:rPr>
-          <w:delText>3</w:delText>
-        </w:r>
-      </w:del>
-      <w:ins w:author="Sevilimedu Veeravalli, Srinivasa" w:date="2026-03-04T18:56:40.735Z" w16du:dateUtc="2026-03-04T18:56:40.735Z" w:id="329855345">
-        <w:r>
-          <w:rPr>
-            <w:rFonts w:ascii="Times New Roman" w:hAnsi="Times New Roman" w:eastAsia="Times New Roman" w:cs="Times New Roman"/>
-            <w:kern w:val="0"/>
-            <w14:ligatures w14:val="none"/>
-          </w:rPr>
-          <w:t xml:space="preserve">7</w:t>
-        </w:r>
-      </w:ins>
+        <w:t xml:space="preserve"> </w:t>
+      </w:r>
       <w:r>
         <w:rPr>
           <w:rFonts w:ascii="Times New Roman" w:hAnsi="Times New Roman" w:eastAsia="Times New Roman" w:cs="Times New Roman"/>
           <w:kern w:val="0"/>
           <w14:ligatures w14:val="none"/>
         </w:rPr>
-        <w:t xml:space="preserve">0%, p &lt; 0.001). In contrast, staff summaries were more </w:t>
+        <w:t xml:space="preserve">classification was seen</w:t>
       </w:r>
       <w:r>
         <w:rPr>
@@ -447,7 +979,7 @@
           <w:kern w:val="0"/>
           <w14:ligatures w14:val="none"/>
         </w:rPr>
-        <w:t>accurate</w:t>
+        <w:t xml:space="preserve"> </w:t>
       </w:r>
       <w:r>
         <w:rPr>
@@ -455,23 +987,153 @@
           <w:kern w:val="0"/>
           <w14:ligatures w14:val="none"/>
         </w:rPr>
-        <w:t xml:space="preserve"> for receptor status reporting. </w:t>
-      </w:r>
-      <w:ins w:author="Moo, Tracy-Ann" w:date="2026-03-04T12:47:44.141Z" w16du:dateUtc="2026-03-04T12:47:44.141Z" w:id="927329031">
-        <w:r>
-          <w:rPr>
-            <w:rFonts w:ascii="Times New Roman" w:hAnsi="Times New Roman" w:eastAsia="Times New Roman" w:cs="Times New Roman"/>
-          </w:rPr>
-          <w:t xml:space="preserve">Field-level </w:t>
-        </w:r>
-      </w:ins>
+        <w:t xml:space="preserve">for invas</w:t>
+      </w:r>
       <w:r>
         <w:rPr>
           <w:rFonts w:ascii="Times New Roman" w:hAnsi="Times New Roman" w:eastAsia="Times New Roman" w:cs="Times New Roman"/>
           <w:kern w:val="0"/>
           <w14:ligatures w14:val="none"/>
         </w:rPr>
-        <w:t>Fabrication rates were low overall, ranging from 0–2% for LLM summaries and 0–1% for human summaries.</w:t>
+        <w:t xml:space="preserve">ive </w:t>
+      </w:r>
+      <w:r>
+        <w:rPr>
+          <w:rFonts w:ascii="Times New Roman" w:hAnsi="Times New Roman" w:eastAsia="Times New Roman" w:cs="Times New Roman"/>
+          <w:kern w:val="0"/>
+          <w14:ligatures w14:val="none"/>
+        </w:rPr>
+        <w:t>compo</w:t>
+      </w:r>
+      <w:r>
+        <w:rPr>
+          <w:rFonts w:ascii="Times New Roman" w:hAnsi="Times New Roman" w:eastAsia="Times New Roman" w:cs="Times New Roman"/>
+          <w:kern w:val="0"/>
+          <w14:ligatures w14:val="none"/>
+        </w:rPr>
+        <w:t>nent</w:t>
+      </w:r>
+      <w:r>
+        <w:rPr>
+          <w:rFonts w:ascii="Times New Roman" w:hAnsi="Times New Roman" w:eastAsia="Times New Roman" w:cs="Times New Roman"/>
+          <w:kern w:val="0"/>
+          <w14:ligatures w14:val="none"/>
+        </w:rPr>
+        <w:t xml:space="preserve"> size</w:t>
+      </w:r>
+      <w:r>
+        <w:rPr>
+          <w:rFonts w:ascii="Times New Roman" w:hAnsi="Times New Roman" w:eastAsia="Times New Roman" w:cs="Times New Roman"/>
+          <w:kern w:val="0"/>
+          <w14:ligatures w14:val="none"/>
+        </w:rPr>
+        <w:t xml:space="preserve">. In contrast, staff summaries </w:t>
+      </w:r>
+      <w:r>
+        <w:rPr>
+          <w:rFonts w:ascii="Times New Roman" w:hAnsi="Times New Roman" w:eastAsia="Times New Roman" w:cs="Times New Roman"/>
+          <w:kern w:val="0"/>
+          <w14:ligatures w14:val="none"/>
+        </w:rPr>
+        <w:t>contained</w:t>
+      </w:r>
+      <w:r>
+        <w:rPr>
+          <w:rFonts w:ascii="Times New Roman" w:hAnsi="Times New Roman" w:eastAsia="Times New Roman" w:cs="Times New Roman"/>
+          <w:kern w:val="0"/>
+          <w14:ligatures w14:val="none"/>
+        </w:rPr>
+        <w:t xml:space="preserve"> more </w:t>
+      </w:r>
+      <w:r>
+        <w:rPr>
+          <w:rFonts w:ascii="Times New Roman" w:hAnsi="Times New Roman" w:eastAsia="Times New Roman" w:cs="Times New Roman"/>
+          <w:kern w:val="0"/>
+          <w14:ligatures w14:val="none"/>
+        </w:rPr>
+        <w:t>accurate</w:t>
+      </w:r>
+      <w:r>
+        <w:rPr>
+          <w:rFonts w:ascii="Times New Roman" w:hAnsi="Times New Roman" w:eastAsia="Times New Roman" w:cs="Times New Roman"/>
+          <w:kern w:val="0"/>
+          <w14:ligatures w14:val="none"/>
+        </w:rPr>
+        <w:t xml:space="preserve"> </w:t>
+      </w:r>
+      <w:r>
+        <w:rPr>
+          <w:rFonts w:ascii="Times New Roman" w:hAnsi="Times New Roman" w:eastAsia="Times New Roman" w:cs="Times New Roman"/>
+          <w:kern w:val="0"/>
+          <w14:ligatures w14:val="none"/>
+        </w:rPr>
+        <w:t xml:space="preserve">information </w:t>
+      </w:r>
+      <w:r>
+        <w:rPr>
+          <w:rFonts w:ascii="Times New Roman" w:hAnsi="Times New Roman" w:eastAsia="Times New Roman" w:cs="Times New Roman"/>
+        </w:rPr>
+        <w:t xml:space="preserve">for receptor status reporting. </w:t>
+      </w:r>
+      <w:r>
+        <w:rPr>
+          <w:rFonts w:ascii="Times New Roman" w:hAnsi="Times New Roman" w:eastAsia="Times New Roman" w:cs="Times New Roman"/>
+        </w:rPr>
+        <w:t>Omission rates were lower for all features in LLM generated summaries</w:t>
+      </w:r>
+      <w:r>
+        <w:rPr>
+          <w:rFonts w:ascii="Times New Roman" w:hAnsi="Times New Roman" w:eastAsia="Times New Roman" w:cs="Times New Roman"/>
+        </w:rPr>
+        <w:t xml:space="preserve">. </w:t>
+      </w:r>
+      <w:r>
+        <w:rPr>
+          <w:rFonts w:ascii="Times New Roman" w:hAnsi="Times New Roman" w:eastAsia="Times New Roman" w:cs="Times New Roman"/>
+        </w:rPr>
+        <w:t>F</w:t>
+      </w:r>
+      <w:r>
+        <w:rPr>
+          <w:rFonts w:ascii="Times New Roman" w:hAnsi="Times New Roman" w:eastAsia="Times New Roman" w:cs="Times New Roman"/>
+        </w:rPr>
+        <w:t>abrication</w:t>
+      </w:r>
+      <w:r>
+        <w:rPr>
+          <w:rFonts w:ascii="Times New Roman" w:hAnsi="Times New Roman" w:eastAsia="Times New Roman" w:cs="Times New Roman"/>
+        </w:rPr>
+        <w:t xml:space="preserve"> </w:t>
+      </w:r>
+      <w:r>
+        <w:rPr>
+          <w:rFonts w:ascii="Times New Roman" w:hAnsi="Times New Roman" w:eastAsia="Times New Roman" w:cs="Times New Roman"/>
+        </w:rPr>
+        <w:t xml:space="preserve">rates </w:t>
+      </w:r>
+      <w:r>
+        <w:rPr>
+          <w:rFonts w:ascii="Times New Roman" w:hAnsi="Times New Roman" w:eastAsia="Times New Roman" w:cs="Times New Roman"/>
+        </w:rPr>
+        <w:t xml:space="preserve">for each feature </w:t>
+      </w:r>
+      <w:r>
+        <w:rPr>
+          <w:rFonts w:ascii="Times New Roman" w:hAnsi="Times New Roman" w:eastAsia="Times New Roman" w:cs="Times New Roman"/>
+        </w:rPr>
+        <w:t xml:space="preserve">were </w:t>
+      </w:r>
+      <w:r>
+        <w:rPr>
+          <w:rFonts w:ascii="Times New Roman" w:hAnsi="Times New Roman" w:eastAsia="Times New Roman" w:cs="Times New Roman"/>
+        </w:rPr>
+        <w:t>l</w:t>
+      </w:r>
+      <w:r>
+        <w:rPr>
+          <w:rFonts w:ascii="Times New Roman" w:hAnsi="Times New Roman" w:eastAsia="Times New Roman" w:cs="Times New Roman"/>
+        </w:rPr>
+        <w:t>ow overall, ranging from 0–2% for LLM summaries and 0–1% for human summaries.</w:t>
       </w:r>
     </w:p>
     <w:p>
@@ -538,7 +1200,31 @@
           <w:kern w:val="0"/>
           <w14:ligatures w14:val="none"/>
         </w:rPr>
-        <w:t xml:space="preserve"> to staff summaries for most radiologic and pathologic elements, though performance was limited for receptor status reporting. These findings suggest that LLM-assisted extraction may improve documentation efficiency and consistency in breast surgical oncology workflows. Human oversight </w:t>
+        <w:t xml:space="preserve"> to staff summaries for most radiologic and pathologic elements, though performance was limited for receptor status reporting. These findings suggest </w:t>
+      </w:r>
+      <w:r>
+        <w:rPr>
+          <w:rFonts w:ascii="Times New Roman" w:hAnsi="Times New Roman" w:eastAsia="Times New Roman" w:cs="Times New Roman"/>
+          <w:kern w:val="0"/>
+          <w14:ligatures w14:val="none"/>
+        </w:rPr>
+        <w:t xml:space="preserve">LLM-assisted extraction may improve documentation efficiency and consistency in </w:t>
+      </w:r>
+      <w:r>
+        <w:rPr>
+          <w:rFonts w:ascii="Times New Roman" w:hAnsi="Times New Roman" w:eastAsia="Times New Roman" w:cs="Times New Roman"/>
+          <w:kern w:val="0"/>
+          <w14:ligatures w14:val="none"/>
+        </w:rPr>
+        <w:t xml:space="preserve">preoperative </w:t>
+      </w:r>
+      <w:r>
+        <w:rPr>
+          <w:rFonts w:ascii="Times New Roman" w:hAnsi="Times New Roman" w:eastAsia="Times New Roman" w:cs="Times New Roman"/>
+          <w:kern w:val="0"/>
+          <w14:ligatures w14:val="none"/>
+        </w:rPr>
+        <w:t xml:space="preserve">breast surgical oncology workflows. Human oversight </w:t>
       </w:r>
       <w:r>
         <w:rPr>
@@ -606,7 +1292,47 @@
           <w:u w:val="single"/>
           <w:lang w:val="en-US"/>
         </w:rPr>
-        <w:t>Table 1. Accuracy, Omission, and Fabrication Rates for Radiology and Pathology Elements: LLM vs. Human Summaries (N=200)</w:t>
+        <w:t>Table 1. Accuracy</w:t>
+      </w:r>
+      <w:r>
+        <w:rPr>
+          <w:rFonts w:ascii="Times New Roman" w:hAnsi="Times New Roman" w:eastAsia="Times New Roman" w:cs="Times New Roman"/>
+          <w:b w:val="0"/>
+          <w:bCs w:val="0"/>
+          <w:i w:val="0"/>
+          <w:iCs w:val="0"/>
+          <w:caps w:val="0"/>
+          <w:smallCaps w:val="0"/>
+          <w:strike w:val="0"/>
+          <w:dstrike w:val="0"/>
+          <w:noProof w:val="0"/>
+          <w:color w:val="D13438"/>
+          <w:sz w:val="24"/>
+          <w:szCs w:val="24"/>
+          <w:u w:val="single"/>
+          <w:lang w:val="en-US"/>
+        </w:rPr>
+        <w:t xml:space="preserve">, </w:t>
+      </w:r>
+      <w:r>
+        <w:rPr>
+          <w:rFonts w:ascii="Times New Roman" w:hAnsi="Times New Roman" w:eastAsia="Times New Roman" w:cs="Times New Roman"/>
+          <w:b w:val="0"/>
+          <w:bCs w:val="0"/>
+          <w:i w:val="0"/>
+          <w:iCs w:val="0"/>
+          <w:caps w:val="0"/>
+          <w:smallCaps w:val="0"/>
+          <w:strike w:val="0"/>
+          <w:dstrike w:val="0"/>
+          <w:noProof w:val="0"/>
+          <w:color w:val="D13438"/>
+          <w:sz w:val="24"/>
+          <w:szCs w:val="24"/>
+          <w:u w:val="single"/>
+          <w:lang w:val="en-US"/>
+        </w:rPr>
+        <w:t xml:space="preserve">Omission, and Fabrication Rates for Radiology and Pathology Elements: LLM vs. Human Summaries </w:t>
       </w:r>
     </w:p>
     <w:tbl>
@@ -1288,6 +2014,40 @@
               </w:rPr>
               <w:t>96</w:t>
             </w:r>
+            <w:r>
+              <w:rPr>
+                <w:rFonts w:ascii="Arial" w:hAnsi="Arial" w:eastAsia="Arial" w:cs="Arial"/>
+                <w:b w:val="0"/>
+                <w:bCs w:val="0"/>
+                <w:i w:val="0"/>
+                <w:iCs w:val="0"/>
+                <w:strike w:val="0"/>
+                <w:dstrike w:val="0"/>
+                <w:color w:val="D13438"/>
+                <w:sz w:val="20"/>
+                <w:szCs w:val="20"/>
+                <w:u w:val="single"/>
+                <w:lang w:val="en-US"/>
+              </w:rPr>
+              <w:t xml:space="preserve"> </w:t>
+            </w:r>
+            <w:r>
+              <w:rPr>
+                <w:rFonts w:ascii="Arial" w:hAnsi="Arial" w:eastAsia="Arial" w:cs="Arial"/>
+                <w:b w:val="0"/>
+                <w:bCs w:val="0"/>
+                <w:i w:val="0"/>
+                <w:iCs w:val="0"/>
+                <w:strike w:val="0"/>
+                <w:dstrike w:val="0"/>
+                <w:color w:val="D13438"/>
+                <w:sz w:val="20"/>
+                <w:szCs w:val="20"/>
+                <w:u w:val="single"/>
+                <w:lang w:val="en-US"/>
+              </w:rPr>
+              <w:t>(92-98)</w:t>
+            </w:r>
           </w:p>
         </w:tc>
         <w:tc>
@@ -1315,9 +2075,13 @@
                 <w:bCs w:val="0"/>
                 <w:i w:val="0"/>
                 <w:iCs w:val="0"/>
-                <w:color w:val="D13438"/>
-                <w:sz w:val="20"/>
-                <w:szCs w:val="20"/>
+                <w:strike w:val="0"/>
+                <w:dstrike w:val="0"/>
+                <w:color w:val="D13438"/>
+                <w:sz w:val="20"/>
+                <w:szCs w:val="20"/>
+                <w:u w:val="single"/>
+                <w:lang w:val="en-US"/>
               </w:rPr>
             </w:pPr>
             <w:r>
@@ -1337,6 +2101,57 @@
               </w:rPr>
               <w:t>2.6</w:t>
             </w:r>
+            <w:r>
+              <w:rPr>
+                <w:rFonts w:ascii="Arial" w:hAnsi="Arial" w:eastAsia="Arial" w:cs="Arial"/>
+                <w:b w:val="0"/>
+                <w:bCs w:val="0"/>
+                <w:i w:val="0"/>
+                <w:iCs w:val="0"/>
+                <w:strike w:val="0"/>
+                <w:dstrike w:val="0"/>
+                <w:color w:val="D13438"/>
+                <w:sz w:val="20"/>
+                <w:szCs w:val="20"/>
+                <w:u w:val="single"/>
+                <w:lang w:val="en-US"/>
+              </w:rPr>
+              <w:t xml:space="preserve"> </w:t>
+            </w:r>
+            <w:r>
+              <w:rPr>
+                <w:rFonts w:ascii="Arial" w:hAnsi="Arial" w:eastAsia="Arial" w:cs="Arial"/>
+                <w:b w:val="0"/>
+                <w:bCs w:val="0"/>
+                <w:i w:val="0"/>
+                <w:iCs w:val="0"/>
+                <w:strike w:val="0"/>
+                <w:dstrike w:val="0"/>
+                <w:color w:val="D13438"/>
+                <w:sz w:val="20"/>
+                <w:szCs w:val="20"/>
+                <w:u w:val="single"/>
+                <w:lang w:val="en-US"/>
+              </w:rPr>
+              <w:t>(0.94</w:t>
+            </w:r>
+            <w:r>
+              <w:rPr>
+                <w:rFonts w:ascii="Arial" w:hAnsi="Arial" w:eastAsia="Arial" w:cs="Arial"/>
+                <w:b w:val="0"/>
+                <w:bCs w:val="0"/>
+                <w:i w:val="0"/>
+                <w:iCs w:val="0"/>
+                <w:strike w:val="0"/>
+                <w:dstrike w:val="0"/>
+                <w:color w:val="D13438"/>
+                <w:sz w:val="20"/>
+                <w:szCs w:val="20"/>
+                <w:u w:val="single"/>
+                <w:lang w:val="en-US"/>
+              </w:rPr>
+              <w:t>-6.2)</w:t>
+            </w:r>
           </w:p>
         </w:tc>
         <w:tc>
@@ -1364,9 +2179,13 @@
                 <w:bCs w:val="0"/>
                 <w:i w:val="0"/>
                 <w:iCs w:val="0"/>
-                <w:color w:val="D13438"/>
-                <w:sz w:val="20"/>
-                <w:szCs w:val="20"/>
+                <w:strike w:val="0"/>
+                <w:dstrike w:val="0"/>
+                <w:color w:val="D13438"/>
+                <w:sz w:val="20"/>
+                <w:szCs w:val="20"/>
+                <w:u w:val="single"/>
+                <w:lang w:val="en-US"/>
               </w:rPr>
             </w:pPr>
             <w:r>
@@ -1386,6 +2205,57 @@
               </w:rPr>
               <w:t>1</w:t>
             </w:r>
+            <w:r>
+              <w:rPr>
+                <w:rFonts w:ascii="Arial" w:hAnsi="Arial" w:eastAsia="Arial" w:cs="Arial"/>
+                <w:b w:val="0"/>
+                <w:bCs w:val="0"/>
+                <w:i w:val="0"/>
+                <w:iCs w:val="0"/>
+                <w:strike w:val="0"/>
+                <w:dstrike w:val="0"/>
+                <w:color w:val="D13438"/>
+                <w:sz w:val="20"/>
+                <w:szCs w:val="20"/>
+                <w:u w:val="single"/>
+                <w:lang w:val="en-US"/>
+              </w:rPr>
+              <w:t xml:space="preserve"> (</w:t>
+            </w:r>
+            <w:r>
+              <w:rPr>
+                <w:rFonts w:ascii="Arial" w:hAnsi="Arial" w:eastAsia="Arial" w:cs="Arial"/>
+                <w:b w:val="0"/>
+                <w:bCs w:val="0"/>
+                <w:i w:val="0"/>
+                <w:iCs w:val="0"/>
+                <w:strike w:val="0"/>
+                <w:dstrike w:val="0"/>
+                <w:color w:val="D13438"/>
+                <w:sz w:val="20"/>
+                <w:szCs w:val="20"/>
+                <w:u w:val="single"/>
+                <w:lang w:val="en-US"/>
+              </w:rPr>
+              <w:t>0.18-4.0</w:t>
+            </w:r>
+            <w:r>
+              <w:rPr>
+                <w:rFonts w:ascii="Arial" w:hAnsi="Arial" w:eastAsia="Arial" w:cs="Arial"/>
+                <w:b w:val="0"/>
+                <w:bCs w:val="0"/>
+                <w:i w:val="0"/>
+                <w:iCs w:val="0"/>
+                <w:strike w:val="0"/>
+                <w:dstrike w:val="0"/>
+                <w:color w:val="D13438"/>
+                <w:sz w:val="20"/>
+                <w:szCs w:val="20"/>
+                <w:u w:val="single"/>
+                <w:lang w:val="en-US"/>
+              </w:rPr>
+              <w:t>)</w:t>
+            </w:r>
           </w:p>
         </w:tc>
         <w:tc>
@@ -1435,6 +2305,23 @@
               </w:rPr>
               <w:t>95</w:t>
             </w:r>
+            <w:r>
+              <w:rPr>
+                <w:rFonts w:ascii="Arial" w:hAnsi="Arial" w:eastAsia="Arial" w:cs="Arial"/>
+                <w:b w:val="0"/>
+                <w:bCs w:val="0"/>
+                <w:i w:val="0"/>
+                <w:iCs w:val="0"/>
+                <w:strike w:val="0"/>
+                <w:dstrike w:val="0"/>
+                <w:color w:val="D13438"/>
+                <w:sz w:val="20"/>
+                <w:szCs w:val="20"/>
+                <w:u w:val="single"/>
+                <w:lang w:val="en-US"/>
+              </w:rPr>
+              <w:t xml:space="preserve"> (91-98)</w:t>
+            </w:r>
           </w:p>
         </w:tc>
         <w:tc>
@@ -1484,6 +2371,23 @@
               </w:rPr>
               <w:t>2.6</w:t>
             </w:r>
+            <w:r>
+              <w:rPr>
+                <w:rFonts w:ascii="Arial" w:hAnsi="Arial" w:eastAsia="Arial" w:cs="Arial"/>
+                <w:b w:val="0"/>
+                <w:bCs w:val="0"/>
+                <w:i w:val="0"/>
+                <w:iCs w:val="0"/>
+                <w:strike w:val="0"/>
+                <w:dstrike w:val="0"/>
+                <w:color w:val="D13438"/>
+                <w:sz w:val="20"/>
+                <w:szCs w:val="20"/>
+                <w:u w:val="single"/>
+                <w:lang w:val="en-US"/>
+              </w:rPr>
+              <w:t xml:space="preserve"> (0.94-6.2)</w:t>
+            </w:r>
           </w:p>
         </w:tc>
         <w:tc>
@@ -1505,16 +2409,12 @@
           </w:tcPr>
           <w:p>
             <w:pPr>
-              <w:rPr>
-                <w:rFonts w:ascii="Arial" w:hAnsi="Arial" w:eastAsia="Arial" w:cs="Arial"/>
-                <w:b w:val="0"/>
-                <w:bCs w:val="0"/>
-                <w:i w:val="0"/>
-                <w:iCs w:val="0"/>
-                <w:color w:val="D13438"/>
-                <w:sz w:val="20"/>
-                <w:szCs w:val="20"/>
-              </w:rPr>
+              <w:pStyle w:val="Normal"/>
+              <w:suppressLineNumbers w:val="0"/>
+              <w:bidi w:val="0"/>
+              <w:spacing w:before="0" w:beforeAutospacing="off" w:after="160" w:afterAutospacing="off" w:line="278" w:lineRule="auto"/>
+              <w:ind w:left="0" w:right="0"/>
+              <w:jc w:val="left"/>
             </w:pPr>
             <w:r>
               <w:rPr>
@@ -1533,13 +2433,22 @@
               </w:rPr>
               <w:t>2</w:t>
             </w:r>
-            <w:commentRangeStart w:id="143984132"/>
-            <w:commentRangeEnd w:id="143984132"/>
-            <w:r>
-              <w:rPr>
-                <w:rStyle w:val="CommentReference"/>
-              </w:rPr>
-              <w:commentReference w:id="143984132"/>
+            <w:r>
+              <w:rPr>
+                <w:rFonts w:ascii="Arial" w:hAnsi="Arial" w:eastAsia="Arial" w:cs="Arial"/>
+                <w:b w:val="0"/>
+                <w:bCs w:val="0"/>
+                <w:i w:val="0"/>
+                <w:iCs w:val="0"/>
+                <w:strike w:val="0"/>
+                <w:dstrike w:val="0"/>
+                <w:color w:val="D13438"/>
+                <w:sz w:val="20"/>
+                <w:szCs w:val="20"/>
+                <w:u w:val="single"/>
+                <w:lang w:val="en-US"/>
+              </w:rPr>
+              <w:t xml:space="preserve"> (0.66-5.5)</w:t>
             </w:r>
           </w:p>
         </w:tc>
@@ -1591,7 +2500,7 @@
               </w:rPr>
               <w:t>0.6</w:t>
             </w:r>
-            <w:ins w:author="Sevilimedu Veeravalli, Srinivasa" w:date="2026-03-04T19:28:51.432Z" w16du:dateUtc="2026-03-04T19:28:51.432Z" w:id="638761155">
+            <w:ins w:author="Sevilimedu Veeravalli, Srinivasa" w:date="2026-03-04T19:28:51.432Z" w16du:dateUtc="2026-03-04T19:28:51.432Z" w:id="602214505">
               <w:r>
                 <w:rPr>
                   <w:rFonts w:ascii="Arial" w:hAnsi="Arial" w:eastAsia="Arial" w:cs="Arial"/>
@@ -1714,6 +2623,23 @@
               </w:rPr>
               <w:t>98</w:t>
             </w:r>
+            <w:r>
+              <w:rPr>
+                <w:rFonts w:ascii="Arial" w:hAnsi="Arial" w:eastAsia="Arial" w:cs="Arial"/>
+                <w:b w:val="0"/>
+                <w:bCs w:val="0"/>
+                <w:i w:val="0"/>
+                <w:iCs w:val="0"/>
+                <w:strike w:val="0"/>
+                <w:dstrike w:val="0"/>
+                <w:color w:val="D13438"/>
+                <w:sz w:val="20"/>
+                <w:szCs w:val="20"/>
+                <w:u w:val="single"/>
+                <w:lang w:val="en-US"/>
+              </w:rPr>
+              <w:t xml:space="preserve"> (95-100)</w:t>
+            </w:r>
           </w:p>
         </w:tc>
         <w:tc>
@@ -1763,6 +2689,23 @@
               </w:rPr>
               <w:t>1.5</w:t>
             </w:r>
+            <w:r>
+              <w:rPr>
+                <w:rFonts w:ascii="Arial" w:hAnsi="Arial" w:eastAsia="Arial" w:cs="Arial"/>
+                <w:b w:val="0"/>
+                <w:bCs w:val="0"/>
+                <w:i w:val="0"/>
+                <w:iCs w:val="0"/>
+                <w:strike w:val="0"/>
+                <w:dstrike w:val="0"/>
+                <w:color w:val="D13438"/>
+                <w:sz w:val="20"/>
+                <w:szCs w:val="20"/>
+                <w:u w:val="single"/>
+                <w:lang w:val="en-US"/>
+              </w:rPr>
+              <w:t xml:space="preserve"> (0.39-4.7)</w:t>
+            </w:r>
           </w:p>
         </w:tc>
         <w:tc>
@@ -1812,6 +2755,23 @@
               </w:rPr>
               <w:t>0</w:t>
             </w:r>
+            <w:r>
+              <w:rPr>
+                <w:rFonts w:ascii="Arial" w:hAnsi="Arial" w:eastAsia="Arial" w:cs="Arial"/>
+                <w:b w:val="0"/>
+                <w:bCs w:val="0"/>
+                <w:i w:val="0"/>
+                <w:iCs w:val="0"/>
+                <w:strike w:val="0"/>
+                <w:dstrike w:val="0"/>
+                <w:color w:val="D13438"/>
+                <w:sz w:val="20"/>
+                <w:szCs w:val="20"/>
+                <w:u w:val="single"/>
+                <w:lang w:val="en-US"/>
+              </w:rPr>
+              <w:t xml:space="preserve"> </w:t>
+            </w:r>
           </w:p>
         </w:tc>
         <w:tc>
@@ -1861,6 +2821,23 @@
               </w:rPr>
               <w:t>98</w:t>
             </w:r>
+            <w:r>
+              <w:rPr>
+                <w:rFonts w:ascii="Arial" w:hAnsi="Arial" w:eastAsia="Arial" w:cs="Arial"/>
+                <w:b w:val="0"/>
+                <w:bCs w:val="0"/>
+                <w:i w:val="0"/>
+                <w:iCs w:val="0"/>
+                <w:strike w:val="0"/>
+                <w:dstrike w:val="0"/>
+                <w:color w:val="D13438"/>
+                <w:sz w:val="20"/>
+                <w:szCs w:val="20"/>
+                <w:u w:val="single"/>
+                <w:lang w:val="en-US"/>
+              </w:rPr>
+              <w:t xml:space="preserve"> (95-99)</w:t>
+            </w:r>
           </w:p>
         </w:tc>
         <w:tc>
@@ -1908,7 +2885,24 @@
                 <w:u w:val="single"/>
                 <w:lang w:val="en-US"/>
               </w:rPr>
-              <w:t>2.4</w:t>
+              <w:t>2.</w:t>
+            </w:r>
+            <w:r>
+              <w:rPr>
+                <w:rFonts w:ascii="Arial" w:hAnsi="Arial" w:eastAsia="Arial" w:cs="Arial"/>
+                <w:b w:val="0"/>
+                <w:bCs w:val="0"/>
+                <w:i w:val="0"/>
+                <w:iCs w:val="0"/>
+                <w:strike w:val="0"/>
+                <w:dstrike w:val="0"/>
+                <w:color w:val="D13438"/>
+                <w:sz w:val="20"/>
+                <w:szCs w:val="20"/>
+                <w:u w:val="single"/>
+                <w:lang w:val="en-US"/>
+              </w:rPr>
+              <w:t>0 (0.65-5.4)</w:t>
             </w:r>
           </w:p>
         </w:tc>
@@ -1992,44 +2986,23 @@
                 <w:szCs w:val="20"/>
               </w:rPr>
             </w:pPr>
-            <w:del w:author="Sevilimedu Veeravalli, Srinivasa" w:date="2026-03-04T19:05:43.621Z" w16du:dateUtc="2026-03-04T19:05:43.621Z" w:id="1551557833">
-              <w:r>
-                <w:rPr>
-                  <w:rFonts w:ascii="Arial" w:hAnsi="Arial" w:eastAsia="Arial" w:cs="Arial"/>
-                  <w:b w:val="0"/>
-                  <w:bCs w:val="0"/>
-                  <w:i w:val="0"/>
-                  <w:iCs w:val="0"/>
-                  <w:strike w:val="0"/>
-                  <w:dstrike w:val="0"/>
-                  <w:color w:val="D13438"/>
-                  <w:sz w:val="20"/>
-                  <w:szCs w:val="20"/>
-                  <w:u w:val="single"/>
-                  <w:lang w:val="en-US"/>
-                </w:rPr>
-                <w:delText>1</w:delText>
-              </w:r>
-            </w:del>
-            <w:ins w:author="Sevilimedu Veeravalli, Srinivasa" w:date="2026-03-04T19:05:45.495Z" w16du:dateUtc="2026-03-04T19:05:45.495Z" w:id="547670236">
-              <w:r>
-                <w:rPr>
-                  <w:rFonts w:ascii="Arial" w:hAnsi="Arial" w:eastAsia="Arial" w:cs="Arial"/>
-                  <w:b w:val="0"/>
-                  <w:bCs w:val="0"/>
-                  <w:i w:val="0"/>
-                  <w:iCs w:val="0"/>
-                  <w:strike w:val="0"/>
-                  <w:dstrike w:val="0"/>
-                  <w:color w:val="D13438"/>
-                  <w:sz w:val="20"/>
-                  <w:szCs w:val="20"/>
-                  <w:u w:val="single"/>
-                  <w:lang w:val="en-US"/>
-                </w:rPr>
-                <w:t>0.99</w:t>
-              </w:r>
-            </w:ins>
+            <w:r>
+              <w:rPr>
+                <w:rFonts w:ascii="Arial" w:hAnsi="Arial" w:eastAsia="Arial" w:cs="Arial"/>
+                <w:b w:val="0"/>
+                <w:bCs w:val="0"/>
+                <w:i w:val="0"/>
+                <w:iCs w:val="0"/>
+                <w:strike w:val="0"/>
+                <w:dstrike w:val="0"/>
+                <w:color w:val="D13438"/>
+                <w:sz w:val="20"/>
+                <w:szCs w:val="20"/>
+                <w:u w:val="single"/>
+                <w:lang w:val="en-US"/>
+              </w:rPr>
+              <w:t>0.99</w:t>
+            </w:r>
           </w:p>
         </w:tc>
       </w:tr>
@@ -2082,7 +3055,24 @@
                 <w:u w:val="single"/>
                 <w:lang w:val="en-US"/>
               </w:rPr>
-              <w:t>laterality</w:t>
+              <w:t>L</w:t>
+            </w:r>
+            <w:r>
+              <w:rPr>
+                <w:rFonts w:ascii="Arial" w:hAnsi="Arial" w:eastAsia="Arial" w:cs="Arial"/>
+                <w:b w:val="0"/>
+                <w:bCs w:val="0"/>
+                <w:i w:val="0"/>
+                <w:iCs w:val="0"/>
+                <w:strike w:val="0"/>
+                <w:dstrike w:val="0"/>
+                <w:color w:val="D13438"/>
+                <w:sz w:val="20"/>
+                <w:szCs w:val="20"/>
+                <w:u w:val="single"/>
+                <w:lang w:val="en-US"/>
+              </w:rPr>
+              <w:t>aterality</w:t>
             </w:r>
           </w:p>
         </w:tc>
@@ -2134,6 +3124,23 @@
               </w:rPr>
               <w:t>100</w:t>
             </w:r>
+            <w:r>
+              <w:rPr>
+                <w:rFonts w:ascii="Arial" w:hAnsi="Arial" w:eastAsia="Arial" w:cs="Arial"/>
+                <w:b w:val="0"/>
+                <w:bCs w:val="0"/>
+                <w:i w:val="0"/>
+                <w:iCs w:val="0"/>
+                <w:strike w:val="0"/>
+                <w:dstrike w:val="0"/>
+                <w:color w:val="D13438"/>
+                <w:sz w:val="20"/>
+                <w:szCs w:val="20"/>
+                <w:u w:val="single"/>
+                <w:lang w:val="en-US"/>
+              </w:rPr>
+              <w:t xml:space="preserve"> (97-100)</w:t>
+            </w:r>
           </w:p>
         </w:tc>
         <w:tc>
@@ -2183,6 +3190,23 @@
               </w:rPr>
               <w:t>0.5</w:t>
             </w:r>
+            <w:r>
+              <w:rPr>
+                <w:rFonts w:ascii="Arial" w:hAnsi="Arial" w:eastAsia="Arial" w:cs="Arial"/>
+                <w:b w:val="0"/>
+                <w:bCs w:val="0"/>
+                <w:i w:val="0"/>
+                <w:iCs w:val="0"/>
+                <w:strike w:val="0"/>
+                <w:dstrike w:val="0"/>
+                <w:color w:val="D13438"/>
+                <w:sz w:val="20"/>
+                <w:szCs w:val="20"/>
+                <w:u w:val="single"/>
+                <w:lang w:val="en-US"/>
+              </w:rPr>
+              <w:t xml:space="preserve"> (0.03-3.2)</w:t>
+            </w:r>
           </w:p>
         </w:tc>
         <w:tc>
@@ -2281,6 +3305,23 @@
               </w:rPr>
               <w:t>100</w:t>
             </w:r>
+            <w:r>
+              <w:rPr>
+                <w:rFonts w:ascii="Arial" w:hAnsi="Arial" w:eastAsia="Arial" w:cs="Arial"/>
+                <w:b w:val="0"/>
+                <w:bCs w:val="0"/>
+                <w:i w:val="0"/>
+                <w:iCs w:val="0"/>
+                <w:strike w:val="0"/>
+                <w:dstrike w:val="0"/>
+                <w:color w:val="D13438"/>
+                <w:sz w:val="20"/>
+                <w:szCs w:val="20"/>
+                <w:u w:val="single"/>
+                <w:lang w:val="en-US"/>
+              </w:rPr>
+              <w:t xml:space="preserve"> (97-100)</w:t>
+            </w:r>
           </w:p>
         </w:tc>
         <w:tc>
@@ -2329,6 +3370,23 @@
                 <w:lang w:val="en-US"/>
               </w:rPr>
               <w:t>0.5</w:t>
+            </w:r>
+            <w:r>
+              <w:rPr>
+                <w:rFonts w:ascii="Arial" w:hAnsi="Arial" w:eastAsia="Arial" w:cs="Arial"/>
+                <w:b w:val="0"/>
+                <w:bCs w:val="0"/>
+                <w:i w:val="0"/>
+                <w:iCs w:val="0"/>
+                <w:strike w:val="0"/>
+                <w:dstrike w:val="0"/>
+                <w:color w:val="D13438"/>
+                <w:sz w:val="20"/>
+                <w:szCs w:val="20"/>
+                <w:u w:val="single"/>
+                <w:lang w:val="en-US"/>
+              </w:rPr>
+              <w:t xml:space="preserve"> (0.03-3.2)</w:t>
             </w:r>
           </w:p>
         </w:tc>
@@ -2412,44 +3470,566 @@
                 <w:szCs w:val="20"/>
               </w:rPr>
             </w:pPr>
-            <w:del w:author="Sevilimedu Veeravalli, Srinivasa" w:date="2026-03-04T19:06:59.331Z" w16du:dateUtc="2026-03-04T19:06:59.331Z" w:id="796082143">
-              <w:r>
-                <w:rPr>
-                  <w:rFonts w:ascii="Arial" w:hAnsi="Arial" w:eastAsia="Arial" w:cs="Arial"/>
-                  <w:b w:val="0"/>
-                  <w:bCs w:val="0"/>
-                  <w:i w:val="0"/>
-                  <w:iCs w:val="0"/>
-                  <w:strike w:val="0"/>
-                  <w:dstrike w:val="0"/>
-                  <w:color w:val="D13438"/>
-                  <w:sz w:val="20"/>
-                  <w:szCs w:val="20"/>
-                  <w:u w:val="single"/>
-                  <w:lang w:val="en-US"/>
-                </w:rPr>
-                <w:delText>1</w:delText>
-              </w:r>
-            </w:del>
-            <w:ins w:author="Sevilimedu Veeravalli, Srinivasa" w:date="2026-03-04T19:07:06.966Z" w16du:dateUtc="2026-03-04T19:07:06.966Z" w:id="960342207">
-              <w:r>
-                <w:rPr>
-                  <w:rFonts w:ascii="Arial" w:hAnsi="Arial" w:eastAsia="Arial" w:cs="Arial"/>
-                  <w:b w:val="0"/>
-                  <w:bCs w:val="0"/>
-                  <w:i w:val="0"/>
-                  <w:iCs w:val="0"/>
-                  <w:strike w:val="0"/>
-                  <w:dstrike w:val="0"/>
-                  <w:color w:val="D13438"/>
-                  <w:sz w:val="20"/>
-                  <w:szCs w:val="20"/>
-                  <w:u w:val="single"/>
-                  <w:lang w:val="en-US"/>
-                </w:rPr>
-                <w:t>0.99</w:t>
-              </w:r>
-            </w:ins>
+            <w:r>
+              <w:rPr>
+                <w:rFonts w:ascii="Arial" w:hAnsi="Arial" w:eastAsia="Arial" w:cs="Arial"/>
+                <w:b w:val="0"/>
+                <w:bCs w:val="0"/>
+                <w:i w:val="0"/>
+                <w:iCs w:val="0"/>
+                <w:strike w:val="0"/>
+                <w:dstrike w:val="0"/>
+                <w:color w:val="D13438"/>
+                <w:sz w:val="20"/>
+                <w:szCs w:val="20"/>
+                <w:u w:val="single"/>
+                <w:lang w:val="en-US"/>
+              </w:rPr>
+              <w:t>0.99</w:t>
+            </w:r>
+          </w:p>
+        </w:tc>
+      </w:tr>
+      <w:tr>
+        <w:trPr>
+          <w:trHeight w:val="1125"/>
+        </w:trPr>
+        <w:tc>
+          <w:tcPr>
+            <w:tcW w:w="2145" w:type="dxa"/>
+            <w:tcBorders>
+              <w:top w:val="single" w:color="FFFFFF" w:themeColor="background1" w:sz="6"/>
+              <w:left w:val="single" w:color="FFFFFF" w:themeColor="background1" w:sz="6"/>
+              <w:bottom w:val="single" w:color="FFFFFF" w:themeColor="background1" w:sz="6"/>
+              <w:right w:val="single" w:color="FFFFFF" w:themeColor="background1" w:sz="6"/>
+            </w:tcBorders>
+            <w:tcMar>
+              <w:top w:w="60" w:type="dxa"/>
+              <w:left w:w="135" w:type="dxa"/>
+              <w:bottom w:w="60" w:type="dxa"/>
+              <w:right w:w="135" w:type="dxa"/>
+            </w:tcMar>
+            <w:vAlign w:val="top"/>
+          </w:tcPr>
+          <w:p>
+            <w:pPr>
+              <w:rPr>
+                <w:rFonts w:ascii="Arial" w:hAnsi="Arial" w:eastAsia="Arial" w:cs="Arial"/>
+                <w:b w:val="0"/>
+                <w:bCs w:val="0"/>
+                <w:i w:val="0"/>
+                <w:iCs w:val="0"/>
+                <w:strike w:val="0"/>
+                <w:dstrike w:val="0"/>
+                <w:color w:val="D13438"/>
+                <w:sz w:val="20"/>
+                <w:szCs w:val="20"/>
+                <w:u w:val="single"/>
+                <w:lang w:val="en-US"/>
+              </w:rPr>
+            </w:pPr>
+            <w:r>
+              <w:rPr>
+                <w:rFonts w:ascii="Arial" w:hAnsi="Arial" w:eastAsia="Arial" w:cs="Arial"/>
+                <w:b w:val="0"/>
+                <w:bCs w:val="0"/>
+                <w:i w:val="0"/>
+                <w:iCs w:val="0"/>
+                <w:strike w:val="0"/>
+                <w:dstrike w:val="0"/>
+                <w:color w:val="D13438"/>
+                <w:sz w:val="20"/>
+                <w:szCs w:val="20"/>
+                <w:u w:val="single"/>
+                <w:lang w:val="en-US"/>
+              </w:rPr>
+              <w:t>Calcification</w:t>
+            </w:r>
+            <w:r>
+              <w:rPr>
+                <w:rFonts w:ascii="Arial" w:hAnsi="Arial" w:eastAsia="Arial" w:cs="Arial"/>
+                <w:b w:val="0"/>
+                <w:bCs w:val="0"/>
+                <w:i w:val="0"/>
+                <w:iCs w:val="0"/>
+                <w:strike w:val="0"/>
+                <w:dstrike w:val="0"/>
+                <w:color w:val="D13438"/>
+                <w:sz w:val="20"/>
+                <w:szCs w:val="20"/>
+                <w:u w:val="single"/>
+                <w:lang w:val="en-US"/>
+              </w:rPr>
+              <w:t>s and a</w:t>
+            </w:r>
+            <w:r>
+              <w:rPr>
+                <w:rFonts w:ascii="Arial" w:hAnsi="Arial" w:eastAsia="Arial" w:cs="Arial"/>
+                <w:b w:val="0"/>
+                <w:bCs w:val="0"/>
+                <w:i w:val="0"/>
+                <w:iCs w:val="0"/>
+                <w:strike w:val="0"/>
+                <w:dstrike w:val="0"/>
+                <w:color w:val="D13438"/>
+                <w:sz w:val="20"/>
+                <w:szCs w:val="20"/>
+                <w:u w:val="single"/>
+                <w:lang w:val="en-US"/>
+              </w:rPr>
+              <w:t>symmetry</w:t>
+            </w:r>
+          </w:p>
+        </w:tc>
+        <w:tc>
+          <w:tcPr>
+            <w:tcW w:w="1245" w:type="dxa"/>
+            <w:gridSpan w:val="2"/>
+            <w:tcBorders>
+              <w:top w:val="single" w:color="FFFFFF" w:themeColor="background1" w:sz="6"/>
+              <w:left w:val="single" w:color="FFFFFF" w:themeColor="background1" w:sz="6"/>
+              <w:bottom w:val="single" w:color="FFFFFF" w:themeColor="background1" w:sz="6"/>
+              <w:right w:val="single" w:color="FFFFFF" w:themeColor="background1" w:sz="6"/>
+            </w:tcBorders>
+            <w:tcMar>
+              <w:top w:w="60" w:type="dxa"/>
+              <w:left w:w="135" w:type="dxa"/>
+              <w:bottom w:w="60" w:type="dxa"/>
+              <w:right w:w="135" w:type="dxa"/>
+            </w:tcMar>
+            <w:vAlign w:val="top"/>
+          </w:tcPr>
+          <w:p>
+            <w:pPr>
+              <w:rPr>
+                <w:rFonts w:ascii="Arial" w:hAnsi="Arial" w:eastAsia="Arial" w:cs="Arial"/>
+                <w:b w:val="0"/>
+                <w:bCs w:val="0"/>
+                <w:i w:val="0"/>
+                <w:iCs w:val="0"/>
+                <w:color w:val="D13438"/>
+                <w:sz w:val="20"/>
+                <w:szCs w:val="20"/>
+              </w:rPr>
+            </w:pPr>
+            <w:r>
+              <w:rPr>
+                <w:rFonts w:ascii="Arial" w:hAnsi="Arial" w:eastAsia="Arial" w:cs="Arial"/>
+                <w:b w:val="0"/>
+                <w:bCs w:val="0"/>
+                <w:i w:val="0"/>
+                <w:iCs w:val="0"/>
+                <w:strike w:val="0"/>
+                <w:dstrike w:val="0"/>
+                <w:color w:val="D13438"/>
+                <w:sz w:val="20"/>
+                <w:szCs w:val="20"/>
+                <w:u w:val="single"/>
+                <w:lang w:val="en-US"/>
+              </w:rPr>
+              <w:t>94</w:t>
+            </w:r>
+            <w:r>
+              <w:rPr>
+                <w:rFonts w:ascii="Arial" w:hAnsi="Arial" w:eastAsia="Arial" w:cs="Arial"/>
+                <w:b w:val="0"/>
+                <w:bCs w:val="0"/>
+                <w:i w:val="0"/>
+                <w:iCs w:val="0"/>
+                <w:strike w:val="0"/>
+                <w:dstrike w:val="0"/>
+                <w:color w:val="D13438"/>
+                <w:sz w:val="20"/>
+                <w:szCs w:val="20"/>
+                <w:u w:val="single"/>
+                <w:lang w:val="en-US"/>
+              </w:rPr>
+              <w:t xml:space="preserve"> (87-97)</w:t>
+            </w:r>
+          </w:p>
+        </w:tc>
+        <w:tc>
+          <w:tcPr>
+            <w:tcW w:w="1080" w:type="dxa"/>
+            <w:tcBorders>
+              <w:top w:val="single" w:color="FFFFFF" w:themeColor="background1" w:sz="6"/>
+              <w:left w:val="single" w:color="FFFFFF" w:themeColor="background1" w:sz="6"/>
+              <w:bottom w:val="single" w:color="FFFFFF" w:themeColor="background1" w:sz="6"/>
+              <w:right w:val="single" w:color="FFFFFF" w:themeColor="background1" w:sz="6"/>
+            </w:tcBorders>
+            <w:tcMar>
+              <w:top w:w="60" w:type="dxa"/>
+              <w:left w:w="135" w:type="dxa"/>
+              <w:bottom w:w="60" w:type="dxa"/>
+              <w:right w:w="135" w:type="dxa"/>
+            </w:tcMar>
+            <w:vAlign w:val="top"/>
+          </w:tcPr>
+          <w:p>
+            <w:pPr>
+              <w:rPr>
+                <w:rFonts w:ascii="Arial" w:hAnsi="Arial" w:eastAsia="Arial" w:cs="Arial"/>
+                <w:b w:val="0"/>
+                <w:bCs w:val="0"/>
+                <w:i w:val="0"/>
+                <w:iCs w:val="0"/>
+                <w:color w:val="D13438"/>
+                <w:sz w:val="20"/>
+                <w:szCs w:val="20"/>
+              </w:rPr>
+            </w:pPr>
+            <w:r>
+              <w:rPr>
+                <w:rFonts w:ascii="Arial" w:hAnsi="Arial" w:eastAsia="Arial" w:cs="Arial"/>
+                <w:b w:val="0"/>
+                <w:bCs w:val="0"/>
+                <w:i w:val="0"/>
+                <w:iCs w:val="0"/>
+                <w:strike w:val="0"/>
+                <w:dstrike w:val="0"/>
+                <w:color w:val="D13438"/>
+                <w:sz w:val="20"/>
+                <w:szCs w:val="20"/>
+                <w:u w:val="single"/>
+                <w:lang w:val="en-US"/>
+              </w:rPr>
+              <w:t>6.3</w:t>
+            </w:r>
+            <w:r>
+              <w:rPr>
+                <w:rFonts w:ascii="Arial" w:hAnsi="Arial" w:eastAsia="Arial" w:cs="Arial"/>
+                <w:b w:val="0"/>
+                <w:bCs w:val="0"/>
+                <w:i w:val="0"/>
+                <w:iCs w:val="0"/>
+                <w:strike w:val="0"/>
+                <w:dstrike w:val="0"/>
+                <w:color w:val="D13438"/>
+                <w:sz w:val="20"/>
+                <w:szCs w:val="20"/>
+                <w:u w:val="single"/>
+                <w:lang w:val="en-US"/>
+              </w:rPr>
+              <w:t xml:space="preserve"> (3-12)</w:t>
+            </w:r>
+          </w:p>
+        </w:tc>
+        <w:tc>
+          <w:tcPr>
+            <w:tcW w:w="1350" w:type="dxa"/>
+            <w:tcBorders>
+              <w:top w:val="single" w:color="FFFFFF" w:themeColor="background1" w:sz="6"/>
+              <w:left w:val="single" w:color="FFFFFF" w:themeColor="background1" w:sz="6"/>
+              <w:bottom w:val="single" w:color="FFFFFF" w:themeColor="background1" w:sz="6"/>
+              <w:right w:val="single" w:color="FFFFFF" w:themeColor="background1" w:sz="6"/>
+            </w:tcBorders>
+            <w:tcMar>
+              <w:top w:w="60" w:type="dxa"/>
+              <w:left w:w="135" w:type="dxa"/>
+              <w:bottom w:w="60" w:type="dxa"/>
+              <w:right w:w="135" w:type="dxa"/>
+            </w:tcMar>
+            <w:vAlign w:val="top"/>
+          </w:tcPr>
+          <w:p>
+            <w:pPr>
+              <w:rPr>
+                <w:rFonts w:ascii="Arial" w:hAnsi="Arial" w:eastAsia="Arial" w:cs="Arial"/>
+                <w:b w:val="0"/>
+                <w:bCs w:val="0"/>
+                <w:i w:val="0"/>
+                <w:iCs w:val="0"/>
+                <w:color w:val="D13438"/>
+                <w:sz w:val="20"/>
+                <w:szCs w:val="20"/>
+              </w:rPr>
+            </w:pPr>
+            <w:r>
+              <w:rPr>
+                <w:rFonts w:ascii="Arial" w:hAnsi="Arial" w:eastAsia="Arial" w:cs="Arial"/>
+                <w:b w:val="0"/>
+                <w:bCs w:val="0"/>
+                <w:i w:val="0"/>
+                <w:iCs w:val="0"/>
+                <w:strike w:val="0"/>
+                <w:dstrike w:val="0"/>
+                <w:color w:val="D13438"/>
+                <w:sz w:val="20"/>
+                <w:szCs w:val="20"/>
+                <w:u w:val="single"/>
+                <w:lang w:val="en-US"/>
+              </w:rPr>
+              <w:t>0</w:t>
+            </w:r>
+          </w:p>
+        </w:tc>
+        <w:tc>
+          <w:tcPr>
+            <w:tcW w:w="1170" w:type="dxa"/>
+            <w:tcBorders>
+              <w:top w:val="single" w:color="FFFFFF" w:themeColor="background1" w:sz="6"/>
+              <w:left w:val="single" w:color="FFFFFF" w:themeColor="background1" w:sz="6"/>
+              <w:bottom w:val="single" w:color="FFFFFF" w:themeColor="background1" w:sz="6"/>
+              <w:right w:val="single" w:color="FFFFFF" w:themeColor="background1" w:sz="6"/>
+            </w:tcBorders>
+            <w:tcMar>
+              <w:top w:w="60" w:type="dxa"/>
+              <w:left w:w="135" w:type="dxa"/>
+              <w:bottom w:w="60" w:type="dxa"/>
+              <w:right w:w="135" w:type="dxa"/>
+            </w:tcMar>
+            <w:vAlign w:val="top"/>
+          </w:tcPr>
+          <w:p>
+            <w:pPr>
+              <w:rPr>
+                <w:rFonts w:ascii="Arial" w:hAnsi="Arial" w:eastAsia="Arial" w:cs="Arial"/>
+                <w:b w:val="0"/>
+                <w:bCs w:val="0"/>
+                <w:i w:val="0"/>
+                <w:iCs w:val="0"/>
+                <w:color w:val="D13438"/>
+                <w:sz w:val="20"/>
+                <w:szCs w:val="20"/>
+              </w:rPr>
+            </w:pPr>
+            <w:r>
+              <w:rPr>
+                <w:rFonts w:ascii="Arial" w:hAnsi="Arial" w:eastAsia="Arial" w:cs="Arial"/>
+                <w:b w:val="0"/>
+                <w:bCs w:val="0"/>
+                <w:i w:val="0"/>
+                <w:iCs w:val="0"/>
+                <w:strike w:val="0"/>
+                <w:dstrike w:val="0"/>
+                <w:color w:val="D13438"/>
+                <w:sz w:val="20"/>
+                <w:szCs w:val="20"/>
+                <w:u w:val="single"/>
+                <w:lang w:val="en-US"/>
+              </w:rPr>
+              <w:t>98</w:t>
+            </w:r>
+            <w:r>
+              <w:rPr>
+                <w:rFonts w:ascii="Arial" w:hAnsi="Arial" w:eastAsia="Arial" w:cs="Arial"/>
+                <w:b w:val="0"/>
+                <w:bCs w:val="0"/>
+                <w:i w:val="0"/>
+                <w:iCs w:val="0"/>
+                <w:strike w:val="0"/>
+                <w:dstrike w:val="0"/>
+                <w:color w:val="D13438"/>
+                <w:sz w:val="20"/>
+                <w:szCs w:val="20"/>
+                <w:u w:val="single"/>
+                <w:lang w:val="en-US"/>
+              </w:rPr>
+              <w:t xml:space="preserve"> (93-99)</w:t>
+            </w:r>
+          </w:p>
+        </w:tc>
+        <w:tc>
+          <w:tcPr>
+            <w:tcW w:w="1155" w:type="dxa"/>
+            <w:tcBorders>
+              <w:top w:val="single" w:color="FFFFFF" w:themeColor="background1" w:sz="6"/>
+              <w:left w:val="single" w:color="FFFFFF" w:themeColor="background1" w:sz="6"/>
+              <w:bottom w:val="single" w:color="FFFFFF" w:themeColor="background1" w:sz="6"/>
+              <w:right w:val="single" w:color="FFFFFF" w:themeColor="background1" w:sz="6"/>
+            </w:tcBorders>
+            <w:tcMar>
+              <w:top w:w="60" w:type="dxa"/>
+              <w:left w:w="135" w:type="dxa"/>
+              <w:bottom w:w="60" w:type="dxa"/>
+              <w:right w:w="135" w:type="dxa"/>
+            </w:tcMar>
+            <w:vAlign w:val="top"/>
+          </w:tcPr>
+          <w:p>
+            <w:pPr>
+              <w:rPr>
+                <w:rFonts w:ascii="Arial" w:hAnsi="Arial" w:eastAsia="Arial" w:cs="Arial"/>
+                <w:b w:val="0"/>
+                <w:bCs w:val="0"/>
+                <w:i w:val="0"/>
+                <w:iCs w:val="0"/>
+                <w:color w:val="D13438"/>
+                <w:sz w:val="20"/>
+                <w:szCs w:val="20"/>
+              </w:rPr>
+            </w:pPr>
+            <w:r>
+              <w:rPr>
+                <w:rFonts w:ascii="Arial" w:hAnsi="Arial" w:eastAsia="Arial" w:cs="Arial"/>
+                <w:b w:val="0"/>
+                <w:bCs w:val="0"/>
+                <w:i w:val="0"/>
+                <w:iCs w:val="0"/>
+                <w:strike w:val="0"/>
+                <w:dstrike w:val="0"/>
+                <w:color w:val="D13438"/>
+                <w:sz w:val="20"/>
+                <w:szCs w:val="20"/>
+                <w:u w:val="single"/>
+                <w:lang w:val="en-US"/>
+              </w:rPr>
+              <w:t>2.4</w:t>
+            </w:r>
+            <w:r>
+              <w:rPr>
+                <w:rFonts w:ascii="Arial" w:hAnsi="Arial" w:eastAsia="Arial" w:cs="Arial"/>
+                <w:b w:val="0"/>
+                <w:bCs w:val="0"/>
+                <w:i w:val="0"/>
+                <w:iCs w:val="0"/>
+                <w:strike w:val="0"/>
+                <w:dstrike w:val="0"/>
+                <w:color w:val="D13438"/>
+                <w:sz w:val="20"/>
+                <w:szCs w:val="20"/>
+                <w:u w:val="single"/>
+                <w:lang w:val="en-US"/>
+              </w:rPr>
+              <w:t xml:space="preserve"> (0.61-7.</w:t>
+            </w:r>
+            <w:r>
+              <w:rPr>
+                <w:rFonts w:ascii="Arial" w:hAnsi="Arial" w:eastAsia="Arial" w:cs="Arial"/>
+                <w:b w:val="0"/>
+                <w:bCs w:val="0"/>
+                <w:i w:val="0"/>
+                <w:iCs w:val="0"/>
+                <w:strike w:val="0"/>
+                <w:dstrike w:val="0"/>
+                <w:color w:val="D13438"/>
+                <w:sz w:val="20"/>
+                <w:szCs w:val="20"/>
+                <w:u w:val="single"/>
+                <w:lang w:val="en-US"/>
+              </w:rPr>
+              <w:t>3)</w:t>
+            </w:r>
+          </w:p>
+        </w:tc>
+        <w:tc>
+          <w:tcPr>
+            <w:tcW w:w="1260" w:type="dxa"/>
+            <w:tcBorders>
+              <w:top w:val="single" w:color="FFFFFF" w:themeColor="background1" w:sz="6"/>
+              <w:left w:val="single" w:color="FFFFFF" w:themeColor="background1" w:sz="6"/>
+              <w:bottom w:val="single" w:color="FFFFFF" w:themeColor="background1" w:sz="6"/>
+              <w:right w:val="single" w:color="FFFFFF" w:themeColor="background1" w:sz="6"/>
+            </w:tcBorders>
+            <w:tcMar>
+              <w:top w:w="60" w:type="dxa"/>
+              <w:left w:w="135" w:type="dxa"/>
+              <w:bottom w:w="60" w:type="dxa"/>
+              <w:right w:w="135" w:type="dxa"/>
+            </w:tcMar>
+            <w:vAlign w:val="top"/>
+          </w:tcPr>
+          <w:p>
+            <w:pPr>
+              <w:rPr>
+                <w:rFonts w:ascii="Arial" w:hAnsi="Arial" w:eastAsia="Arial" w:cs="Arial"/>
+                <w:b w:val="0"/>
+                <w:bCs w:val="0"/>
+                <w:i w:val="0"/>
+                <w:iCs w:val="0"/>
+                <w:color w:val="D13438"/>
+                <w:sz w:val="20"/>
+                <w:szCs w:val="20"/>
+              </w:rPr>
+            </w:pPr>
+            <w:r>
+              <w:rPr>
+                <w:rFonts w:ascii="Arial" w:hAnsi="Arial" w:eastAsia="Arial" w:cs="Arial"/>
+                <w:b w:val="0"/>
+                <w:bCs w:val="0"/>
+                <w:i w:val="0"/>
+                <w:iCs w:val="0"/>
+                <w:strike w:val="0"/>
+                <w:dstrike w:val="0"/>
+                <w:color w:val="D13438"/>
+                <w:sz w:val="20"/>
+                <w:szCs w:val="20"/>
+                <w:u w:val="single"/>
+                <w:lang w:val="en-US"/>
+              </w:rPr>
+              <w:t>0</w:t>
+            </w:r>
+          </w:p>
+        </w:tc>
+        <w:tc>
+          <w:tcPr>
+            <w:tcW w:w="1155" w:type="dxa"/>
+            <w:gridSpan w:val="2"/>
+            <w:tcBorders>
+              <w:top w:val="single" w:color="FFFFFF" w:themeColor="background1" w:sz="6"/>
+              <w:left w:val="single" w:color="FFFFFF" w:themeColor="background1" w:sz="6"/>
+              <w:bottom w:val="single" w:color="FFFFFF" w:themeColor="background1" w:sz="6"/>
+              <w:right w:val="single" w:color="FFFFFF" w:themeColor="background1" w:sz="6"/>
+            </w:tcBorders>
+            <w:tcMar>
+              <w:top w:w="60" w:type="dxa"/>
+              <w:left w:w="135" w:type="dxa"/>
+              <w:bottom w:w="60" w:type="dxa"/>
+              <w:right w:w="135" w:type="dxa"/>
+            </w:tcMar>
+            <w:vAlign w:val="top"/>
+          </w:tcPr>
+          <w:p>
+            <w:pPr>
+              <w:rPr>
+                <w:rFonts w:ascii="Arial" w:hAnsi="Arial" w:eastAsia="Arial" w:cs="Arial"/>
+                <w:b w:val="0"/>
+                <w:bCs w:val="0"/>
+                <w:i w:val="0"/>
+                <w:iCs w:val="0"/>
+                <w:strike w:val="0"/>
+                <w:dstrike w:val="0"/>
+                <w:color w:val="D13438"/>
+                <w:sz w:val="20"/>
+                <w:szCs w:val="20"/>
+                <w:u w:val="single"/>
+                <w:lang w:val="en-US"/>
+              </w:rPr>
+            </w:pPr>
+            <w:r>
+              <w:rPr>
+                <w:rFonts w:ascii="Arial" w:hAnsi="Arial" w:eastAsia="Arial" w:cs="Arial"/>
+                <w:b w:val="0"/>
+                <w:bCs w:val="0"/>
+                <w:i w:val="0"/>
+                <w:iCs w:val="0"/>
+                <w:strike w:val="0"/>
+                <w:dstrike w:val="0"/>
+                <w:color w:val="D13438"/>
+                <w:sz w:val="20"/>
+                <w:szCs w:val="20"/>
+                <w:u w:val="single"/>
+                <w:lang w:val="en-US"/>
+              </w:rPr>
+              <w:t>0.2</w:t>
+            </w:r>
+            <w:r>
+              <w:rPr>
+                <w:rFonts w:ascii="Arial" w:hAnsi="Arial" w:eastAsia="Arial" w:cs="Arial"/>
+                <w:b w:val="0"/>
+                <w:bCs w:val="0"/>
+                <w:i w:val="0"/>
+                <w:iCs w:val="0"/>
+                <w:strike w:val="0"/>
+                <w:dstrike w:val="0"/>
+                <w:color w:val="D13438"/>
+                <w:sz w:val="20"/>
+                <w:szCs w:val="20"/>
+                <w:u w:val="single"/>
+                <w:lang w:val="en-US"/>
+              </w:rPr>
+              <w:t>3</w:t>
+            </w:r>
           </w:p>
         </w:tc>
       </w:tr>
@@ -2502,7 +4082,7 @@
                 <w:u w:val="single"/>
                 <w:lang w:val="en-US"/>
               </w:rPr>
-              <w:t>Calcification/Asymmetry</w:t>
+              <w:t xml:space="preserve">MRI enhancement </w:t>
             </w:r>
           </w:p>
         </w:tc>
@@ -2552,7 +4132,24 @@
                 <w:u w:val="single"/>
                 <w:lang w:val="en-US"/>
               </w:rPr>
-              <w:t>94</w:t>
+              <w:t>86</w:t>
+            </w:r>
+            <w:r>
+              <w:rPr>
+                <w:rFonts w:ascii="Arial" w:hAnsi="Arial" w:eastAsia="Arial" w:cs="Arial"/>
+                <w:b w:val="0"/>
+                <w:bCs w:val="0"/>
+                <w:i w:val="0"/>
+                <w:iCs w:val="0"/>
+                <w:strike w:val="0"/>
+                <w:dstrike w:val="0"/>
+                <w:color w:val="D13438"/>
+                <w:sz w:val="20"/>
+                <w:szCs w:val="20"/>
+                <w:u w:val="single"/>
+                <w:lang w:val="en-US"/>
+              </w:rPr>
+              <w:t xml:space="preserve"> (74-93)</w:t>
             </w:r>
           </w:p>
         </w:tc>
@@ -2601,7 +4198,24 @@
                 <w:u w:val="single"/>
                 <w:lang w:val="en-US"/>
               </w:rPr>
-              <w:t>6.3</w:t>
+              <w:t>14</w:t>
+            </w:r>
+            <w:r>
+              <w:rPr>
+                <w:rFonts w:ascii="Arial" w:hAnsi="Arial" w:eastAsia="Arial" w:cs="Arial"/>
+                <w:b w:val="0"/>
+                <w:bCs w:val="0"/>
+                <w:i w:val="0"/>
+                <w:iCs w:val="0"/>
+                <w:strike w:val="0"/>
+                <w:dstrike w:val="0"/>
+                <w:color w:val="D13438"/>
+                <w:sz w:val="20"/>
+                <w:szCs w:val="20"/>
+                <w:u w:val="single"/>
+                <w:lang w:val="en-US"/>
+              </w:rPr>
+              <w:t xml:space="preserve"> (6.7-26)</w:t>
             </w:r>
           </w:p>
         </w:tc>
@@ -2630,9 +4244,13 @@
                 <w:bCs w:val="0"/>
                 <w:i w:val="0"/>
                 <w:iCs w:val="0"/>
-                <w:color w:val="D13438"/>
-                <w:sz w:val="20"/>
-                <w:szCs w:val="20"/>
+                <w:strike w:val="0"/>
+                <w:dstrike w:val="0"/>
+                <w:color w:val="D13438"/>
+                <w:sz w:val="20"/>
+                <w:szCs w:val="20"/>
+                <w:u w:val="single"/>
+                <w:lang w:val="en-US"/>
               </w:rPr>
             </w:pPr>
             <w:r>
@@ -2699,7 +4317,24 @@
                 <w:u w:val="single"/>
                 <w:lang w:val="en-US"/>
               </w:rPr>
-              <w:t>98</w:t>
+              <w:t>96</w:t>
+            </w:r>
+            <w:r>
+              <w:rPr>
+                <w:rFonts w:ascii="Arial" w:hAnsi="Arial" w:eastAsia="Arial" w:cs="Arial"/>
+                <w:b w:val="0"/>
+                <w:bCs w:val="0"/>
+                <w:i w:val="0"/>
+                <w:iCs w:val="0"/>
+                <w:strike w:val="0"/>
+                <w:dstrike w:val="0"/>
+                <w:color w:val="D13438"/>
+                <w:sz w:val="20"/>
+                <w:szCs w:val="20"/>
+                <w:u w:val="single"/>
+                <w:lang w:val="en-US"/>
+              </w:rPr>
+              <w:t xml:space="preserve"> (87-99)</w:t>
             </w:r>
           </w:p>
         </w:tc>
@@ -2748,7 +4383,24 @@
                 <w:u w:val="single"/>
                 <w:lang w:val="en-US"/>
               </w:rPr>
-              <w:t>2.4</w:t>
+              <w:t>3.5</w:t>
+            </w:r>
+            <w:r>
+              <w:rPr>
+                <w:rFonts w:ascii="Arial" w:hAnsi="Arial" w:eastAsia="Arial" w:cs="Arial"/>
+                <w:b w:val="0"/>
+                <w:bCs w:val="0"/>
+                <w:i w:val="0"/>
+                <w:iCs w:val="0"/>
+                <w:strike w:val="0"/>
+                <w:dstrike w:val="0"/>
+                <w:color w:val="D13438"/>
+                <w:sz w:val="20"/>
+                <w:szCs w:val="20"/>
+                <w:u w:val="single"/>
+                <w:lang w:val="en-US"/>
+              </w:rPr>
+              <w:t xml:space="preserve"> (0.61-13)</w:t>
             </w:r>
           </w:p>
         </w:tc>
@@ -2847,27 +4499,8 @@
                 <w:u w:val="single"/>
                 <w:lang w:val="en-US"/>
               </w:rPr>
-              <w:t>0.2</w:t>
-            </w:r>
-            <w:ins w:author="Sevilimedu Veeravalli, Srinivasa" w:date="2026-03-04T19:16:00.123Z" w16du:dateUtc="2026-03-04T19:16:00.123Z" w:id="16151833">
-              <w:r>
-                <w:rPr>
-                  <w:rFonts w:ascii="Arial" w:hAnsi="Arial" w:eastAsia="Arial" w:cs="Arial"/>
-                  <w:b w:val="0"/>
-                  <w:bCs w:val="0"/>
-                  <w:i w:val="0"/>
-                  <w:iCs w:val="0"/>
-                  <w:strike w:val="0"/>
-                  <w:dstrike w:val="0"/>
-                  <w:color w:val="D13438"/>
-                  <w:sz w:val="20"/>
-                  <w:szCs w:val="20"/>
-                  <w:u w:val="single"/>
-                  <w:lang w:val="en-US"/>
-                </w:rPr>
-                <w:t>2</w:t>
-              </w:r>
-            </w:ins>
+              <w:t>0.07</w:t>
+            </w:r>
           </w:p>
         </w:tc>
       </w:tr>
@@ -2920,7 +4553,7 @@
                 <w:u w:val="single"/>
                 <w:lang w:val="en-US"/>
               </w:rPr>
-              <w:t>MRI enhancement (N=57)</w:t>
+              <w:t>Extent enhancement</w:t>
             </w:r>
           </w:p>
         </w:tc>
@@ -2970,7 +4603,24 @@
                 <w:u w:val="single"/>
                 <w:lang w:val="en-US"/>
               </w:rPr>
-              <w:t>86</w:t>
+              <w:t>87</w:t>
+            </w:r>
+            <w:r>
+              <w:rPr>
+                <w:rFonts w:ascii="Arial" w:hAnsi="Arial" w:eastAsia="Arial" w:cs="Arial"/>
+                <w:b w:val="0"/>
+                <w:bCs w:val="0"/>
+                <w:i w:val="0"/>
+                <w:iCs w:val="0"/>
+                <w:strike w:val="0"/>
+                <w:dstrike w:val="0"/>
+                <w:color w:val="D13438"/>
+                <w:sz w:val="20"/>
+                <w:szCs w:val="20"/>
+                <w:u w:val="single"/>
+                <w:lang w:val="en-US"/>
+              </w:rPr>
+              <w:t xml:space="preserve"> (77-93)</w:t>
             </w:r>
           </w:p>
         </w:tc>
@@ -3019,7 +4669,24 @@
                 <w:u w:val="single"/>
                 <w:lang w:val="en-US"/>
               </w:rPr>
-              <w:t>14</w:t>
+              <w:t>12</w:t>
+            </w:r>
+            <w:r>
+              <w:rPr>
+                <w:rFonts w:ascii="Arial" w:hAnsi="Arial" w:eastAsia="Arial" w:cs="Arial"/>
+                <w:b w:val="0"/>
+                <w:bCs w:val="0"/>
+                <w:i w:val="0"/>
+                <w:iCs w:val="0"/>
+                <w:strike w:val="0"/>
+                <w:dstrike w:val="0"/>
+                <w:color w:val="D13438"/>
+                <w:sz w:val="20"/>
+                <w:szCs w:val="20"/>
+                <w:u w:val="single"/>
+                <w:lang w:val="en-US"/>
+              </w:rPr>
+              <w:t xml:space="preserve"> (6.6-21)</w:t>
             </w:r>
           </w:p>
         </w:tc>
@@ -3068,7 +4735,24 @@
                 <w:u w:val="single"/>
                 <w:lang w:val="en-US"/>
               </w:rPr>
-              <w:t>0</w:t>
+              <w:t>1.1</w:t>
+            </w:r>
+            <w:r>
+              <w:rPr>
+                <w:rFonts w:ascii="Arial" w:hAnsi="Arial" w:eastAsia="Arial" w:cs="Arial"/>
+                <w:b w:val="0"/>
+                <w:bCs w:val="0"/>
+                <w:i w:val="0"/>
+                <w:iCs w:val="0"/>
+                <w:strike w:val="0"/>
+                <w:dstrike w:val="0"/>
+                <w:color w:val="D13438"/>
+                <w:sz w:val="20"/>
+                <w:szCs w:val="20"/>
+                <w:u w:val="single"/>
+                <w:lang w:val="en-US"/>
+              </w:rPr>
+              <w:t xml:space="preserve"> (0.06-7.0)</w:t>
             </w:r>
           </w:p>
         </w:tc>
@@ -3119,6 +4803,23 @@
               </w:rPr>
               <w:t>96</w:t>
             </w:r>
+            <w:r>
+              <w:rPr>
+                <w:rFonts w:ascii="Arial" w:hAnsi="Arial" w:eastAsia="Arial" w:cs="Arial"/>
+                <w:b w:val="0"/>
+                <w:bCs w:val="0"/>
+                <w:i w:val="0"/>
+                <w:iCs w:val="0"/>
+                <w:strike w:val="0"/>
+                <w:dstrike w:val="0"/>
+                <w:color w:val="D13438"/>
+                <w:sz w:val="20"/>
+                <w:szCs w:val="20"/>
+                <w:u w:val="single"/>
+                <w:lang w:val="en-US"/>
+              </w:rPr>
+              <w:t xml:space="preserve"> (88-99)</w:t>
+            </w:r>
           </w:p>
         </w:tc>
         <w:tc>
@@ -3166,7 +4867,24 @@
                 <w:u w:val="single"/>
                 <w:lang w:val="en-US"/>
               </w:rPr>
-              <w:t>3.5</w:t>
+              <w:t>3.4</w:t>
+            </w:r>
+            <w:r>
+              <w:rPr>
+                <w:rFonts w:ascii="Arial" w:hAnsi="Arial" w:eastAsia="Arial" w:cs="Arial"/>
+                <w:b w:val="0"/>
+                <w:bCs w:val="0"/>
+                <w:i w:val="0"/>
+                <w:iCs w:val="0"/>
+                <w:strike w:val="0"/>
+                <w:dstrike w:val="0"/>
+                <w:color w:val="D13438"/>
+                <w:sz w:val="20"/>
+                <w:szCs w:val="20"/>
+                <w:u w:val="single"/>
+                <w:lang w:val="en-US"/>
+              </w:rPr>
+              <w:t xml:space="preserve"> (0.87-10)</w:t>
             </w:r>
           </w:p>
         </w:tc>
@@ -3215,7 +4933,24 @@
                 <w:u w:val="single"/>
                 <w:lang w:val="en-US"/>
               </w:rPr>
-              <w:t>0</w:t>
+              <w:t>1.1</w:t>
+            </w:r>
+            <w:r>
+              <w:rPr>
+                <w:rFonts w:ascii="Arial" w:hAnsi="Arial" w:eastAsia="Arial" w:cs="Arial"/>
+                <w:b w:val="0"/>
+                <w:bCs w:val="0"/>
+                <w:i w:val="0"/>
+                <w:iCs w:val="0"/>
+                <w:strike w:val="0"/>
+                <w:dstrike w:val="0"/>
+                <w:color w:val="D13438"/>
+                <w:sz w:val="20"/>
+                <w:szCs w:val="20"/>
+                <w:u w:val="single"/>
+                <w:lang w:val="en-US"/>
+              </w:rPr>
+              <w:t xml:space="preserve"> (0.06-7.0)</w:t>
             </w:r>
           </w:p>
         </w:tc>
@@ -3253,19 +4988,503 @@
             <w:r>
               <w:rPr>
                 <w:rFonts w:ascii="Arial" w:hAnsi="Arial" w:eastAsia="Arial" w:cs="Arial"/>
-                <w:b w:val="0"/>
-                <w:bCs w:val="0"/>
-                <w:i w:val="0"/>
-                <w:iCs w:val="0"/>
-                <w:strike w:val="0"/>
-                <w:dstrike w:val="0"/>
-                <w:color w:val="D13438"/>
-                <w:sz w:val="20"/>
-                <w:szCs w:val="20"/>
-                <w:u w:val="single"/>
-                <w:lang w:val="en-US"/>
-              </w:rPr>
-              <w:t>0.07</w:t>
+                <w:b w:val="1"/>
+                <w:bCs w:val="1"/>
+                <w:i w:val="0"/>
+                <w:iCs w:val="0"/>
+                <w:strike w:val="0"/>
+                <w:dstrike w:val="0"/>
+                <w:color w:val="D13438"/>
+                <w:sz w:val="20"/>
+                <w:szCs w:val="20"/>
+                <w:u w:val="single"/>
+                <w:lang w:val="en-US"/>
+              </w:rPr>
+              <w:t>0.04</w:t>
+            </w:r>
+          </w:p>
+        </w:tc>
+      </w:tr>
+      <w:tr>
+        <w:trPr>
+          <w:trHeight w:val="525"/>
+        </w:trPr>
+        <w:tc>
+          <w:tcPr>
+            <w:tcW w:w="2145" w:type="dxa"/>
+            <w:tcBorders>
+              <w:top w:val="single" w:color="FFFFFF" w:themeColor="background1" w:sz="6"/>
+              <w:left w:val="single" w:color="FFFFFF" w:themeColor="background1" w:sz="6"/>
+              <w:bottom w:val="single" w:color="FFFFFF" w:themeColor="background1" w:sz="6"/>
+              <w:right w:val="single" w:color="FFFFFF" w:themeColor="background1" w:sz="6"/>
+            </w:tcBorders>
+            <w:tcMar>
+              <w:top w:w="60" w:type="dxa"/>
+              <w:left w:w="135" w:type="dxa"/>
+              <w:bottom w:w="60" w:type="dxa"/>
+              <w:right w:w="135" w:type="dxa"/>
+            </w:tcMar>
+            <w:vAlign w:val="top"/>
+          </w:tcPr>
+          <w:p>
+            <w:pPr>
+              <w:rPr>
+                <w:rFonts w:ascii="Arial" w:hAnsi="Arial" w:eastAsia="Arial" w:cs="Arial"/>
+                <w:b w:val="0"/>
+                <w:bCs w:val="0"/>
+                <w:i w:val="0"/>
+                <w:iCs w:val="0"/>
+                <w:color w:val="D13438"/>
+                <w:sz w:val="20"/>
+                <w:szCs w:val="20"/>
+              </w:rPr>
+            </w:pPr>
+            <w:r>
+              <w:rPr>
+                <w:rFonts w:ascii="Arial" w:hAnsi="Arial" w:eastAsia="Arial" w:cs="Arial"/>
+                <w:b w:val="0"/>
+                <w:bCs w:val="0"/>
+                <w:i w:val="0"/>
+                <w:iCs w:val="0"/>
+                <w:strike w:val="0"/>
+                <w:dstrike w:val="0"/>
+                <w:color w:val="D13438"/>
+                <w:sz w:val="20"/>
+                <w:szCs w:val="20"/>
+                <w:u w:val="single"/>
+                <w:lang w:val="en-US"/>
+              </w:rPr>
+              <w:t>Lymph node status</w:t>
+            </w:r>
+          </w:p>
+        </w:tc>
+        <w:tc>
+          <w:tcPr>
+            <w:tcW w:w="1245" w:type="dxa"/>
+            <w:gridSpan w:val="2"/>
+            <w:tcBorders>
+              <w:top w:val="single" w:color="FFFFFF" w:themeColor="background1" w:sz="6"/>
+              <w:left w:val="single" w:color="FFFFFF" w:themeColor="background1" w:sz="6"/>
+              <w:bottom w:val="single" w:color="FFFFFF" w:themeColor="background1" w:sz="6"/>
+              <w:right w:val="single" w:color="FFFFFF" w:themeColor="background1" w:sz="6"/>
+            </w:tcBorders>
+            <w:tcMar>
+              <w:top w:w="60" w:type="dxa"/>
+              <w:left w:w="135" w:type="dxa"/>
+              <w:bottom w:w="60" w:type="dxa"/>
+              <w:right w:w="135" w:type="dxa"/>
+            </w:tcMar>
+            <w:vAlign w:val="top"/>
+          </w:tcPr>
+          <w:p>
+            <w:pPr>
+              <w:rPr>
+                <w:rFonts w:ascii="Arial" w:hAnsi="Arial" w:eastAsia="Arial" w:cs="Arial"/>
+                <w:b w:val="0"/>
+                <w:bCs w:val="0"/>
+                <w:i w:val="0"/>
+                <w:iCs w:val="0"/>
+                <w:color w:val="D13438"/>
+                <w:sz w:val="20"/>
+                <w:szCs w:val="20"/>
+              </w:rPr>
+            </w:pPr>
+            <w:r>
+              <w:rPr>
+                <w:rFonts w:ascii="Arial" w:hAnsi="Arial" w:eastAsia="Arial" w:cs="Arial"/>
+                <w:b w:val="0"/>
+                <w:bCs w:val="0"/>
+                <w:i w:val="0"/>
+                <w:iCs w:val="0"/>
+                <w:strike w:val="0"/>
+                <w:dstrike w:val="0"/>
+                <w:color w:val="D13438"/>
+                <w:sz w:val="20"/>
+                <w:szCs w:val="20"/>
+                <w:u w:val="single"/>
+                <w:lang w:val="en-US"/>
+              </w:rPr>
+              <w:t>72</w:t>
+            </w:r>
+            <w:r>
+              <w:rPr>
+                <w:rFonts w:ascii="Arial" w:hAnsi="Arial" w:eastAsia="Arial" w:cs="Arial"/>
+                <w:b w:val="0"/>
+                <w:bCs w:val="0"/>
+                <w:i w:val="0"/>
+                <w:iCs w:val="0"/>
+                <w:strike w:val="0"/>
+                <w:dstrike w:val="0"/>
+                <w:color w:val="D13438"/>
+                <w:sz w:val="20"/>
+                <w:szCs w:val="20"/>
+                <w:u w:val="single"/>
+                <w:lang w:val="en-US"/>
+              </w:rPr>
+              <w:t xml:space="preserve"> (64-78)</w:t>
+            </w:r>
+          </w:p>
+        </w:tc>
+        <w:tc>
+          <w:tcPr>
+            <w:tcW w:w="1080" w:type="dxa"/>
+            <w:tcBorders>
+              <w:top w:val="single" w:color="FFFFFF" w:themeColor="background1" w:sz="6"/>
+              <w:left w:val="single" w:color="FFFFFF" w:themeColor="background1" w:sz="6"/>
+              <w:bottom w:val="single" w:color="FFFFFF" w:themeColor="background1" w:sz="6"/>
+              <w:right w:val="single" w:color="FFFFFF" w:themeColor="background1" w:sz="6"/>
+            </w:tcBorders>
+            <w:tcMar>
+              <w:top w:w="60" w:type="dxa"/>
+              <w:left w:w="135" w:type="dxa"/>
+              <w:bottom w:w="60" w:type="dxa"/>
+              <w:right w:w="135" w:type="dxa"/>
+            </w:tcMar>
+            <w:vAlign w:val="top"/>
+          </w:tcPr>
+          <w:p>
+            <w:pPr>
+              <w:rPr>
+                <w:rFonts w:ascii="Arial" w:hAnsi="Arial" w:eastAsia="Arial" w:cs="Arial"/>
+                <w:b w:val="0"/>
+                <w:bCs w:val="0"/>
+                <w:i w:val="0"/>
+                <w:iCs w:val="0"/>
+                <w:color w:val="D13438"/>
+                <w:sz w:val="20"/>
+                <w:szCs w:val="20"/>
+              </w:rPr>
+            </w:pPr>
+            <w:r>
+              <w:rPr>
+                <w:rFonts w:ascii="Arial" w:hAnsi="Arial" w:eastAsia="Arial" w:cs="Arial"/>
+                <w:b w:val="0"/>
+                <w:bCs w:val="0"/>
+                <w:i w:val="0"/>
+                <w:iCs w:val="0"/>
+                <w:strike w:val="0"/>
+                <w:dstrike w:val="0"/>
+                <w:color w:val="D13438"/>
+                <w:sz w:val="20"/>
+                <w:szCs w:val="20"/>
+                <w:u w:val="single"/>
+                <w:lang w:val="en-US"/>
+              </w:rPr>
+              <w:t>28</w:t>
+            </w:r>
+            <w:r>
+              <w:rPr>
+                <w:rFonts w:ascii="Arial" w:hAnsi="Arial" w:eastAsia="Arial" w:cs="Arial"/>
+                <w:b w:val="0"/>
+                <w:bCs w:val="0"/>
+                <w:i w:val="0"/>
+                <w:iCs w:val="0"/>
+                <w:strike w:val="0"/>
+                <w:dstrike w:val="0"/>
+                <w:color w:val="D13438"/>
+                <w:sz w:val="20"/>
+                <w:szCs w:val="20"/>
+                <w:u w:val="single"/>
+                <w:lang w:val="en-US"/>
+              </w:rPr>
+              <w:t xml:space="preserve"> (22-36)</w:t>
+            </w:r>
+          </w:p>
+        </w:tc>
+        <w:tc>
+          <w:tcPr>
+            <w:tcW w:w="1350" w:type="dxa"/>
+            <w:tcBorders>
+              <w:top w:val="single" w:color="FFFFFF" w:themeColor="background1" w:sz="6"/>
+              <w:left w:val="single" w:color="FFFFFF" w:themeColor="background1" w:sz="6"/>
+              <w:bottom w:val="single" w:color="FFFFFF" w:themeColor="background1" w:sz="6"/>
+              <w:right w:val="single" w:color="FFFFFF" w:themeColor="background1" w:sz="6"/>
+            </w:tcBorders>
+            <w:tcMar>
+              <w:top w:w="60" w:type="dxa"/>
+              <w:left w:w="135" w:type="dxa"/>
+              <w:bottom w:w="60" w:type="dxa"/>
+              <w:right w:w="135" w:type="dxa"/>
+            </w:tcMar>
+            <w:vAlign w:val="top"/>
+          </w:tcPr>
+          <w:p>
+            <w:pPr>
+              <w:rPr>
+                <w:rFonts w:ascii="Arial" w:hAnsi="Arial" w:eastAsia="Arial" w:cs="Arial"/>
+                <w:b w:val="0"/>
+                <w:bCs w:val="0"/>
+                <w:i w:val="0"/>
+                <w:iCs w:val="0"/>
+                <w:color w:val="D13438"/>
+                <w:sz w:val="20"/>
+                <w:szCs w:val="20"/>
+              </w:rPr>
+            </w:pPr>
+            <w:r>
+              <w:rPr>
+                <w:rFonts w:ascii="Arial" w:hAnsi="Arial" w:eastAsia="Arial" w:cs="Arial"/>
+                <w:b w:val="0"/>
+                <w:bCs w:val="0"/>
+                <w:i w:val="0"/>
+                <w:iCs w:val="0"/>
+                <w:strike w:val="0"/>
+                <w:dstrike w:val="0"/>
+                <w:color w:val="D13438"/>
+                <w:sz w:val="20"/>
+                <w:szCs w:val="20"/>
+                <w:u w:val="single"/>
+                <w:lang w:val="en-US"/>
+              </w:rPr>
+              <w:t>0</w:t>
+            </w:r>
+          </w:p>
+        </w:tc>
+        <w:tc>
+          <w:tcPr>
+            <w:tcW w:w="1170" w:type="dxa"/>
+            <w:tcBorders>
+              <w:top w:val="single" w:color="FFFFFF" w:themeColor="background1" w:sz="6"/>
+              <w:left w:val="single" w:color="FFFFFF" w:themeColor="background1" w:sz="6"/>
+              <w:bottom w:val="single" w:color="FFFFFF" w:themeColor="background1" w:sz="6"/>
+              <w:right w:val="single" w:color="FFFFFF" w:themeColor="background1" w:sz="6"/>
+            </w:tcBorders>
+            <w:tcMar>
+              <w:top w:w="60" w:type="dxa"/>
+              <w:left w:w="135" w:type="dxa"/>
+              <w:bottom w:w="60" w:type="dxa"/>
+              <w:right w:w="135" w:type="dxa"/>
+            </w:tcMar>
+            <w:vAlign w:val="top"/>
+          </w:tcPr>
+          <w:p>
+            <w:pPr>
+              <w:rPr>
+                <w:rFonts w:ascii="Arial" w:hAnsi="Arial" w:eastAsia="Arial" w:cs="Arial"/>
+                <w:b w:val="0"/>
+                <w:bCs w:val="0"/>
+                <w:i w:val="0"/>
+                <w:iCs w:val="0"/>
+                <w:color w:val="D13438"/>
+                <w:sz w:val="20"/>
+                <w:szCs w:val="20"/>
+              </w:rPr>
+            </w:pPr>
+            <w:r>
+              <w:rPr>
+                <w:rFonts w:ascii="Arial" w:hAnsi="Arial" w:eastAsia="Arial" w:cs="Arial"/>
+                <w:b w:val="0"/>
+                <w:bCs w:val="0"/>
+                <w:i w:val="0"/>
+                <w:iCs w:val="0"/>
+                <w:strike w:val="0"/>
+                <w:dstrike w:val="0"/>
+                <w:color w:val="D13438"/>
+                <w:sz w:val="20"/>
+                <w:szCs w:val="20"/>
+                <w:u w:val="single"/>
+                <w:lang w:val="en-US"/>
+              </w:rPr>
+              <w:t>95</w:t>
+            </w:r>
+            <w:r>
+              <w:rPr>
+                <w:rFonts w:ascii="Arial" w:hAnsi="Arial" w:eastAsia="Arial" w:cs="Arial"/>
+                <w:b w:val="0"/>
+                <w:bCs w:val="0"/>
+                <w:i w:val="0"/>
+                <w:iCs w:val="0"/>
+                <w:strike w:val="0"/>
+                <w:dstrike w:val="0"/>
+                <w:color w:val="D13438"/>
+                <w:sz w:val="20"/>
+                <w:szCs w:val="20"/>
+                <w:u w:val="single"/>
+                <w:lang w:val="en-US"/>
+              </w:rPr>
+              <w:t xml:space="preserve"> (90-98)</w:t>
+            </w:r>
+          </w:p>
+        </w:tc>
+        <w:tc>
+          <w:tcPr>
+            <w:tcW w:w="1155" w:type="dxa"/>
+            <w:tcBorders>
+              <w:top w:val="single" w:color="FFFFFF" w:themeColor="background1" w:sz="6"/>
+              <w:left w:val="single" w:color="FFFFFF" w:themeColor="background1" w:sz="6"/>
+              <w:bottom w:val="single" w:color="FFFFFF" w:themeColor="background1" w:sz="6"/>
+              <w:right w:val="single" w:color="FFFFFF" w:themeColor="background1" w:sz="6"/>
+            </w:tcBorders>
+            <w:tcMar>
+              <w:top w:w="60" w:type="dxa"/>
+              <w:left w:w="135" w:type="dxa"/>
+              <w:bottom w:w="60" w:type="dxa"/>
+              <w:right w:w="135" w:type="dxa"/>
+            </w:tcMar>
+            <w:vAlign w:val="top"/>
+          </w:tcPr>
+          <w:p>
+            <w:pPr>
+              <w:rPr>
+                <w:rFonts w:ascii="Arial" w:hAnsi="Arial" w:eastAsia="Arial" w:cs="Arial"/>
+                <w:b w:val="0"/>
+                <w:bCs w:val="0"/>
+                <w:i w:val="0"/>
+                <w:iCs w:val="0"/>
+                <w:color w:val="D13438"/>
+                <w:sz w:val="20"/>
+                <w:szCs w:val="20"/>
+              </w:rPr>
+            </w:pPr>
+            <w:r>
+              <w:rPr>
+                <w:rFonts w:ascii="Arial" w:hAnsi="Arial" w:eastAsia="Arial" w:cs="Arial"/>
+                <w:b w:val="0"/>
+                <w:bCs w:val="0"/>
+                <w:i w:val="0"/>
+                <w:iCs w:val="0"/>
+                <w:strike w:val="0"/>
+                <w:dstrike w:val="0"/>
+                <w:color w:val="D13438"/>
+                <w:sz w:val="20"/>
+                <w:szCs w:val="20"/>
+                <w:u w:val="single"/>
+                <w:lang w:val="en-US"/>
+              </w:rPr>
+              <w:t>4.9</w:t>
+            </w:r>
+            <w:r>
+              <w:rPr>
+                <w:rFonts w:ascii="Arial" w:hAnsi="Arial" w:eastAsia="Arial" w:cs="Arial"/>
+                <w:b w:val="0"/>
+                <w:bCs w:val="0"/>
+                <w:i w:val="0"/>
+                <w:iCs w:val="0"/>
+                <w:strike w:val="0"/>
+                <w:dstrike w:val="0"/>
+                <w:color w:val="D13438"/>
+                <w:sz w:val="20"/>
+                <w:szCs w:val="20"/>
+                <w:u w:val="single"/>
+                <w:lang w:val="en-US"/>
+              </w:rPr>
+              <w:t xml:space="preserve"> </w:t>
+            </w:r>
+            <w:r>
+              <w:rPr>
+                <w:rFonts w:ascii="Arial" w:hAnsi="Arial" w:eastAsia="Arial" w:cs="Arial"/>
+                <w:b w:val="0"/>
+                <w:bCs w:val="0"/>
+                <w:i w:val="0"/>
+                <w:iCs w:val="0"/>
+                <w:strike w:val="0"/>
+                <w:dstrike w:val="0"/>
+                <w:color w:val="D13438"/>
+                <w:sz w:val="20"/>
+                <w:szCs w:val="20"/>
+                <w:u w:val="single"/>
+                <w:lang w:val="en-US"/>
+              </w:rPr>
+              <w:t>(2.3-9.8)</w:t>
+            </w:r>
+          </w:p>
+        </w:tc>
+        <w:tc>
+          <w:tcPr>
+            <w:tcW w:w="1260" w:type="dxa"/>
+            <w:tcBorders>
+              <w:top w:val="single" w:color="FFFFFF" w:themeColor="background1" w:sz="6"/>
+              <w:left w:val="single" w:color="FFFFFF" w:themeColor="background1" w:sz="6"/>
+              <w:bottom w:val="single" w:color="FFFFFF" w:themeColor="background1" w:sz="6"/>
+              <w:right w:val="single" w:color="FFFFFF" w:themeColor="background1" w:sz="6"/>
+            </w:tcBorders>
+            <w:tcMar>
+              <w:top w:w="60" w:type="dxa"/>
+              <w:left w:w="135" w:type="dxa"/>
+              <w:bottom w:w="60" w:type="dxa"/>
+              <w:right w:w="135" w:type="dxa"/>
+            </w:tcMar>
+            <w:vAlign w:val="top"/>
+          </w:tcPr>
+          <w:p>
+            <w:pPr>
+              <w:rPr>
+                <w:rFonts w:ascii="Arial" w:hAnsi="Arial" w:eastAsia="Arial" w:cs="Arial"/>
+                <w:b w:val="0"/>
+                <w:bCs w:val="0"/>
+                <w:i w:val="0"/>
+                <w:iCs w:val="0"/>
+                <w:color w:val="D13438"/>
+                <w:sz w:val="20"/>
+                <w:szCs w:val="20"/>
+              </w:rPr>
+            </w:pPr>
+            <w:r>
+              <w:rPr>
+                <w:rFonts w:ascii="Arial" w:hAnsi="Arial" w:eastAsia="Arial" w:cs="Arial"/>
+                <w:b w:val="0"/>
+                <w:bCs w:val="0"/>
+                <w:i w:val="0"/>
+                <w:iCs w:val="0"/>
+                <w:strike w:val="0"/>
+                <w:dstrike w:val="0"/>
+                <w:color w:val="D13438"/>
+                <w:sz w:val="20"/>
+                <w:szCs w:val="20"/>
+                <w:u w:val="single"/>
+                <w:lang w:val="en-US"/>
+              </w:rPr>
+              <w:t>0</w:t>
+            </w:r>
+          </w:p>
+        </w:tc>
+        <w:tc>
+          <w:tcPr>
+            <w:tcW w:w="1155" w:type="dxa"/>
+            <w:gridSpan w:val="2"/>
+            <w:tcBorders>
+              <w:top w:val="single" w:color="FFFFFF" w:themeColor="background1" w:sz="6"/>
+              <w:left w:val="single" w:color="FFFFFF" w:themeColor="background1" w:sz="6"/>
+              <w:bottom w:val="single" w:color="FFFFFF" w:themeColor="background1" w:sz="6"/>
+              <w:right w:val="single" w:color="FFFFFF" w:themeColor="background1" w:sz="6"/>
+            </w:tcBorders>
+            <w:tcMar>
+              <w:top w:w="60" w:type="dxa"/>
+              <w:left w:w="135" w:type="dxa"/>
+              <w:bottom w:w="60" w:type="dxa"/>
+              <w:right w:w="135" w:type="dxa"/>
+            </w:tcMar>
+            <w:vAlign w:val="top"/>
+          </w:tcPr>
+          <w:p>
+            <w:pPr>
+              <w:rPr>
+                <w:rFonts w:ascii="Arial" w:hAnsi="Arial" w:eastAsia="Arial" w:cs="Arial"/>
+                <w:b w:val="0"/>
+                <w:bCs w:val="0"/>
+                <w:i w:val="0"/>
+                <w:iCs w:val="0"/>
+                <w:color w:val="D13438"/>
+                <w:sz w:val="20"/>
+                <w:szCs w:val="20"/>
+              </w:rPr>
+            </w:pPr>
+            <w:r>
+              <w:rPr>
+                <w:rFonts w:ascii="Arial" w:hAnsi="Arial" w:eastAsia="Arial" w:cs="Arial"/>
+                <w:b w:val="1"/>
+                <w:bCs w:val="1"/>
+                <w:i w:val="0"/>
+                <w:iCs w:val="0"/>
+                <w:strike w:val="0"/>
+                <w:dstrike w:val="0"/>
+                <w:color w:val="D13438"/>
+                <w:sz w:val="20"/>
+                <w:szCs w:val="20"/>
+                <w:u w:val="single"/>
+                <w:lang w:val="en-US"/>
+              </w:rPr>
+              <w:t>&lt;0.001</w:t>
             </w:r>
           </w:p>
         </w:tc>
@@ -3319,7 +5538,7 @@
                 <w:u w:val="single"/>
                 <w:lang w:val="en-US"/>
               </w:rPr>
-              <w:t>Extent enhancement</w:t>
+              <w:t>Biopsy method</w:t>
             </w:r>
           </w:p>
         </w:tc>
@@ -3369,7 +5588,24 @@
                 <w:u w:val="single"/>
                 <w:lang w:val="en-US"/>
               </w:rPr>
-              <w:t>87</w:t>
+              <w:t>93</w:t>
+            </w:r>
+            <w:r>
+              <w:rPr>
+                <w:rFonts w:ascii="Arial" w:hAnsi="Arial" w:eastAsia="Arial" w:cs="Arial"/>
+                <w:b w:val="0"/>
+                <w:bCs w:val="0"/>
+                <w:i w:val="0"/>
+                <w:iCs w:val="0"/>
+                <w:strike w:val="0"/>
+                <w:dstrike w:val="0"/>
+                <w:color w:val="D13438"/>
+                <w:sz w:val="20"/>
+                <w:szCs w:val="20"/>
+                <w:u w:val="single"/>
+                <w:lang w:val="en-US"/>
+              </w:rPr>
+              <w:t xml:space="preserve"> (88-96)</w:t>
             </w:r>
           </w:p>
         </w:tc>
@@ -3418,7 +5654,24 @@
                 <w:u w:val="single"/>
                 <w:lang w:val="en-US"/>
               </w:rPr>
-              <w:t>12</w:t>
+              <w:t>6.5</w:t>
+            </w:r>
+            <w:r>
+              <w:rPr>
+                <w:rFonts w:ascii="Arial" w:hAnsi="Arial" w:eastAsia="Arial" w:cs="Arial"/>
+                <w:b w:val="0"/>
+                <w:bCs w:val="0"/>
+                <w:i w:val="0"/>
+                <w:iCs w:val="0"/>
+                <w:strike w:val="0"/>
+                <w:dstrike w:val="0"/>
+                <w:color w:val="D13438"/>
+                <w:sz w:val="20"/>
+                <w:szCs w:val="20"/>
+                <w:u w:val="single"/>
+                <w:lang w:val="en-US"/>
+              </w:rPr>
+              <w:t xml:space="preserve"> (3.7-11)</w:t>
             </w:r>
           </w:p>
         </w:tc>
@@ -3467,7 +5720,24 @@
                 <w:u w:val="single"/>
                 <w:lang w:val="en-US"/>
               </w:rPr>
-              <w:t>1.1</w:t>
+              <w:t>0.5</w:t>
+            </w:r>
+            <w:r>
+              <w:rPr>
+                <w:rFonts w:ascii="Arial" w:hAnsi="Arial" w:eastAsia="Arial" w:cs="Arial"/>
+                <w:b w:val="0"/>
+                <w:bCs w:val="0"/>
+                <w:i w:val="0"/>
+                <w:iCs w:val="0"/>
+                <w:strike w:val="0"/>
+                <w:dstrike w:val="0"/>
+                <w:color w:val="D13438"/>
+                <w:sz w:val="20"/>
+                <w:szCs w:val="20"/>
+                <w:u w:val="single"/>
+                <w:lang w:val="en-US"/>
+              </w:rPr>
+              <w:t xml:space="preserve"> (0.03-3.2)</w:t>
             </w:r>
           </w:p>
         </w:tc>
@@ -3516,7 +5786,24 @@
                 <w:u w:val="single"/>
                 <w:lang w:val="en-US"/>
               </w:rPr>
-              <w:t>96</w:t>
+              <w:t>99</w:t>
+            </w:r>
+            <w:r>
+              <w:rPr>
+                <w:rFonts w:ascii="Arial" w:hAnsi="Arial" w:eastAsia="Arial" w:cs="Arial"/>
+                <w:b w:val="0"/>
+                <w:bCs w:val="0"/>
+                <w:i w:val="0"/>
+                <w:iCs w:val="0"/>
+                <w:strike w:val="0"/>
+                <w:dstrike w:val="0"/>
+                <w:color w:val="D13438"/>
+                <w:sz w:val="20"/>
+                <w:szCs w:val="20"/>
+                <w:u w:val="single"/>
+                <w:lang w:val="en-US"/>
+              </w:rPr>
+              <w:t xml:space="preserve"> (97-100)</w:t>
             </w:r>
           </w:p>
         </w:tc>
@@ -3565,7 +5852,7 @@
                 <w:u w:val="single"/>
                 <w:lang w:val="en-US"/>
               </w:rPr>
-              <w:t>3.4</w:t>
+              <w:t>0</w:t>
             </w:r>
           </w:p>
         </w:tc>
@@ -3614,7 +5901,24 @@
                 <w:u w:val="single"/>
                 <w:lang w:val="en-US"/>
               </w:rPr>
-              <w:t>1.1</w:t>
+              <w:t>0.5</w:t>
+            </w:r>
+            <w:r>
+              <w:rPr>
+                <w:rFonts w:ascii="Arial" w:hAnsi="Arial" w:eastAsia="Arial" w:cs="Arial"/>
+                <w:b w:val="0"/>
+                <w:bCs w:val="0"/>
+                <w:i w:val="0"/>
+                <w:iCs w:val="0"/>
+                <w:strike w:val="0"/>
+                <w:dstrike w:val="0"/>
+                <w:color w:val="D13438"/>
+                <w:sz w:val="20"/>
+                <w:szCs w:val="20"/>
+                <w:u w:val="single"/>
+                <w:lang w:val="en-US"/>
+              </w:rPr>
+              <w:t xml:space="preserve"> (0.03-3.2)</w:t>
             </w:r>
           </w:p>
         </w:tc>
@@ -3664,7 +5968,24 @@
                 <w:u w:val="single"/>
                 <w:lang w:val="en-US"/>
               </w:rPr>
-              <w:t>0.04</w:t>
+              <w:t>0.0</w:t>
+            </w:r>
+            <w:r>
+              <w:rPr>
+                <w:rFonts w:ascii="Arial" w:hAnsi="Arial" w:eastAsia="Arial" w:cs="Arial"/>
+                <w:b w:val="1"/>
+                <w:bCs w:val="1"/>
+                <w:i w:val="0"/>
+                <w:iCs w:val="0"/>
+                <w:strike w:val="0"/>
+                <w:dstrike w:val="0"/>
+                <w:color w:val="D13438"/>
+                <w:sz w:val="20"/>
+                <w:szCs w:val="20"/>
+                <w:u w:val="single"/>
+                <w:lang w:val="en-US"/>
+              </w:rPr>
+              <w:t>1</w:t>
             </w:r>
           </w:p>
         </w:tc>
@@ -3718,7 +6039,7 @@
                 <w:u w:val="single"/>
                 <w:lang w:val="en-US"/>
               </w:rPr>
-              <w:t>Lymph node status</w:t>
+              <w:t>Clip placement</w:t>
             </w:r>
           </w:p>
         </w:tc>
@@ -3748,27 +6069,48 @@
                 <w:bCs w:val="0"/>
                 <w:i w:val="0"/>
                 <w:iCs w:val="0"/>
-                <w:color w:val="D13438"/>
-                <w:sz w:val="20"/>
-                <w:szCs w:val="20"/>
-              </w:rPr>
-            </w:pPr>
-            <w:r>
-              <w:rPr>
-                <w:rFonts w:ascii="Arial" w:hAnsi="Arial" w:eastAsia="Arial" w:cs="Arial"/>
-                <w:b w:val="0"/>
-                <w:bCs w:val="0"/>
-                <w:i w:val="0"/>
-                <w:iCs w:val="0"/>
-                <w:strike w:val="0"/>
-                <w:dstrike w:val="0"/>
-                <w:color w:val="D13438"/>
-                <w:sz w:val="20"/>
-                <w:szCs w:val="20"/>
-                <w:u w:val="single"/>
-                <w:lang w:val="en-US"/>
-              </w:rPr>
-              <w:t>72</w:t>
+                <w:strike w:val="0"/>
+                <w:dstrike w:val="0"/>
+                <w:color w:val="D13438"/>
+                <w:sz w:val="20"/>
+                <w:szCs w:val="20"/>
+                <w:u w:val="single"/>
+                <w:lang w:val="en-US"/>
+              </w:rPr>
+            </w:pPr>
+            <w:r>
+              <w:rPr>
+                <w:rFonts w:ascii="Arial" w:hAnsi="Arial" w:eastAsia="Arial" w:cs="Arial"/>
+                <w:b w:val="0"/>
+                <w:bCs w:val="0"/>
+                <w:i w:val="0"/>
+                <w:iCs w:val="0"/>
+                <w:strike w:val="0"/>
+                <w:dstrike w:val="0"/>
+                <w:color w:val="D13438"/>
+                <w:sz w:val="20"/>
+                <w:szCs w:val="20"/>
+                <w:u w:val="single"/>
+                <w:lang w:val="en-US"/>
+              </w:rPr>
+              <w:t>86</w:t>
+            </w:r>
+            <w:r>
+              <w:rPr>
+                <w:rFonts w:ascii="Arial" w:hAnsi="Arial" w:eastAsia="Arial" w:cs="Arial"/>
+                <w:b w:val="0"/>
+                <w:bCs w:val="0"/>
+                <w:i w:val="0"/>
+                <w:iCs w:val="0"/>
+                <w:strike w:val="0"/>
+                <w:dstrike w:val="0"/>
+                <w:color w:val="D13438"/>
+                <w:sz w:val="20"/>
+                <w:szCs w:val="20"/>
+                <w:u w:val="single"/>
+                <w:lang w:val="en-US"/>
+              </w:rPr>
+              <w:t xml:space="preserve"> (80-91)</w:t>
             </w:r>
           </w:p>
         </w:tc>
@@ -3817,7 +6159,24 @@
                 <w:u w:val="single"/>
                 <w:lang w:val="en-US"/>
               </w:rPr>
-              <w:t>28</w:t>
+              <w:t>14</w:t>
+            </w:r>
+            <w:r>
+              <w:rPr>
+                <w:rFonts w:ascii="Arial" w:hAnsi="Arial" w:eastAsia="Arial" w:cs="Arial"/>
+                <w:b w:val="0"/>
+                <w:bCs w:val="0"/>
+                <w:i w:val="0"/>
+                <w:iCs w:val="0"/>
+                <w:strike w:val="0"/>
+                <w:dstrike w:val="0"/>
+                <w:color w:val="D13438"/>
+                <w:sz w:val="20"/>
+                <w:szCs w:val="20"/>
+                <w:u w:val="single"/>
+                <w:lang w:val="en-US"/>
+              </w:rPr>
+              <w:t xml:space="preserve"> (9.3-20)</w:t>
             </w:r>
           </w:p>
         </w:tc>
@@ -3915,7 +6274,24 @@
                 <w:u w:val="single"/>
                 <w:lang w:val="en-US"/>
               </w:rPr>
-              <w:t>95</w:t>
+              <w:t>97</w:t>
+            </w:r>
+            <w:r>
+              <w:rPr>
+                <w:rFonts w:ascii="Arial" w:hAnsi="Arial" w:eastAsia="Arial" w:cs="Arial"/>
+                <w:b w:val="0"/>
+                <w:bCs w:val="0"/>
+                <w:i w:val="0"/>
+                <w:iCs w:val="0"/>
+                <w:strike w:val="0"/>
+                <w:dstrike w:val="0"/>
+                <w:color w:val="D13438"/>
+                <w:sz w:val="20"/>
+                <w:szCs w:val="20"/>
+                <w:u w:val="single"/>
+                <w:lang w:val="en-US"/>
+              </w:rPr>
+              <w:t xml:space="preserve"> (93-99)</w:t>
             </w:r>
           </w:p>
         </w:tc>
@@ -3964,7 +6340,24 @@
                 <w:u w:val="single"/>
                 <w:lang w:val="en-US"/>
               </w:rPr>
-              <w:t>4.9</w:t>
+              <w:t>2.8</w:t>
+            </w:r>
+            <w:r>
+              <w:rPr>
+                <w:rFonts w:ascii="Arial" w:hAnsi="Arial" w:eastAsia="Arial" w:cs="Arial"/>
+                <w:b w:val="0"/>
+                <w:bCs w:val="0"/>
+                <w:i w:val="0"/>
+                <w:iCs w:val="0"/>
+                <w:strike w:val="0"/>
+                <w:dstrike w:val="0"/>
+                <w:color w:val="D13438"/>
+                <w:sz w:val="20"/>
+                <w:szCs w:val="20"/>
+                <w:u w:val="single"/>
+                <w:lang w:val="en-US"/>
+              </w:rPr>
+              <w:t xml:space="preserve"> (1.0-6.7)</w:t>
             </w:r>
           </w:p>
         </w:tc>
@@ -4013,7 +6406,24 @@
                 <w:u w:val="single"/>
                 <w:lang w:val="en-US"/>
               </w:rPr>
-              <w:t>0</w:t>
+              <w:t>0.6</w:t>
+            </w:r>
+            <w:r>
+              <w:rPr>
+                <w:rFonts w:ascii="Arial" w:hAnsi="Arial" w:eastAsia="Arial" w:cs="Arial"/>
+                <w:b w:val="0"/>
+                <w:bCs w:val="0"/>
+                <w:i w:val="0"/>
+                <w:iCs w:val="0"/>
+                <w:strike w:val="0"/>
+                <w:dstrike w:val="0"/>
+                <w:color w:val="D13438"/>
+                <w:sz w:val="20"/>
+                <w:szCs w:val="20"/>
+                <w:u w:val="single"/>
+                <w:lang w:val="en-US"/>
+              </w:rPr>
+              <w:t xml:space="preserve"> (0.03-3.5)</w:t>
             </w:r>
           </w:p>
         </w:tc>
@@ -4117,7 +6527,7 @@
                 <w:u w:val="single"/>
                 <w:lang w:val="en-US"/>
               </w:rPr>
-              <w:t>Biopsy method</w:t>
+              <w:t>Histology</w:t>
             </w:r>
           </w:p>
         </w:tc>
@@ -4167,7 +6577,24 @@
                 <w:u w:val="single"/>
                 <w:lang w:val="en-US"/>
               </w:rPr>
-              <w:t>93</w:t>
+              <w:t>98</w:t>
+            </w:r>
+            <w:r>
+              <w:rPr>
+                <w:rFonts w:ascii="Arial" w:hAnsi="Arial" w:eastAsia="Arial" w:cs="Arial"/>
+                <w:b w:val="0"/>
+                <w:bCs w:val="0"/>
+                <w:i w:val="0"/>
+                <w:iCs w:val="0"/>
+                <w:strike w:val="0"/>
+                <w:dstrike w:val="0"/>
+                <w:color w:val="D13438"/>
+                <w:sz w:val="20"/>
+                <w:szCs w:val="20"/>
+                <w:u w:val="single"/>
+                <w:lang w:val="en-US"/>
+              </w:rPr>
+              <w:t xml:space="preserve"> (95-99)</w:t>
             </w:r>
           </w:p>
         </w:tc>
@@ -4216,7 +6643,24 @@
                 <w:u w:val="single"/>
                 <w:lang w:val="en-US"/>
               </w:rPr>
-              <w:t>6.5</w:t>
+              <w:t>2</w:t>
+            </w:r>
+            <w:r>
+              <w:rPr>
+                <w:rFonts w:ascii="Arial" w:hAnsi="Arial" w:eastAsia="Arial" w:cs="Arial"/>
+                <w:b w:val="0"/>
+                <w:bCs w:val="0"/>
+                <w:i w:val="0"/>
+                <w:iCs w:val="0"/>
+                <w:strike w:val="0"/>
+                <w:dstrike w:val="0"/>
+                <w:color w:val="D13438"/>
+                <w:sz w:val="20"/>
+                <w:szCs w:val="20"/>
+                <w:u w:val="single"/>
+                <w:lang w:val="en-US"/>
+              </w:rPr>
+              <w:t xml:space="preserve"> (0.64-5.4)</w:t>
             </w:r>
           </w:p>
         </w:tc>
@@ -4265,154 +6709,222 @@
                 <w:u w:val="single"/>
                 <w:lang w:val="en-US"/>
               </w:rPr>
+              <w:t>0</w:t>
+            </w:r>
+          </w:p>
+        </w:tc>
+        <w:tc>
+          <w:tcPr>
+            <w:tcW w:w="1170" w:type="dxa"/>
+            <w:tcBorders>
+              <w:top w:val="single" w:color="FFFFFF" w:themeColor="background1" w:sz="6"/>
+              <w:left w:val="single" w:color="FFFFFF" w:themeColor="background1" w:sz="6"/>
+              <w:bottom w:val="single" w:color="FFFFFF" w:themeColor="background1" w:sz="6"/>
+              <w:right w:val="single" w:color="FFFFFF" w:themeColor="background1" w:sz="6"/>
+            </w:tcBorders>
+            <w:tcMar>
+              <w:top w:w="60" w:type="dxa"/>
+              <w:left w:w="135" w:type="dxa"/>
+              <w:bottom w:w="60" w:type="dxa"/>
+              <w:right w:w="135" w:type="dxa"/>
+            </w:tcMar>
+            <w:vAlign w:val="top"/>
+          </w:tcPr>
+          <w:p>
+            <w:pPr>
+              <w:rPr>
+                <w:rFonts w:ascii="Arial" w:hAnsi="Arial" w:eastAsia="Arial" w:cs="Arial"/>
+                <w:b w:val="0"/>
+                <w:bCs w:val="0"/>
+                <w:i w:val="0"/>
+                <w:iCs w:val="0"/>
+                <w:color w:val="D13438"/>
+                <w:sz w:val="20"/>
+                <w:szCs w:val="20"/>
+              </w:rPr>
+            </w:pPr>
+            <w:r>
+              <w:rPr>
+                <w:rFonts w:ascii="Arial" w:hAnsi="Arial" w:eastAsia="Arial" w:cs="Arial"/>
+                <w:b w:val="0"/>
+                <w:bCs w:val="0"/>
+                <w:i w:val="0"/>
+                <w:iCs w:val="0"/>
+                <w:strike w:val="0"/>
+                <w:dstrike w:val="0"/>
+                <w:color w:val="D13438"/>
+                <w:sz w:val="20"/>
+                <w:szCs w:val="20"/>
+                <w:u w:val="single"/>
+                <w:lang w:val="en-US"/>
+              </w:rPr>
+              <w:t>98</w:t>
+            </w:r>
+            <w:r>
+              <w:rPr>
+                <w:rFonts w:ascii="Arial" w:hAnsi="Arial" w:eastAsia="Arial" w:cs="Arial"/>
+                <w:b w:val="0"/>
+                <w:bCs w:val="0"/>
+                <w:i w:val="0"/>
+                <w:iCs w:val="0"/>
+                <w:strike w:val="0"/>
+                <w:dstrike w:val="0"/>
+                <w:color w:val="D13438"/>
+                <w:sz w:val="20"/>
+                <w:szCs w:val="20"/>
+                <w:u w:val="single"/>
+                <w:lang w:val="en-US"/>
+              </w:rPr>
+              <w:t xml:space="preserve"> (94-99)</w:t>
+            </w:r>
+          </w:p>
+        </w:tc>
+        <w:tc>
+          <w:tcPr>
+            <w:tcW w:w="1155" w:type="dxa"/>
+            <w:tcBorders>
+              <w:top w:val="single" w:color="FFFFFF" w:themeColor="background1" w:sz="6"/>
+              <w:left w:val="single" w:color="FFFFFF" w:themeColor="background1" w:sz="6"/>
+              <w:bottom w:val="single" w:color="FFFFFF" w:themeColor="background1" w:sz="6"/>
+              <w:right w:val="single" w:color="FFFFFF" w:themeColor="background1" w:sz="6"/>
+            </w:tcBorders>
+            <w:tcMar>
+              <w:top w:w="60" w:type="dxa"/>
+              <w:left w:w="135" w:type="dxa"/>
+              <w:bottom w:w="60" w:type="dxa"/>
+              <w:right w:w="135" w:type="dxa"/>
+            </w:tcMar>
+            <w:vAlign w:val="top"/>
+          </w:tcPr>
+          <w:p>
+            <w:pPr>
+              <w:rPr>
+                <w:rFonts w:ascii="Arial" w:hAnsi="Arial" w:eastAsia="Arial" w:cs="Arial"/>
+                <w:b w:val="0"/>
+                <w:bCs w:val="0"/>
+                <w:i w:val="0"/>
+                <w:iCs w:val="0"/>
+                <w:color w:val="D13438"/>
+                <w:sz w:val="20"/>
+                <w:szCs w:val="20"/>
+              </w:rPr>
+            </w:pPr>
+            <w:r>
+              <w:rPr>
+                <w:rFonts w:ascii="Arial" w:hAnsi="Arial" w:eastAsia="Arial" w:cs="Arial"/>
+                <w:b w:val="0"/>
+                <w:bCs w:val="0"/>
+                <w:i w:val="0"/>
+                <w:iCs w:val="0"/>
+                <w:strike w:val="0"/>
+                <w:dstrike w:val="0"/>
+                <w:color w:val="D13438"/>
+                <w:sz w:val="20"/>
+                <w:szCs w:val="20"/>
+                <w:u w:val="single"/>
+                <w:lang w:val="en-US"/>
+              </w:rPr>
+              <w:t>2</w:t>
+            </w:r>
+            <w:r>
+              <w:rPr>
+                <w:rFonts w:ascii="Arial" w:hAnsi="Arial" w:eastAsia="Arial" w:cs="Arial"/>
+                <w:b w:val="0"/>
+                <w:bCs w:val="0"/>
+                <w:i w:val="0"/>
+                <w:iCs w:val="0"/>
+                <w:strike w:val="0"/>
+                <w:dstrike w:val="0"/>
+                <w:color w:val="D13438"/>
+                <w:sz w:val="20"/>
+                <w:szCs w:val="20"/>
+                <w:u w:val="single"/>
+                <w:lang w:val="en-US"/>
+              </w:rPr>
+              <w:t xml:space="preserve"> (0.64-5.4)</w:t>
+            </w:r>
+          </w:p>
+        </w:tc>
+        <w:tc>
+          <w:tcPr>
+            <w:tcW w:w="1260" w:type="dxa"/>
+            <w:tcBorders>
+              <w:top w:val="single" w:color="FFFFFF" w:themeColor="background1" w:sz="6"/>
+              <w:left w:val="single" w:color="FFFFFF" w:themeColor="background1" w:sz="6"/>
+              <w:bottom w:val="single" w:color="FFFFFF" w:themeColor="background1" w:sz="6"/>
+              <w:right w:val="single" w:color="FFFFFF" w:themeColor="background1" w:sz="6"/>
+            </w:tcBorders>
+            <w:tcMar>
+              <w:top w:w="60" w:type="dxa"/>
+              <w:left w:w="135" w:type="dxa"/>
+              <w:bottom w:w="60" w:type="dxa"/>
+              <w:right w:w="135" w:type="dxa"/>
+            </w:tcMar>
+            <w:vAlign w:val="top"/>
+          </w:tcPr>
+          <w:p>
+            <w:pPr>
+              <w:rPr>
+                <w:rFonts w:ascii="Arial" w:hAnsi="Arial" w:eastAsia="Arial" w:cs="Arial"/>
+                <w:b w:val="0"/>
+                <w:bCs w:val="0"/>
+                <w:i w:val="0"/>
+                <w:iCs w:val="0"/>
+                <w:color w:val="D13438"/>
+                <w:sz w:val="20"/>
+                <w:szCs w:val="20"/>
+              </w:rPr>
+            </w:pPr>
+            <w:r>
+              <w:rPr>
+                <w:rFonts w:ascii="Arial" w:hAnsi="Arial" w:eastAsia="Arial" w:cs="Arial"/>
+                <w:b w:val="0"/>
+                <w:bCs w:val="0"/>
+                <w:i w:val="0"/>
+                <w:iCs w:val="0"/>
+                <w:strike w:val="0"/>
+                <w:dstrike w:val="0"/>
+                <w:color w:val="D13438"/>
+                <w:sz w:val="20"/>
+                <w:szCs w:val="20"/>
+                <w:u w:val="single"/>
+                <w:lang w:val="en-US"/>
+              </w:rPr>
               <w:t>0.5</w:t>
             </w:r>
-          </w:p>
-        </w:tc>
-        <w:tc>
-          <w:tcPr>
-            <w:tcW w:w="1170" w:type="dxa"/>
-            <w:tcBorders>
-              <w:top w:val="single" w:color="FFFFFF" w:themeColor="background1" w:sz="6"/>
-              <w:left w:val="single" w:color="FFFFFF" w:themeColor="background1" w:sz="6"/>
-              <w:bottom w:val="single" w:color="FFFFFF" w:themeColor="background1" w:sz="6"/>
-              <w:right w:val="single" w:color="FFFFFF" w:themeColor="background1" w:sz="6"/>
-            </w:tcBorders>
-            <w:tcMar>
-              <w:top w:w="60" w:type="dxa"/>
-              <w:left w:w="135" w:type="dxa"/>
-              <w:bottom w:w="60" w:type="dxa"/>
-              <w:right w:w="135" w:type="dxa"/>
-            </w:tcMar>
-            <w:vAlign w:val="top"/>
-          </w:tcPr>
-          <w:p>
-            <w:pPr>
-              <w:rPr>
-                <w:rFonts w:ascii="Arial" w:hAnsi="Arial" w:eastAsia="Arial" w:cs="Arial"/>
-                <w:b w:val="0"/>
-                <w:bCs w:val="0"/>
-                <w:i w:val="0"/>
-                <w:iCs w:val="0"/>
-                <w:color w:val="D13438"/>
-                <w:sz w:val="20"/>
-                <w:szCs w:val="20"/>
-              </w:rPr>
-            </w:pPr>
-            <w:r>
-              <w:rPr>
-                <w:rFonts w:ascii="Arial" w:hAnsi="Arial" w:eastAsia="Arial" w:cs="Arial"/>
-                <w:b w:val="0"/>
-                <w:bCs w:val="0"/>
-                <w:i w:val="0"/>
-                <w:iCs w:val="0"/>
-                <w:strike w:val="0"/>
-                <w:dstrike w:val="0"/>
-                <w:color w:val="D13438"/>
-                <w:sz w:val="20"/>
-                <w:szCs w:val="20"/>
-                <w:u w:val="single"/>
-                <w:lang w:val="en-US"/>
-              </w:rPr>
-              <w:t>99</w:t>
-            </w:r>
-          </w:p>
-        </w:tc>
-        <w:tc>
-          <w:tcPr>
-            <w:tcW w:w="1155" w:type="dxa"/>
-            <w:tcBorders>
-              <w:top w:val="single" w:color="FFFFFF" w:themeColor="background1" w:sz="6"/>
-              <w:left w:val="single" w:color="FFFFFF" w:themeColor="background1" w:sz="6"/>
-              <w:bottom w:val="single" w:color="FFFFFF" w:themeColor="background1" w:sz="6"/>
-              <w:right w:val="single" w:color="FFFFFF" w:themeColor="background1" w:sz="6"/>
-            </w:tcBorders>
-            <w:tcMar>
-              <w:top w:w="60" w:type="dxa"/>
-              <w:left w:w="135" w:type="dxa"/>
-              <w:bottom w:w="60" w:type="dxa"/>
-              <w:right w:w="135" w:type="dxa"/>
-            </w:tcMar>
-            <w:vAlign w:val="top"/>
-          </w:tcPr>
-          <w:p>
-            <w:pPr>
-              <w:rPr>
-                <w:rFonts w:ascii="Arial" w:hAnsi="Arial" w:eastAsia="Arial" w:cs="Arial"/>
-                <w:b w:val="0"/>
-                <w:bCs w:val="0"/>
-                <w:i w:val="0"/>
-                <w:iCs w:val="0"/>
-                <w:color w:val="D13438"/>
-                <w:sz w:val="20"/>
-                <w:szCs w:val="20"/>
-              </w:rPr>
-            </w:pPr>
-            <w:r>
-              <w:rPr>
-                <w:rFonts w:ascii="Arial" w:hAnsi="Arial" w:eastAsia="Arial" w:cs="Arial"/>
-                <w:b w:val="0"/>
-                <w:bCs w:val="0"/>
-                <w:i w:val="0"/>
-                <w:iCs w:val="0"/>
-                <w:strike w:val="0"/>
-                <w:dstrike w:val="0"/>
-                <w:color w:val="D13438"/>
-                <w:sz w:val="20"/>
-                <w:szCs w:val="20"/>
-                <w:u w:val="single"/>
-                <w:lang w:val="en-US"/>
-              </w:rPr>
-              <w:t>0</w:t>
-            </w:r>
-          </w:p>
-        </w:tc>
-        <w:tc>
-          <w:tcPr>
-            <w:tcW w:w="1260" w:type="dxa"/>
-            <w:tcBorders>
-              <w:top w:val="single" w:color="FFFFFF" w:themeColor="background1" w:sz="6"/>
-              <w:left w:val="single" w:color="FFFFFF" w:themeColor="background1" w:sz="6"/>
-              <w:bottom w:val="single" w:color="FFFFFF" w:themeColor="background1" w:sz="6"/>
-              <w:right w:val="single" w:color="FFFFFF" w:themeColor="background1" w:sz="6"/>
-            </w:tcBorders>
-            <w:tcMar>
-              <w:top w:w="60" w:type="dxa"/>
-              <w:left w:w="135" w:type="dxa"/>
-              <w:bottom w:w="60" w:type="dxa"/>
-              <w:right w:w="135" w:type="dxa"/>
-            </w:tcMar>
-            <w:vAlign w:val="top"/>
-          </w:tcPr>
-          <w:p>
-            <w:pPr>
-              <w:rPr>
-                <w:rFonts w:ascii="Arial" w:hAnsi="Arial" w:eastAsia="Arial" w:cs="Arial"/>
-                <w:b w:val="0"/>
-                <w:bCs w:val="0"/>
-                <w:i w:val="0"/>
-                <w:iCs w:val="0"/>
-                <w:color w:val="D13438"/>
-                <w:sz w:val="20"/>
-                <w:szCs w:val="20"/>
-              </w:rPr>
-            </w:pPr>
-            <w:r>
-              <w:rPr>
-                <w:rFonts w:ascii="Arial" w:hAnsi="Arial" w:eastAsia="Arial" w:cs="Arial"/>
-                <w:b w:val="0"/>
-                <w:bCs w:val="0"/>
-                <w:i w:val="0"/>
-                <w:iCs w:val="0"/>
-                <w:strike w:val="0"/>
-                <w:dstrike w:val="0"/>
-                <w:color w:val="D13438"/>
-                <w:sz w:val="20"/>
-                <w:szCs w:val="20"/>
-                <w:u w:val="single"/>
-                <w:lang w:val="en-US"/>
-              </w:rPr>
-              <w:t>0.5</w:t>
+            <w:r>
+              <w:rPr>
+                <w:rFonts w:ascii="Arial" w:hAnsi="Arial" w:eastAsia="Arial" w:cs="Arial"/>
+                <w:b w:val="0"/>
+                <w:bCs w:val="0"/>
+                <w:i w:val="0"/>
+                <w:iCs w:val="0"/>
+                <w:strike w:val="0"/>
+                <w:dstrike w:val="0"/>
+                <w:color w:val="D13438"/>
+                <w:sz w:val="20"/>
+                <w:szCs w:val="20"/>
+                <w:u w:val="single"/>
+                <w:lang w:val="en-US"/>
+              </w:rPr>
+              <w:t xml:space="preserve"> (0.03-3.</w:t>
+            </w:r>
+            <w:r>
+              <w:rPr>
+                <w:rFonts w:ascii="Arial" w:hAnsi="Arial" w:eastAsia="Arial" w:cs="Arial"/>
+                <w:b w:val="0"/>
+                <w:bCs w:val="0"/>
+                <w:i w:val="0"/>
+                <w:iCs w:val="0"/>
+                <w:strike w:val="0"/>
+                <w:dstrike w:val="0"/>
+                <w:color w:val="D13438"/>
+                <w:sz w:val="20"/>
+                <w:szCs w:val="20"/>
+                <w:u w:val="single"/>
+                <w:lang w:val="en-US"/>
+              </w:rPr>
+              <w:t>2)</w:t>
             </w:r>
           </w:p>
         </w:tc>
@@ -4442,27 +6954,48 @@
                 <w:bCs w:val="0"/>
                 <w:i w:val="0"/>
                 <w:iCs w:val="0"/>
-                <w:color w:val="D13438"/>
-                <w:sz w:val="20"/>
-                <w:szCs w:val="20"/>
-              </w:rPr>
-            </w:pPr>
-            <w:r>
-              <w:rPr>
-                <w:rFonts w:ascii="Arial" w:hAnsi="Arial" w:eastAsia="Arial" w:cs="Arial"/>
-                <w:b w:val="1"/>
-                <w:bCs w:val="1"/>
-                <w:i w:val="0"/>
-                <w:iCs w:val="0"/>
-                <w:strike w:val="0"/>
-                <w:dstrike w:val="0"/>
-                <w:color w:val="D13438"/>
-                <w:sz w:val="20"/>
-                <w:szCs w:val="20"/>
-                <w:u w:val="single"/>
-                <w:lang w:val="en-US"/>
-              </w:rPr>
-              <w:t>0.009</w:t>
+                <w:strike w:val="0"/>
+                <w:dstrike w:val="0"/>
+                <w:color w:val="D13438"/>
+                <w:sz w:val="20"/>
+                <w:szCs w:val="20"/>
+                <w:u w:val="single"/>
+                <w:lang w:val="en-US"/>
+              </w:rPr>
+            </w:pPr>
+            <w:r>
+              <w:rPr>
+                <w:rFonts w:ascii="Arial" w:hAnsi="Arial" w:eastAsia="Arial" w:cs="Arial"/>
+                <w:b w:val="0"/>
+                <w:bCs w:val="0"/>
+                <w:i w:val="0"/>
+                <w:iCs w:val="0"/>
+                <w:strike w:val="0"/>
+                <w:dstrike w:val="0"/>
+                <w:color w:val="D13438"/>
+                <w:sz w:val="20"/>
+                <w:szCs w:val="20"/>
+                <w:u w:val="single"/>
+                <w:lang w:val="en-US"/>
+              </w:rPr>
+              <w:t>0.7</w:t>
+            </w:r>
+            <w:r>
+              <w:rPr>
+                <w:rFonts w:ascii="Arial" w:hAnsi="Arial" w:eastAsia="Arial" w:cs="Arial"/>
+                <w:b w:val="0"/>
+                <w:bCs w:val="0"/>
+                <w:i w:val="0"/>
+                <w:iCs w:val="0"/>
+                <w:strike w:val="0"/>
+                <w:dstrike w:val="0"/>
+                <w:color w:val="D13438"/>
+                <w:sz w:val="20"/>
+                <w:szCs w:val="20"/>
+                <w:u w:val="single"/>
+                <w:lang w:val="en-US"/>
+              </w:rPr>
+              <w:t>4</w:t>
             </w:r>
           </w:p>
         </w:tc>
@@ -4516,7 +7049,7 @@
                 <w:u w:val="single"/>
                 <w:lang w:val="en-US"/>
               </w:rPr>
-              <w:t>Clip placement</w:t>
+              <w:t>Invasive component</w:t>
             </w:r>
           </w:p>
         </w:tc>
@@ -4566,7 +7099,24 @@
                 <w:u w:val="single"/>
                 <w:lang w:val="en-US"/>
               </w:rPr>
-              <w:t>86</w:t>
+              <w:t>30</w:t>
+            </w:r>
+            <w:r>
+              <w:rPr>
+                <w:rFonts w:ascii="Arial" w:hAnsi="Arial" w:eastAsia="Arial" w:cs="Arial"/>
+                <w:b w:val="0"/>
+                <w:bCs w:val="0"/>
+                <w:i w:val="0"/>
+                <w:iCs w:val="0"/>
+                <w:strike w:val="0"/>
+                <w:dstrike w:val="0"/>
+                <w:color w:val="D13438"/>
+                <w:sz w:val="20"/>
+                <w:szCs w:val="20"/>
+                <w:u w:val="single"/>
+                <w:lang w:val="en-US"/>
+              </w:rPr>
+              <w:t xml:space="preserve"> (23-38)</w:t>
             </w:r>
           </w:p>
         </w:tc>
@@ -4615,7 +7165,24 @@
                 <w:u w:val="single"/>
                 <w:lang w:val="en-US"/>
               </w:rPr>
-              <w:t>14</w:t>
+              <w:t>70</w:t>
+            </w:r>
+            <w:r>
+              <w:rPr>
+                <w:rFonts w:ascii="Arial" w:hAnsi="Arial" w:eastAsia="Arial" w:cs="Arial"/>
+                <w:b w:val="0"/>
+                <w:bCs w:val="0"/>
+                <w:i w:val="0"/>
+                <w:iCs w:val="0"/>
+                <w:strike w:val="0"/>
+                <w:dstrike w:val="0"/>
+                <w:color w:val="D13438"/>
+                <w:sz w:val="20"/>
+                <w:szCs w:val="20"/>
+                <w:u w:val="single"/>
+                <w:lang w:val="en-US"/>
+              </w:rPr>
+              <w:t xml:space="preserve"> (62-77)</w:t>
             </w:r>
           </w:p>
         </w:tc>
@@ -4713,7 +7280,24 @@
                 <w:u w:val="single"/>
                 <w:lang w:val="en-US"/>
               </w:rPr>
-              <w:t>97</w:t>
+              <w:t>94</w:t>
+            </w:r>
+            <w:r>
+              <w:rPr>
+                <w:rFonts w:ascii="Arial" w:hAnsi="Arial" w:eastAsia="Arial" w:cs="Arial"/>
+                <w:b w:val="0"/>
+                <w:bCs w:val="0"/>
+                <w:i w:val="0"/>
+                <w:iCs w:val="0"/>
+                <w:strike w:val="0"/>
+                <w:dstrike w:val="0"/>
+                <w:color w:val="D13438"/>
+                <w:sz w:val="20"/>
+                <w:szCs w:val="20"/>
+                <w:u w:val="single"/>
+                <w:lang w:val="en-US"/>
+              </w:rPr>
+              <w:t xml:space="preserve"> (88-97)</w:t>
             </w:r>
           </w:p>
         </w:tc>
@@ -4762,7 +7346,24 @@
                 <w:u w:val="single"/>
                 <w:lang w:val="en-US"/>
               </w:rPr>
-              <w:t>2.8</w:t>
+              <w:t>4.8</w:t>
+            </w:r>
+            <w:r>
+              <w:rPr>
+                <w:rFonts w:ascii="Arial" w:hAnsi="Arial" w:eastAsia="Arial" w:cs="Arial"/>
+                <w:b w:val="0"/>
+                <w:bCs w:val="0"/>
+                <w:i w:val="0"/>
+                <w:iCs w:val="0"/>
+                <w:strike w:val="0"/>
+                <w:dstrike w:val="0"/>
+                <w:color w:val="D13438"/>
+                <w:sz w:val="20"/>
+                <w:szCs w:val="20"/>
+                <w:u w:val="single"/>
+                <w:lang w:val="en-US"/>
+              </w:rPr>
+              <w:t xml:space="preserve"> (2.1-10)</w:t>
             </w:r>
           </w:p>
         </w:tc>
@@ -4811,7 +7412,24 @@
                 <w:u w:val="single"/>
                 <w:lang w:val="en-US"/>
               </w:rPr>
-              <w:t>0.6</w:t>
+              <w:t>1.4</w:t>
+            </w:r>
+            <w:r>
+              <w:rPr>
+                <w:rFonts w:ascii="Arial" w:hAnsi="Arial" w:eastAsia="Arial" w:cs="Arial"/>
+                <w:b w:val="0"/>
+                <w:bCs w:val="0"/>
+                <w:i w:val="0"/>
+                <w:iCs w:val="0"/>
+                <w:strike w:val="0"/>
+                <w:dstrike w:val="0"/>
+                <w:color w:val="D13438"/>
+                <w:sz w:val="20"/>
+                <w:szCs w:val="20"/>
+                <w:u w:val="single"/>
+                <w:lang w:val="en-US"/>
+              </w:rPr>
+              <w:t xml:space="preserve"> (0.24-5.4)</w:t>
             </w:r>
           </w:p>
         </w:tc>
@@ -4915,7 +7533,7 @@
                 <w:u w:val="single"/>
                 <w:lang w:val="en-US"/>
               </w:rPr>
-              <w:t>Histology</w:t>
+              <w:t>Receptor status</w:t>
             </w:r>
           </w:p>
         </w:tc>
@@ -4965,7 +7583,24 @@
                 <w:u w:val="single"/>
                 <w:lang w:val="en-US"/>
               </w:rPr>
-              <w:t>98</w:t>
+              <w:t>96</w:t>
+            </w:r>
+            <w:r>
+              <w:rPr>
+                <w:rFonts w:ascii="Arial" w:hAnsi="Arial" w:eastAsia="Arial" w:cs="Arial"/>
+                <w:b w:val="0"/>
+                <w:bCs w:val="0"/>
+                <w:i w:val="0"/>
+                <w:iCs w:val="0"/>
+                <w:strike w:val="0"/>
+                <w:dstrike w:val="0"/>
+                <w:color w:val="D13438"/>
+                <w:sz w:val="20"/>
+                <w:szCs w:val="20"/>
+                <w:u w:val="single"/>
+                <w:lang w:val="en-US"/>
+              </w:rPr>
+              <w:t xml:space="preserve"> (92-98)</w:t>
             </w:r>
           </w:p>
         </w:tc>
@@ -5014,7 +7649,24 @@
                 <w:u w:val="single"/>
                 <w:lang w:val="en-US"/>
               </w:rPr>
-              <w:t>2</w:t>
+              <w:t>3.2</w:t>
+            </w:r>
+            <w:r>
+              <w:rPr>
+                <w:rFonts w:ascii="Arial" w:hAnsi="Arial" w:eastAsia="Arial" w:cs="Arial"/>
+                <w:b w:val="0"/>
+                <w:bCs w:val="0"/>
+                <w:i w:val="0"/>
+                <w:iCs w:val="0"/>
+                <w:strike w:val="0"/>
+                <w:dstrike w:val="0"/>
+                <w:color w:val="D13438"/>
+                <w:sz w:val="20"/>
+                <w:szCs w:val="20"/>
+                <w:u w:val="single"/>
+                <w:lang w:val="en-US"/>
+              </w:rPr>
+              <w:t xml:space="preserve"> (1.3-7.3)</w:t>
             </w:r>
           </w:p>
         </w:tc>
@@ -5063,7 +7715,24 @@
                 <w:u w:val="single"/>
                 <w:lang w:val="en-US"/>
               </w:rPr>
-              <w:t>0</w:t>
+              <w:t>0.5</w:t>
+            </w:r>
+            <w:r>
+              <w:rPr>
+                <w:rFonts w:ascii="Arial" w:hAnsi="Arial" w:eastAsia="Arial" w:cs="Arial"/>
+                <w:b w:val="0"/>
+                <w:bCs w:val="0"/>
+                <w:i w:val="0"/>
+                <w:iCs w:val="0"/>
+                <w:strike w:val="0"/>
+                <w:dstrike w:val="0"/>
+                <w:color w:val="D13438"/>
+                <w:sz w:val="20"/>
+                <w:szCs w:val="20"/>
+                <w:u w:val="single"/>
+                <w:lang w:val="en-US"/>
+              </w:rPr>
+              <w:t xml:space="preserve"> (0.03-3.4)</w:t>
             </w:r>
           </w:p>
         </w:tc>
@@ -5112,7 +7781,24 @@
                 <w:u w:val="single"/>
                 <w:lang w:val="en-US"/>
               </w:rPr>
-              <w:t>98</w:t>
+              <w:t>86</w:t>
+            </w:r>
+            <w:r>
+              <w:rPr>
+                <w:rFonts w:ascii="Arial" w:hAnsi="Arial" w:eastAsia="Arial" w:cs="Arial"/>
+                <w:b w:val="0"/>
+                <w:bCs w:val="0"/>
+                <w:i w:val="0"/>
+                <w:iCs w:val="0"/>
+                <w:strike w:val="0"/>
+                <w:dstrike w:val="0"/>
+                <w:color w:val="D13438"/>
+                <w:sz w:val="20"/>
+                <w:szCs w:val="20"/>
+                <w:u w:val="single"/>
+                <w:lang w:val="en-US"/>
+              </w:rPr>
+              <w:t xml:space="preserve"> (80-90)</w:t>
             </w:r>
           </w:p>
         </w:tc>
@@ -5161,7 +7847,24 @@
                 <w:u w:val="single"/>
                 <w:lang w:val="en-US"/>
               </w:rPr>
-              <w:t>2</w:t>
+              <w:t>13</w:t>
+            </w:r>
+            <w:r>
+              <w:rPr>
+                <w:rFonts w:ascii="Arial" w:hAnsi="Arial" w:eastAsia="Arial" w:cs="Arial"/>
+                <w:b w:val="0"/>
+                <w:bCs w:val="0"/>
+                <w:i w:val="0"/>
+                <w:iCs w:val="0"/>
+                <w:strike w:val="0"/>
+                <w:dstrike w:val="0"/>
+                <w:color w:val="D13438"/>
+                <w:sz w:val="20"/>
+                <w:szCs w:val="20"/>
+                <w:u w:val="single"/>
+                <w:lang w:val="en-US"/>
+              </w:rPr>
+              <w:t xml:space="preserve"> (8.7-19)</w:t>
             </w:r>
           </w:p>
         </w:tc>
@@ -5210,7 +7913,24 @@
                 <w:u w:val="single"/>
                 <w:lang w:val="en-US"/>
               </w:rPr>
-              <w:t>0.5</w:t>
+              <w:t>1.1</w:t>
+            </w:r>
+            <w:r>
+              <w:rPr>
+                <w:rFonts w:ascii="Arial" w:hAnsi="Arial" w:eastAsia="Arial" w:cs="Arial"/>
+                <w:b w:val="0"/>
+                <w:bCs w:val="0"/>
+                <w:i w:val="0"/>
+                <w:iCs w:val="0"/>
+                <w:strike w:val="0"/>
+                <w:dstrike w:val="0"/>
+                <w:color w:val="D13438"/>
+                <w:sz w:val="20"/>
+                <w:szCs w:val="20"/>
+                <w:u w:val="single"/>
+                <w:lang w:val="en-US"/>
+              </w:rPr>
+              <w:t xml:space="preserve"> (0.19-4.3)</w:t>
             </w:r>
           </w:p>
         </w:tc>
@@ -5248,39 +7968,20 @@
             <w:r>
               <w:rPr>
                 <w:rFonts w:ascii="Arial" w:hAnsi="Arial" w:eastAsia="Arial" w:cs="Arial"/>
-                <w:b w:val="0"/>
-                <w:bCs w:val="0"/>
-                <w:i w:val="0"/>
-                <w:iCs w:val="0"/>
-                <w:strike w:val="0"/>
-                <w:dstrike w:val="0"/>
-                <w:color w:val="D13438"/>
-                <w:sz w:val="20"/>
-                <w:szCs w:val="20"/>
-                <w:u w:val="single"/>
-                <w:lang w:val="en-US"/>
-              </w:rPr>
-              <w:t>0.7</w:t>
-            </w:r>
-            <w:ins w:author="Sevilimedu Veeravalli, Srinivasa" w:date="2026-03-04T19:24:24.007Z" w16du:dateUtc="2026-03-04T19:24:24.007Z" w:id="180468330">
-              <w:r>
-                <w:rPr>
-                  <w:rFonts w:ascii="Arial" w:hAnsi="Arial" w:eastAsia="Arial" w:cs="Arial"/>
-                  <w:b w:val="0"/>
-                  <w:bCs w:val="0"/>
-                  <w:i w:val="0"/>
-                  <w:iCs w:val="0"/>
-                  <w:strike w:val="0"/>
-                  <w:dstrike w:val="0"/>
-                  <w:color w:val="D13438"/>
-                  <w:sz w:val="20"/>
-                  <w:szCs w:val="20"/>
-                  <w:u w:val="single"/>
-                  <w:lang w:val="en-US"/>
-                </w:rPr>
-                <w:t>3</w:t>
-              </w:r>
-            </w:ins>
+                <w:b w:val="1"/>
+                <w:bCs w:val="1"/>
+                <w:i w:val="0"/>
+                <w:iCs w:val="0"/>
+                <w:strike w:val="0"/>
+                <w:dstrike w:val="0"/>
+                <w:color w:val="D13438"/>
+                <w:sz w:val="20"/>
+                <w:szCs w:val="20"/>
+                <w:u w:val="single"/>
+                <w:lang w:val="en-US"/>
+              </w:rPr>
+              <w:t>0.002</w:t>
+            </w:r>
           </w:p>
         </w:tc>
       </w:tr>
@@ -5333,7 +8034,7 @@
                 <w:u w:val="single"/>
                 <w:lang w:val="en-US"/>
               </w:rPr>
-              <w:t>Invasive component</w:t>
+              <w:t xml:space="preserve">Preserved chronology </w:t>
             </w:r>
           </w:p>
         </w:tc>
@@ -5383,7 +8084,41 @@
                 <w:u w:val="single"/>
                 <w:lang w:val="en-US"/>
               </w:rPr>
-              <w:t>30</w:t>
+              <w:t>97</w:t>
+            </w:r>
+            <w:r>
+              <w:rPr>
+                <w:rFonts w:ascii="Arial" w:hAnsi="Arial" w:eastAsia="Arial" w:cs="Arial"/>
+                <w:b w:val="0"/>
+                <w:bCs w:val="0"/>
+                <w:i w:val="0"/>
+                <w:iCs w:val="0"/>
+                <w:strike w:val="0"/>
+                <w:dstrike w:val="0"/>
+                <w:color w:val="D13438"/>
+                <w:sz w:val="20"/>
+                <w:szCs w:val="20"/>
+                <w:u w:val="single"/>
+                <w:lang w:val="en-US"/>
+              </w:rPr>
+              <w:t xml:space="preserve"> </w:t>
+            </w:r>
+            <w:r>
+              <w:rPr>
+                <w:rFonts w:ascii="Arial" w:hAnsi="Arial" w:eastAsia="Arial" w:cs="Arial"/>
+                <w:b w:val="0"/>
+                <w:bCs w:val="0"/>
+                <w:i w:val="0"/>
+                <w:iCs w:val="0"/>
+                <w:strike w:val="0"/>
+                <w:dstrike w:val="0"/>
+                <w:color w:val="D13438"/>
+                <w:sz w:val="20"/>
+                <w:szCs w:val="20"/>
+                <w:u w:val="single"/>
+                <w:lang w:val="en-US"/>
+              </w:rPr>
+              <w:t>(94-99)</w:t>
             </w:r>
           </w:p>
         </w:tc>
@@ -5432,7 +8167,24 @@
                 <w:u w:val="single"/>
                 <w:lang w:val="en-US"/>
               </w:rPr>
-              <w:t>70</w:t>
+              <w:t>2</w:t>
+            </w:r>
+            <w:r>
+              <w:rPr>
+                <w:rFonts w:ascii="Arial" w:hAnsi="Arial" w:eastAsia="Arial" w:cs="Arial"/>
+                <w:b w:val="0"/>
+                <w:bCs w:val="0"/>
+                <w:i w:val="0"/>
+                <w:iCs w:val="0"/>
+                <w:strike w:val="0"/>
+                <w:dstrike w:val="0"/>
+                <w:color w:val="D13438"/>
+                <w:sz w:val="20"/>
+                <w:szCs w:val="20"/>
+                <w:u w:val="single"/>
+                <w:lang w:val="en-US"/>
+              </w:rPr>
+              <w:t xml:space="preserve"> (0.65-5.4)</w:t>
             </w:r>
           </w:p>
         </w:tc>
@@ -5481,7 +8233,24 @@
                 <w:u w:val="single"/>
                 <w:lang w:val="en-US"/>
               </w:rPr>
-              <w:t>0</w:t>
+              <w:t>0.5</w:t>
+            </w:r>
+            <w:r>
+              <w:rPr>
+                <w:rFonts w:ascii="Arial" w:hAnsi="Arial" w:eastAsia="Arial" w:cs="Arial"/>
+                <w:b w:val="0"/>
+                <w:bCs w:val="0"/>
+                <w:i w:val="0"/>
+                <w:iCs w:val="0"/>
+                <w:strike w:val="0"/>
+                <w:dstrike w:val="0"/>
+                <w:color w:val="D13438"/>
+                <w:sz w:val="20"/>
+                <w:szCs w:val="20"/>
+                <w:u w:val="single"/>
+                <w:lang w:val="en-US"/>
+              </w:rPr>
+              <w:t xml:space="preserve"> (0.03-3.2)</w:t>
             </w:r>
           </w:p>
         </w:tc>
@@ -5530,7 +8299,24 @@
                 <w:u w:val="single"/>
                 <w:lang w:val="en-US"/>
               </w:rPr>
-              <w:t>94</w:t>
+              <w:t>99</w:t>
+            </w:r>
+            <w:r>
+              <w:rPr>
+                <w:rFonts w:ascii="Arial" w:hAnsi="Arial" w:eastAsia="Arial" w:cs="Arial"/>
+                <w:b w:val="0"/>
+                <w:bCs w:val="0"/>
+                <w:i w:val="0"/>
+                <w:iCs w:val="0"/>
+                <w:strike w:val="0"/>
+                <w:dstrike w:val="0"/>
+                <w:color w:val="D13438"/>
+                <w:sz w:val="20"/>
+                <w:szCs w:val="20"/>
+                <w:u w:val="single"/>
+                <w:lang w:val="en-US"/>
+              </w:rPr>
+              <w:t xml:space="preserve"> (96-100)</w:t>
             </w:r>
           </w:p>
         </w:tc>
@@ -5579,7 +8365,24 @@
                 <w:u w:val="single"/>
                 <w:lang w:val="en-US"/>
               </w:rPr>
-              <w:t>4.8</w:t>
+              <w:t>0.5</w:t>
+            </w:r>
+            <w:r>
+              <w:rPr>
+                <w:rFonts w:ascii="Arial" w:hAnsi="Arial" w:eastAsia="Arial" w:cs="Arial"/>
+                <w:b w:val="0"/>
+                <w:bCs w:val="0"/>
+                <w:i w:val="0"/>
+                <w:iCs w:val="0"/>
+                <w:strike w:val="0"/>
+                <w:dstrike w:val="0"/>
+                <w:color w:val="D13438"/>
+                <w:sz w:val="20"/>
+                <w:szCs w:val="20"/>
+                <w:u w:val="single"/>
+                <w:lang w:val="en-US"/>
+              </w:rPr>
+              <w:t xml:space="preserve"> (0.03-3.2)</w:t>
             </w:r>
           </w:p>
         </w:tc>
@@ -5628,7 +8431,24 @@
                 <w:u w:val="single"/>
                 <w:lang w:val="en-US"/>
               </w:rPr>
-              <w:t>1.4</w:t>
+              <w:t>0.5</w:t>
+            </w:r>
+            <w:r>
+              <w:rPr>
+                <w:rFonts w:ascii="Arial" w:hAnsi="Arial" w:eastAsia="Arial" w:cs="Arial"/>
+                <w:b w:val="0"/>
+                <w:bCs w:val="0"/>
+                <w:i w:val="0"/>
+                <w:iCs w:val="0"/>
+                <w:strike w:val="0"/>
+                <w:dstrike w:val="0"/>
+                <w:color w:val="D13438"/>
+                <w:sz w:val="20"/>
+                <w:szCs w:val="20"/>
+                <w:u w:val="single"/>
+                <w:lang w:val="en-US"/>
+              </w:rPr>
+              <w:t xml:space="preserve"> (0.03-3.2)</w:t>
             </w:r>
           </w:p>
         </w:tc>
@@ -5666,19 +8486,36 @@
             <w:r>
               <w:rPr>
                 <w:rFonts w:ascii="Arial" w:hAnsi="Arial" w:eastAsia="Arial" w:cs="Arial"/>
-                <w:b w:val="1"/>
-                <w:bCs w:val="1"/>
-                <w:i w:val="0"/>
-                <w:iCs w:val="0"/>
-                <w:strike w:val="0"/>
-                <w:dstrike w:val="0"/>
-                <w:color w:val="D13438"/>
-                <w:sz w:val="20"/>
-                <w:szCs w:val="20"/>
-                <w:u w:val="single"/>
-                <w:lang w:val="en-US"/>
-              </w:rPr>
-              <w:t>&lt;0.001</w:t>
+                <w:b w:val="0"/>
+                <w:bCs w:val="0"/>
+                <w:i w:val="0"/>
+                <w:iCs w:val="0"/>
+                <w:strike w:val="0"/>
+                <w:dstrike w:val="0"/>
+                <w:color w:val="D13438"/>
+                <w:sz w:val="20"/>
+                <w:szCs w:val="20"/>
+                <w:u w:val="single"/>
+                <w:lang w:val="en-US"/>
+              </w:rPr>
+              <w:t>0.2</w:t>
+            </w:r>
+            <w:r>
+              <w:rPr>
+                <w:rFonts w:ascii="Arial" w:hAnsi="Arial" w:eastAsia="Arial" w:cs="Arial"/>
+                <w:b w:val="0"/>
+                <w:bCs w:val="0"/>
+                <w:i w:val="0"/>
+                <w:iCs w:val="0"/>
+                <w:strike w:val="0"/>
+                <w:dstrike w:val="0"/>
+                <w:color w:val="D13438"/>
+                <w:sz w:val="20"/>
+                <w:szCs w:val="20"/>
+                <w:u w:val="single"/>
+                <w:lang w:val="en-US"/>
+              </w:rPr>
+              <w:t>1</w:t>
             </w:r>
           </w:p>
         </w:tc>
@@ -5712,27 +8549,48 @@
                 <w:bCs w:val="0"/>
                 <w:i w:val="0"/>
                 <w:iCs w:val="0"/>
-                <w:color w:val="D13438"/>
-                <w:sz w:val="20"/>
-                <w:szCs w:val="20"/>
-              </w:rPr>
-            </w:pPr>
-            <w:r>
-              <w:rPr>
-                <w:rFonts w:ascii="Arial" w:hAnsi="Arial" w:eastAsia="Arial" w:cs="Arial"/>
-                <w:b w:val="0"/>
-                <w:bCs w:val="0"/>
-                <w:i w:val="0"/>
-                <w:iCs w:val="0"/>
-                <w:strike w:val="0"/>
-                <w:dstrike w:val="0"/>
-                <w:color w:val="D13438"/>
-                <w:sz w:val="20"/>
-                <w:szCs w:val="20"/>
-                <w:u w:val="single"/>
-                <w:lang w:val="en-US"/>
-              </w:rPr>
-              <w:t>Receptor status</w:t>
+                <w:strike w:val="0"/>
+                <w:dstrike w:val="0"/>
+                <w:color w:val="D13438"/>
+                <w:sz w:val="20"/>
+                <w:szCs w:val="20"/>
+                <w:u w:val="single"/>
+                <w:lang w:val="en-US"/>
+              </w:rPr>
+            </w:pPr>
+            <w:r>
+              <w:rPr>
+                <w:rFonts w:ascii="Arial" w:hAnsi="Arial" w:eastAsia="Arial" w:cs="Arial"/>
+                <w:b w:val="0"/>
+                <w:bCs w:val="0"/>
+                <w:i w:val="0"/>
+                <w:iCs w:val="0"/>
+                <w:strike w:val="0"/>
+                <w:dstrike w:val="0"/>
+                <w:color w:val="D13438"/>
+                <w:sz w:val="20"/>
+                <w:szCs w:val="20"/>
+                <w:u w:val="single"/>
+                <w:lang w:val="en-US"/>
+              </w:rPr>
+              <w:t xml:space="preserve">Work up </w:t>
+            </w:r>
+            <w:r>
+              <w:rPr>
+                <w:rFonts w:ascii="Arial" w:hAnsi="Arial" w:eastAsia="Arial" w:cs="Arial"/>
+                <w:b w:val="0"/>
+                <w:bCs w:val="0"/>
+                <w:i w:val="0"/>
+                <w:iCs w:val="0"/>
+                <w:strike w:val="0"/>
+                <w:dstrike w:val="0"/>
+                <w:color w:val="D13438"/>
+                <w:sz w:val="20"/>
+                <w:szCs w:val="20"/>
+                <w:u w:val="single"/>
+                <w:lang w:val="en-US"/>
+              </w:rPr>
+              <w:t>recommendations</w:t>
             </w:r>
           </w:p>
         </w:tc>
@@ -5762,27 +8620,65 @@
                 <w:bCs w:val="0"/>
                 <w:i w:val="0"/>
                 <w:iCs w:val="0"/>
-                <w:color w:val="D13438"/>
-                <w:sz w:val="20"/>
-                <w:szCs w:val="20"/>
-              </w:rPr>
-            </w:pPr>
-            <w:r>
-              <w:rPr>
-                <w:rFonts w:ascii="Arial" w:hAnsi="Arial" w:eastAsia="Arial" w:cs="Arial"/>
-                <w:b w:val="0"/>
-                <w:bCs w:val="0"/>
-                <w:i w:val="0"/>
-                <w:iCs w:val="0"/>
-                <w:strike w:val="0"/>
-                <w:dstrike w:val="0"/>
-                <w:color w:val="D13438"/>
-                <w:sz w:val="20"/>
-                <w:szCs w:val="20"/>
-                <w:u w:val="single"/>
-                <w:lang w:val="en-US"/>
-              </w:rPr>
-              <w:t>96</w:t>
+                <w:strike w:val="0"/>
+                <w:dstrike w:val="0"/>
+                <w:color w:val="D13438"/>
+                <w:sz w:val="20"/>
+                <w:szCs w:val="20"/>
+                <w:u w:val="single"/>
+                <w:lang w:val="en-US"/>
+              </w:rPr>
+            </w:pPr>
+            <w:r>
+              <w:rPr>
+                <w:rFonts w:ascii="Arial" w:hAnsi="Arial" w:eastAsia="Arial" w:cs="Arial"/>
+                <w:b w:val="0"/>
+                <w:bCs w:val="0"/>
+                <w:i w:val="0"/>
+                <w:iCs w:val="0"/>
+                <w:strike w:val="0"/>
+                <w:dstrike w:val="0"/>
+                <w:color w:val="D13438"/>
+                <w:sz w:val="20"/>
+                <w:szCs w:val="20"/>
+                <w:u w:val="single"/>
+                <w:lang w:val="en-US"/>
+              </w:rPr>
+              <w:t>83</w:t>
+            </w:r>
+            <w:r>
+              <w:rPr>
+                <w:rFonts w:ascii="Arial" w:hAnsi="Arial" w:eastAsia="Arial" w:cs="Arial"/>
+                <w:b w:val="0"/>
+                <w:bCs w:val="0"/>
+                <w:i w:val="0"/>
+                <w:iCs w:val="0"/>
+                <w:strike w:val="0"/>
+                <w:dstrike w:val="0"/>
+                <w:color w:val="D13438"/>
+                <w:sz w:val="20"/>
+                <w:szCs w:val="20"/>
+                <w:u w:val="single"/>
+                <w:lang w:val="en-US"/>
+              </w:rPr>
+              <w:t xml:space="preserve"> (</w:t>
+            </w:r>
+            <w:r>
+              <w:rPr>
+                <w:rFonts w:ascii="Arial" w:hAnsi="Arial" w:eastAsia="Arial" w:cs="Arial"/>
+                <w:b w:val="0"/>
+                <w:bCs w:val="0"/>
+                <w:i w:val="0"/>
+                <w:iCs w:val="0"/>
+                <w:strike w:val="0"/>
+                <w:dstrike w:val="0"/>
+                <w:color w:val="D13438"/>
+                <w:sz w:val="20"/>
+                <w:szCs w:val="20"/>
+                <w:u w:val="single"/>
+                <w:lang w:val="en-US"/>
+              </w:rPr>
+              <w:t>76-88)</w:t>
             </w:r>
           </w:p>
         </w:tc>
@@ -5831,7 +8727,24 @@
                 <w:u w:val="single"/>
                 <w:lang w:val="en-US"/>
               </w:rPr>
-              <w:t>3.2</w:t>
+              <w:t>17</w:t>
+            </w:r>
+            <w:r>
+              <w:rPr>
+                <w:rFonts w:ascii="Arial" w:hAnsi="Arial" w:eastAsia="Arial" w:cs="Arial"/>
+                <w:b w:val="0"/>
+                <w:bCs w:val="0"/>
+                <w:i w:val="0"/>
+                <w:iCs w:val="0"/>
+                <w:strike w:val="0"/>
+                <w:dstrike w:val="0"/>
+                <w:color w:val="D13438"/>
+                <w:sz w:val="20"/>
+                <w:szCs w:val="20"/>
+                <w:u w:val="single"/>
+                <w:lang w:val="en-US"/>
+              </w:rPr>
+              <w:t xml:space="preserve"> (12-24)</w:t>
             </w:r>
           </w:p>
         </w:tc>
@@ -5880,7 +8793,7 @@
                 <w:u w:val="single"/>
                 <w:lang w:val="en-US"/>
               </w:rPr>
-              <w:t>0.5</w:t>
+              <w:t>0</w:t>
             </w:r>
           </w:p>
         </w:tc>
@@ -5929,7 +8842,24 @@
                 <w:u w:val="single"/>
                 <w:lang w:val="en-US"/>
               </w:rPr>
-              <w:t>86</w:t>
+              <w:t>92</w:t>
+            </w:r>
+            <w:r>
+              <w:rPr>
+                <w:rFonts w:ascii="Arial" w:hAnsi="Arial" w:eastAsia="Arial" w:cs="Arial"/>
+                <w:b w:val="0"/>
+                <w:bCs w:val="0"/>
+                <w:i w:val="0"/>
+                <w:iCs w:val="0"/>
+                <w:strike w:val="0"/>
+                <w:dstrike w:val="0"/>
+                <w:color w:val="D13438"/>
+                <w:sz w:val="20"/>
+                <w:szCs w:val="20"/>
+                <w:u w:val="single"/>
+                <w:lang w:val="en-US"/>
+              </w:rPr>
+              <w:t xml:space="preserve"> (86-95)</w:t>
             </w:r>
           </w:p>
         </w:tc>
@@ -5978,7 +8908,24 @@
                 <w:u w:val="single"/>
                 <w:lang w:val="en-US"/>
               </w:rPr>
-              <w:t>13</w:t>
+              <w:t>6.8</w:t>
+            </w:r>
+            <w:r>
+              <w:rPr>
+                <w:rFonts w:ascii="Arial" w:hAnsi="Arial" w:eastAsia="Arial" w:cs="Arial"/>
+                <w:b w:val="0"/>
+                <w:bCs w:val="0"/>
+                <w:i w:val="0"/>
+                <w:iCs w:val="0"/>
+                <w:strike w:val="0"/>
+                <w:dstrike w:val="0"/>
+                <w:color w:val="D13438"/>
+                <w:sz w:val="20"/>
+                <w:szCs w:val="20"/>
+                <w:u w:val="single"/>
+                <w:lang w:val="en-US"/>
+              </w:rPr>
+              <w:t xml:space="preserve"> (3.6-12)</w:t>
             </w:r>
           </w:p>
         </w:tc>
@@ -6027,805 +8974,24 @@
                 <w:u w:val="single"/>
                 <w:lang w:val="en-US"/>
               </w:rPr>
-              <w:t>1.1</w:t>
-            </w:r>
-          </w:p>
-        </w:tc>
-        <w:tc>
-          <w:tcPr>
-            <w:tcW w:w="1155" w:type="dxa"/>
-            <w:gridSpan w:val="2"/>
-            <w:tcBorders>
-              <w:top w:val="single" w:color="FFFFFF" w:themeColor="background1" w:sz="6"/>
-              <w:left w:val="single" w:color="FFFFFF" w:themeColor="background1" w:sz="6"/>
-              <w:bottom w:val="single" w:color="FFFFFF" w:themeColor="background1" w:sz="6"/>
-              <w:right w:val="single" w:color="FFFFFF" w:themeColor="background1" w:sz="6"/>
-            </w:tcBorders>
-            <w:tcMar>
-              <w:top w:w="60" w:type="dxa"/>
-              <w:left w:w="135" w:type="dxa"/>
-              <w:bottom w:w="60" w:type="dxa"/>
-              <w:right w:w="135" w:type="dxa"/>
-            </w:tcMar>
-            <w:vAlign w:val="top"/>
-          </w:tcPr>
-          <w:p>
-            <w:pPr>
-              <w:rPr>
-                <w:rFonts w:ascii="Arial" w:hAnsi="Arial" w:eastAsia="Arial" w:cs="Arial"/>
-                <w:b w:val="0"/>
-                <w:bCs w:val="0"/>
-                <w:i w:val="0"/>
-                <w:iCs w:val="0"/>
-                <w:color w:val="D13438"/>
-                <w:sz w:val="20"/>
-                <w:szCs w:val="20"/>
-              </w:rPr>
-            </w:pPr>
-            <w:r>
-              <w:rPr>
-                <w:rFonts w:ascii="Arial" w:hAnsi="Arial" w:eastAsia="Arial" w:cs="Arial"/>
-                <w:b w:val="1"/>
-                <w:bCs w:val="1"/>
-                <w:i w:val="0"/>
-                <w:iCs w:val="0"/>
-                <w:strike w:val="0"/>
-                <w:dstrike w:val="0"/>
-                <w:color w:val="D13438"/>
-                <w:sz w:val="20"/>
-                <w:szCs w:val="20"/>
-                <w:u w:val="single"/>
-                <w:lang w:val="en-US"/>
-              </w:rPr>
-              <w:t>0.002</w:t>
-            </w:r>
-          </w:p>
-        </w:tc>
-      </w:tr>
-      <w:tr>
-        <w:trPr>
-          <w:trHeight w:val="570"/>
-        </w:trPr>
-        <w:tc>
-          <w:tcPr>
-            <w:tcW w:w="2145" w:type="dxa"/>
-            <w:tcBorders>
-              <w:top w:val="single" w:color="FFFFFF" w:themeColor="background1" w:sz="6"/>
-              <w:left w:val="single" w:color="FFFFFF" w:themeColor="background1" w:sz="6"/>
-              <w:bottom w:val="single" w:color="FFFFFF" w:themeColor="background1" w:sz="6"/>
-              <w:right w:val="single" w:color="FFFFFF" w:themeColor="background1" w:sz="6"/>
-            </w:tcBorders>
-            <w:tcMar>
-              <w:top w:w="60" w:type="dxa"/>
-              <w:left w:w="135" w:type="dxa"/>
-              <w:bottom w:w="60" w:type="dxa"/>
-              <w:right w:w="135" w:type="dxa"/>
-            </w:tcMar>
-            <w:vAlign w:val="top"/>
-          </w:tcPr>
-          <w:p>
-            <w:pPr>
-              <w:rPr>
-                <w:rFonts w:ascii="Arial" w:hAnsi="Arial" w:eastAsia="Arial" w:cs="Arial"/>
-                <w:b w:val="0"/>
-                <w:bCs w:val="0"/>
-                <w:i w:val="0"/>
-                <w:iCs w:val="0"/>
-                <w:color w:val="D13438"/>
-                <w:sz w:val="20"/>
-                <w:szCs w:val="20"/>
-              </w:rPr>
-            </w:pPr>
-            <w:r>
-              <w:rPr>
-                <w:rFonts w:ascii="Arial" w:hAnsi="Arial" w:eastAsia="Arial" w:cs="Arial"/>
-                <w:b w:val="0"/>
-                <w:bCs w:val="0"/>
-                <w:i w:val="0"/>
-                <w:iCs w:val="0"/>
-                <w:strike w:val="0"/>
-                <w:dstrike w:val="0"/>
-                <w:color w:val="D13438"/>
-                <w:sz w:val="20"/>
-                <w:szCs w:val="20"/>
-                <w:u w:val="single"/>
-                <w:lang w:val="en-US"/>
-              </w:rPr>
-              <w:t xml:space="preserve">Preserved chronology </w:t>
-            </w:r>
-          </w:p>
-        </w:tc>
-        <w:tc>
-          <w:tcPr>
-            <w:tcW w:w="1245" w:type="dxa"/>
-            <w:gridSpan w:val="2"/>
-            <w:tcBorders>
-              <w:top w:val="single" w:color="FFFFFF" w:themeColor="background1" w:sz="6"/>
-              <w:left w:val="single" w:color="FFFFFF" w:themeColor="background1" w:sz="6"/>
-              <w:bottom w:val="single" w:color="FFFFFF" w:themeColor="background1" w:sz="6"/>
-              <w:right w:val="single" w:color="FFFFFF" w:themeColor="background1" w:sz="6"/>
-            </w:tcBorders>
-            <w:tcMar>
-              <w:top w:w="60" w:type="dxa"/>
-              <w:left w:w="135" w:type="dxa"/>
-              <w:bottom w:w="60" w:type="dxa"/>
-              <w:right w:w="135" w:type="dxa"/>
-            </w:tcMar>
-            <w:vAlign w:val="top"/>
-          </w:tcPr>
-          <w:p>
-            <w:pPr>
-              <w:rPr>
-                <w:rFonts w:ascii="Arial" w:hAnsi="Arial" w:eastAsia="Arial" w:cs="Arial"/>
-                <w:b w:val="0"/>
-                <w:bCs w:val="0"/>
-                <w:i w:val="0"/>
-                <w:iCs w:val="0"/>
-                <w:color w:val="D13438"/>
-                <w:sz w:val="20"/>
-                <w:szCs w:val="20"/>
-              </w:rPr>
-            </w:pPr>
-            <w:r>
-              <w:rPr>
-                <w:rFonts w:ascii="Arial" w:hAnsi="Arial" w:eastAsia="Arial" w:cs="Arial"/>
-                <w:b w:val="0"/>
-                <w:bCs w:val="0"/>
-                <w:i w:val="0"/>
-                <w:iCs w:val="0"/>
-                <w:strike w:val="0"/>
-                <w:dstrike w:val="0"/>
-                <w:color w:val="D13438"/>
-                <w:sz w:val="20"/>
-                <w:szCs w:val="20"/>
-                <w:u w:val="single"/>
-                <w:lang w:val="en-US"/>
-              </w:rPr>
-              <w:t>97</w:t>
-            </w:r>
-          </w:p>
-        </w:tc>
-        <w:tc>
-          <w:tcPr>
-            <w:tcW w:w="1080" w:type="dxa"/>
-            <w:tcBorders>
-              <w:top w:val="single" w:color="FFFFFF" w:themeColor="background1" w:sz="6"/>
-              <w:left w:val="single" w:color="FFFFFF" w:themeColor="background1" w:sz="6"/>
-              <w:bottom w:val="single" w:color="FFFFFF" w:themeColor="background1" w:sz="6"/>
-              <w:right w:val="single" w:color="FFFFFF" w:themeColor="background1" w:sz="6"/>
-            </w:tcBorders>
-            <w:tcMar>
-              <w:top w:w="60" w:type="dxa"/>
-              <w:left w:w="135" w:type="dxa"/>
-              <w:bottom w:w="60" w:type="dxa"/>
-              <w:right w:w="135" w:type="dxa"/>
-            </w:tcMar>
-            <w:vAlign w:val="top"/>
-          </w:tcPr>
-          <w:p>
-            <w:pPr>
-              <w:rPr>
-                <w:rFonts w:ascii="Arial" w:hAnsi="Arial" w:eastAsia="Arial" w:cs="Arial"/>
-                <w:b w:val="0"/>
-                <w:bCs w:val="0"/>
-                <w:i w:val="0"/>
-                <w:iCs w:val="0"/>
-                <w:color w:val="D13438"/>
-                <w:sz w:val="20"/>
-                <w:szCs w:val="20"/>
-              </w:rPr>
-            </w:pPr>
-            <w:r>
-              <w:rPr>
-                <w:rFonts w:ascii="Arial" w:hAnsi="Arial" w:eastAsia="Arial" w:cs="Arial"/>
-                <w:b w:val="0"/>
-                <w:bCs w:val="0"/>
-                <w:i w:val="0"/>
-                <w:iCs w:val="0"/>
-                <w:strike w:val="0"/>
-                <w:dstrike w:val="0"/>
-                <w:color w:val="D13438"/>
-                <w:sz w:val="20"/>
-                <w:szCs w:val="20"/>
-                <w:u w:val="single"/>
-                <w:lang w:val="en-US"/>
-              </w:rPr>
-              <w:t>2</w:t>
-            </w:r>
-          </w:p>
-        </w:tc>
-        <w:tc>
-          <w:tcPr>
-            <w:tcW w:w="1350" w:type="dxa"/>
-            <w:tcBorders>
-              <w:top w:val="single" w:color="FFFFFF" w:themeColor="background1" w:sz="6"/>
-              <w:left w:val="single" w:color="FFFFFF" w:themeColor="background1" w:sz="6"/>
-              <w:bottom w:val="single" w:color="FFFFFF" w:themeColor="background1" w:sz="6"/>
-              <w:right w:val="single" w:color="FFFFFF" w:themeColor="background1" w:sz="6"/>
-            </w:tcBorders>
-            <w:tcMar>
-              <w:top w:w="60" w:type="dxa"/>
-              <w:left w:w="135" w:type="dxa"/>
-              <w:bottom w:w="60" w:type="dxa"/>
-              <w:right w:w="135" w:type="dxa"/>
-            </w:tcMar>
-            <w:vAlign w:val="top"/>
-          </w:tcPr>
-          <w:p>
-            <w:pPr>
-              <w:rPr>
-                <w:rFonts w:ascii="Arial" w:hAnsi="Arial" w:eastAsia="Arial" w:cs="Arial"/>
-                <w:b w:val="0"/>
-                <w:bCs w:val="0"/>
-                <w:i w:val="0"/>
-                <w:iCs w:val="0"/>
-                <w:color w:val="D13438"/>
-                <w:sz w:val="20"/>
-                <w:szCs w:val="20"/>
-              </w:rPr>
-            </w:pPr>
-            <w:r>
-              <w:rPr>
-                <w:rFonts w:ascii="Arial" w:hAnsi="Arial" w:eastAsia="Arial" w:cs="Arial"/>
-                <w:b w:val="0"/>
-                <w:bCs w:val="0"/>
-                <w:i w:val="0"/>
-                <w:iCs w:val="0"/>
-                <w:strike w:val="0"/>
-                <w:dstrike w:val="0"/>
-                <w:color w:val="D13438"/>
-                <w:sz w:val="20"/>
-                <w:szCs w:val="20"/>
-                <w:u w:val="single"/>
-                <w:lang w:val="en-US"/>
-              </w:rPr>
-              <w:t>0.5</w:t>
-            </w:r>
-          </w:p>
-        </w:tc>
-        <w:tc>
-          <w:tcPr>
-            <w:tcW w:w="1170" w:type="dxa"/>
-            <w:tcBorders>
-              <w:top w:val="single" w:color="FFFFFF" w:themeColor="background1" w:sz="6"/>
-              <w:left w:val="single" w:color="FFFFFF" w:themeColor="background1" w:sz="6"/>
-              <w:bottom w:val="single" w:color="FFFFFF" w:themeColor="background1" w:sz="6"/>
-              <w:right w:val="single" w:color="FFFFFF" w:themeColor="background1" w:sz="6"/>
-            </w:tcBorders>
-            <w:tcMar>
-              <w:top w:w="60" w:type="dxa"/>
-              <w:left w:w="135" w:type="dxa"/>
-              <w:bottom w:w="60" w:type="dxa"/>
-              <w:right w:w="135" w:type="dxa"/>
-            </w:tcMar>
-            <w:vAlign w:val="top"/>
-          </w:tcPr>
-          <w:p>
-            <w:pPr>
-              <w:rPr>
-                <w:rFonts w:ascii="Arial" w:hAnsi="Arial" w:eastAsia="Arial" w:cs="Arial"/>
-                <w:b w:val="0"/>
-                <w:bCs w:val="0"/>
-                <w:i w:val="0"/>
-                <w:iCs w:val="0"/>
-                <w:color w:val="D13438"/>
-                <w:sz w:val="20"/>
-                <w:szCs w:val="20"/>
-              </w:rPr>
-            </w:pPr>
-            <w:r>
-              <w:rPr>
-                <w:rFonts w:ascii="Arial" w:hAnsi="Arial" w:eastAsia="Arial" w:cs="Arial"/>
-                <w:b w:val="0"/>
-                <w:bCs w:val="0"/>
-                <w:i w:val="0"/>
-                <w:iCs w:val="0"/>
-                <w:strike w:val="0"/>
-                <w:dstrike w:val="0"/>
-                <w:color w:val="D13438"/>
-                <w:sz w:val="20"/>
-                <w:szCs w:val="20"/>
-                <w:u w:val="single"/>
-                <w:lang w:val="en-US"/>
-              </w:rPr>
-              <w:t>99</w:t>
-            </w:r>
-          </w:p>
-        </w:tc>
-        <w:tc>
-          <w:tcPr>
-            <w:tcW w:w="1155" w:type="dxa"/>
-            <w:tcBorders>
-              <w:top w:val="single" w:color="FFFFFF" w:themeColor="background1" w:sz="6"/>
-              <w:left w:val="single" w:color="FFFFFF" w:themeColor="background1" w:sz="6"/>
-              <w:bottom w:val="single" w:color="FFFFFF" w:themeColor="background1" w:sz="6"/>
-              <w:right w:val="single" w:color="FFFFFF" w:themeColor="background1" w:sz="6"/>
-            </w:tcBorders>
-            <w:tcMar>
-              <w:top w:w="60" w:type="dxa"/>
-              <w:left w:w="135" w:type="dxa"/>
-              <w:bottom w:w="60" w:type="dxa"/>
-              <w:right w:w="135" w:type="dxa"/>
-            </w:tcMar>
-            <w:vAlign w:val="top"/>
-          </w:tcPr>
-          <w:p>
-            <w:pPr>
-              <w:rPr>
-                <w:rFonts w:ascii="Arial" w:hAnsi="Arial" w:eastAsia="Arial" w:cs="Arial"/>
-                <w:b w:val="0"/>
-                <w:bCs w:val="0"/>
-                <w:i w:val="0"/>
-                <w:iCs w:val="0"/>
-                <w:color w:val="D13438"/>
-                <w:sz w:val="20"/>
-                <w:szCs w:val="20"/>
-              </w:rPr>
-            </w:pPr>
-            <w:r>
-              <w:rPr>
-                <w:rFonts w:ascii="Arial" w:hAnsi="Arial" w:eastAsia="Arial" w:cs="Arial"/>
-                <w:b w:val="0"/>
-                <w:bCs w:val="0"/>
-                <w:i w:val="0"/>
-                <w:iCs w:val="0"/>
-                <w:strike w:val="0"/>
-                <w:dstrike w:val="0"/>
-                <w:color w:val="D13438"/>
-                <w:sz w:val="20"/>
-                <w:szCs w:val="20"/>
-                <w:u w:val="single"/>
-                <w:lang w:val="en-US"/>
-              </w:rPr>
-              <w:t>0.5</w:t>
-            </w:r>
-          </w:p>
-        </w:tc>
-        <w:tc>
-          <w:tcPr>
-            <w:tcW w:w="1260" w:type="dxa"/>
-            <w:tcBorders>
-              <w:top w:val="single" w:color="FFFFFF" w:themeColor="background1" w:sz="6"/>
-              <w:left w:val="single" w:color="FFFFFF" w:themeColor="background1" w:sz="6"/>
-              <w:bottom w:val="single" w:color="FFFFFF" w:themeColor="background1" w:sz="6"/>
-              <w:right w:val="single" w:color="FFFFFF" w:themeColor="background1" w:sz="6"/>
-            </w:tcBorders>
-            <w:tcMar>
-              <w:top w:w="60" w:type="dxa"/>
-              <w:left w:w="135" w:type="dxa"/>
-              <w:bottom w:w="60" w:type="dxa"/>
-              <w:right w:w="135" w:type="dxa"/>
-            </w:tcMar>
-            <w:vAlign w:val="top"/>
-          </w:tcPr>
-          <w:p>
-            <w:pPr>
-              <w:rPr>
-                <w:rFonts w:ascii="Arial" w:hAnsi="Arial" w:eastAsia="Arial" w:cs="Arial"/>
-                <w:b w:val="0"/>
-                <w:bCs w:val="0"/>
-                <w:i w:val="0"/>
-                <w:iCs w:val="0"/>
-                <w:color w:val="D13438"/>
-                <w:sz w:val="20"/>
-                <w:szCs w:val="20"/>
-              </w:rPr>
-            </w:pPr>
-            <w:r>
-              <w:rPr>
-                <w:rFonts w:ascii="Arial" w:hAnsi="Arial" w:eastAsia="Arial" w:cs="Arial"/>
-                <w:b w:val="0"/>
-                <w:bCs w:val="0"/>
-                <w:i w:val="0"/>
-                <w:iCs w:val="0"/>
-                <w:strike w:val="0"/>
-                <w:dstrike w:val="0"/>
-                <w:color w:val="D13438"/>
-                <w:sz w:val="20"/>
-                <w:szCs w:val="20"/>
-                <w:u w:val="single"/>
-                <w:lang w:val="en-US"/>
-              </w:rPr>
-              <w:t>0.5</w:t>
-            </w:r>
-          </w:p>
-        </w:tc>
-        <w:tc>
-          <w:tcPr>
-            <w:tcW w:w="1155" w:type="dxa"/>
-            <w:gridSpan w:val="2"/>
-            <w:tcBorders>
-              <w:top w:val="single" w:color="FFFFFF" w:themeColor="background1" w:sz="6"/>
-              <w:left w:val="single" w:color="FFFFFF" w:themeColor="background1" w:sz="6"/>
-              <w:bottom w:val="single" w:color="FFFFFF" w:themeColor="background1" w:sz="6"/>
-              <w:right w:val="single" w:color="FFFFFF" w:themeColor="background1" w:sz="6"/>
-            </w:tcBorders>
-            <w:tcMar>
-              <w:top w:w="60" w:type="dxa"/>
-              <w:left w:w="135" w:type="dxa"/>
-              <w:bottom w:w="60" w:type="dxa"/>
-              <w:right w:w="135" w:type="dxa"/>
-            </w:tcMar>
-            <w:vAlign w:val="top"/>
-          </w:tcPr>
-          <w:p>
-            <w:pPr>
-              <w:rPr>
-                <w:rFonts w:ascii="Arial" w:hAnsi="Arial" w:eastAsia="Arial" w:cs="Arial"/>
-                <w:b w:val="0"/>
-                <w:bCs w:val="0"/>
-                <w:i w:val="0"/>
-                <w:iCs w:val="0"/>
-                <w:color w:val="D13438"/>
-                <w:sz w:val="20"/>
-                <w:szCs w:val="20"/>
-              </w:rPr>
-            </w:pPr>
-            <w:r>
-              <w:rPr>
-                <w:rFonts w:ascii="Arial" w:hAnsi="Arial" w:eastAsia="Arial" w:cs="Arial"/>
-                <w:b w:val="0"/>
-                <w:bCs w:val="0"/>
-                <w:i w:val="0"/>
-                <w:iCs w:val="0"/>
-                <w:strike w:val="0"/>
-                <w:dstrike w:val="0"/>
-                <w:color w:val="D13438"/>
-                <w:sz w:val="20"/>
-                <w:szCs w:val="20"/>
-                <w:u w:val="single"/>
-                <w:lang w:val="en-US"/>
-              </w:rPr>
-              <w:t>0.2</w:t>
-            </w:r>
-          </w:p>
-        </w:tc>
-      </w:tr>
-      <w:tr>
-        <w:trPr>
-          <w:trHeight w:val="570"/>
-        </w:trPr>
-        <w:tc>
-          <w:tcPr>
-            <w:tcW w:w="2145" w:type="dxa"/>
-            <w:tcBorders>
-              <w:top w:val="single" w:color="FFFFFF" w:themeColor="background1" w:sz="6"/>
-              <w:left w:val="single" w:color="FFFFFF" w:themeColor="background1" w:sz="6"/>
-              <w:bottom w:val="single" w:color="FFFFFF" w:themeColor="background1" w:sz="6"/>
-              <w:right w:val="single" w:color="FFFFFF" w:themeColor="background1" w:sz="6"/>
-            </w:tcBorders>
-            <w:tcMar>
-              <w:top w:w="60" w:type="dxa"/>
-              <w:left w:w="135" w:type="dxa"/>
-              <w:bottom w:w="60" w:type="dxa"/>
-              <w:right w:w="135" w:type="dxa"/>
-            </w:tcMar>
-            <w:vAlign w:val="top"/>
-          </w:tcPr>
-          <w:p>
-            <w:pPr>
-              <w:rPr>
-                <w:rFonts w:ascii="Arial" w:hAnsi="Arial" w:eastAsia="Arial" w:cs="Arial"/>
-                <w:b w:val="0"/>
-                <w:bCs w:val="0"/>
-                <w:i w:val="0"/>
-                <w:iCs w:val="0"/>
-                <w:color w:val="D13438"/>
-                <w:sz w:val="20"/>
-                <w:szCs w:val="20"/>
-              </w:rPr>
-            </w:pPr>
-            <w:r>
-              <w:rPr>
-                <w:rFonts w:ascii="Arial" w:hAnsi="Arial" w:eastAsia="Arial" w:cs="Arial"/>
-                <w:b w:val="0"/>
-                <w:bCs w:val="0"/>
-                <w:i w:val="0"/>
-                <w:iCs w:val="0"/>
-                <w:strike w:val="0"/>
-                <w:dstrike w:val="0"/>
-                <w:color w:val="D13438"/>
-                <w:sz w:val="20"/>
-                <w:szCs w:val="20"/>
-                <w:u w:val="single"/>
-                <w:lang w:val="en-US"/>
-              </w:rPr>
-              <w:t>Work up recs</w:t>
-            </w:r>
-          </w:p>
-        </w:tc>
-        <w:tc>
-          <w:tcPr>
-            <w:tcW w:w="1245" w:type="dxa"/>
-            <w:gridSpan w:val="2"/>
-            <w:tcBorders>
-              <w:top w:val="single" w:color="FFFFFF" w:themeColor="background1" w:sz="6"/>
-              <w:left w:val="single" w:color="FFFFFF" w:themeColor="background1" w:sz="6"/>
-              <w:bottom w:val="single" w:color="FFFFFF" w:themeColor="background1" w:sz="6"/>
-              <w:right w:val="single" w:color="FFFFFF" w:themeColor="background1" w:sz="6"/>
-            </w:tcBorders>
-            <w:tcMar>
-              <w:top w:w="60" w:type="dxa"/>
-              <w:left w:w="135" w:type="dxa"/>
-              <w:bottom w:w="60" w:type="dxa"/>
-              <w:right w:w="135" w:type="dxa"/>
-            </w:tcMar>
-            <w:vAlign w:val="top"/>
-          </w:tcPr>
-          <w:p>
-            <w:pPr>
-              <w:rPr>
-                <w:rFonts w:ascii="Arial" w:hAnsi="Arial" w:eastAsia="Arial" w:cs="Arial"/>
-                <w:b w:val="0"/>
-                <w:bCs w:val="0"/>
-                <w:i w:val="0"/>
-                <w:iCs w:val="0"/>
-                <w:color w:val="D13438"/>
-                <w:sz w:val="20"/>
-                <w:szCs w:val="20"/>
-              </w:rPr>
-            </w:pPr>
-            <w:r>
-              <w:rPr>
-                <w:rFonts w:ascii="Arial" w:hAnsi="Arial" w:eastAsia="Arial" w:cs="Arial"/>
-                <w:b w:val="0"/>
-                <w:bCs w:val="0"/>
-                <w:i w:val="0"/>
-                <w:iCs w:val="0"/>
-                <w:strike w:val="0"/>
-                <w:dstrike w:val="0"/>
-                <w:color w:val="D13438"/>
-                <w:sz w:val="20"/>
-                <w:szCs w:val="20"/>
-                <w:u w:val="single"/>
-                <w:lang w:val="en-US"/>
-              </w:rPr>
-              <w:t>83</w:t>
-            </w:r>
-          </w:p>
-        </w:tc>
-        <w:tc>
-          <w:tcPr>
-            <w:tcW w:w="1080" w:type="dxa"/>
-            <w:tcBorders>
-              <w:top w:val="single" w:color="FFFFFF" w:themeColor="background1" w:sz="6"/>
-              <w:left w:val="single" w:color="FFFFFF" w:themeColor="background1" w:sz="6"/>
-              <w:bottom w:val="single" w:color="FFFFFF" w:themeColor="background1" w:sz="6"/>
-              <w:right w:val="single" w:color="FFFFFF" w:themeColor="background1" w:sz="6"/>
-            </w:tcBorders>
-            <w:tcMar>
-              <w:top w:w="60" w:type="dxa"/>
-              <w:left w:w="135" w:type="dxa"/>
-              <w:bottom w:w="60" w:type="dxa"/>
-              <w:right w:w="135" w:type="dxa"/>
-            </w:tcMar>
-            <w:vAlign w:val="top"/>
-          </w:tcPr>
-          <w:p>
-            <w:pPr>
-              <w:rPr>
-                <w:rFonts w:ascii="Arial" w:hAnsi="Arial" w:eastAsia="Arial" w:cs="Arial"/>
-                <w:b w:val="0"/>
-                <w:bCs w:val="0"/>
-                <w:i w:val="0"/>
-                <w:iCs w:val="0"/>
-                <w:color w:val="D13438"/>
-                <w:sz w:val="20"/>
-                <w:szCs w:val="20"/>
-              </w:rPr>
-            </w:pPr>
-            <w:r>
-              <w:rPr>
-                <w:rFonts w:ascii="Arial" w:hAnsi="Arial" w:eastAsia="Arial" w:cs="Arial"/>
-                <w:b w:val="0"/>
-                <w:bCs w:val="0"/>
-                <w:i w:val="0"/>
-                <w:iCs w:val="0"/>
-                <w:strike w:val="0"/>
-                <w:dstrike w:val="0"/>
-                <w:color w:val="D13438"/>
-                <w:sz w:val="20"/>
-                <w:szCs w:val="20"/>
-                <w:u w:val="single"/>
-                <w:lang w:val="en-US"/>
-              </w:rPr>
-              <w:t>17</w:t>
-            </w:r>
-          </w:p>
-        </w:tc>
-        <w:tc>
-          <w:tcPr>
-            <w:tcW w:w="1350" w:type="dxa"/>
-            <w:tcBorders>
-              <w:top w:val="single" w:color="FFFFFF" w:themeColor="background1" w:sz="6"/>
-              <w:left w:val="single" w:color="FFFFFF" w:themeColor="background1" w:sz="6"/>
-              <w:bottom w:val="single" w:color="FFFFFF" w:themeColor="background1" w:sz="6"/>
-              <w:right w:val="single" w:color="FFFFFF" w:themeColor="background1" w:sz="6"/>
-            </w:tcBorders>
-            <w:tcMar>
-              <w:top w:w="60" w:type="dxa"/>
-              <w:left w:w="135" w:type="dxa"/>
-              <w:bottom w:w="60" w:type="dxa"/>
-              <w:right w:w="135" w:type="dxa"/>
-            </w:tcMar>
-            <w:vAlign w:val="top"/>
-          </w:tcPr>
-          <w:p>
-            <w:pPr>
-              <w:rPr>
-                <w:rFonts w:ascii="Arial" w:hAnsi="Arial" w:eastAsia="Arial" w:cs="Arial"/>
-                <w:b w:val="0"/>
-                <w:bCs w:val="0"/>
-                <w:i w:val="0"/>
-                <w:iCs w:val="0"/>
-                <w:color w:val="D13438"/>
-                <w:sz w:val="20"/>
-                <w:szCs w:val="20"/>
-              </w:rPr>
-            </w:pPr>
-            <w:r>
-              <w:rPr>
-                <w:rFonts w:ascii="Arial" w:hAnsi="Arial" w:eastAsia="Arial" w:cs="Arial"/>
-                <w:b w:val="0"/>
-                <w:bCs w:val="0"/>
-                <w:i w:val="0"/>
-                <w:iCs w:val="0"/>
-                <w:strike w:val="0"/>
-                <w:dstrike w:val="0"/>
-                <w:color w:val="D13438"/>
-                <w:sz w:val="20"/>
-                <w:szCs w:val="20"/>
-                <w:u w:val="single"/>
-                <w:lang w:val="en-US"/>
-              </w:rPr>
-              <w:t>0</w:t>
-            </w:r>
-          </w:p>
-        </w:tc>
-        <w:tc>
-          <w:tcPr>
-            <w:tcW w:w="1170" w:type="dxa"/>
-            <w:tcBorders>
-              <w:top w:val="single" w:color="FFFFFF" w:themeColor="background1" w:sz="6"/>
-              <w:left w:val="single" w:color="FFFFFF" w:themeColor="background1" w:sz="6"/>
-              <w:bottom w:val="single" w:color="FFFFFF" w:themeColor="background1" w:sz="6"/>
-              <w:right w:val="single" w:color="FFFFFF" w:themeColor="background1" w:sz="6"/>
-            </w:tcBorders>
-            <w:tcMar>
-              <w:top w:w="60" w:type="dxa"/>
-              <w:left w:w="135" w:type="dxa"/>
-              <w:bottom w:w="60" w:type="dxa"/>
-              <w:right w:w="135" w:type="dxa"/>
-            </w:tcMar>
-            <w:vAlign w:val="top"/>
-          </w:tcPr>
-          <w:p>
-            <w:pPr>
-              <w:rPr>
-                <w:rFonts w:ascii="Arial" w:hAnsi="Arial" w:eastAsia="Arial" w:cs="Arial"/>
-                <w:b w:val="0"/>
-                <w:bCs w:val="0"/>
-                <w:i w:val="0"/>
-                <w:iCs w:val="0"/>
-                <w:color w:val="D13438"/>
-                <w:sz w:val="20"/>
-                <w:szCs w:val="20"/>
-              </w:rPr>
-            </w:pPr>
-            <w:r>
-              <w:rPr>
-                <w:rFonts w:ascii="Arial" w:hAnsi="Arial" w:eastAsia="Arial" w:cs="Arial"/>
-                <w:b w:val="0"/>
-                <w:bCs w:val="0"/>
-                <w:i w:val="0"/>
-                <w:iCs w:val="0"/>
-                <w:strike w:val="0"/>
-                <w:dstrike w:val="0"/>
-                <w:color w:val="D13438"/>
-                <w:sz w:val="20"/>
-                <w:szCs w:val="20"/>
-                <w:u w:val="single"/>
-                <w:lang w:val="en-US"/>
-              </w:rPr>
-              <w:t>92</w:t>
-            </w:r>
-          </w:p>
-        </w:tc>
-        <w:tc>
-          <w:tcPr>
-            <w:tcW w:w="1155" w:type="dxa"/>
-            <w:tcBorders>
-              <w:top w:val="single" w:color="FFFFFF" w:themeColor="background1" w:sz="6"/>
-              <w:left w:val="single" w:color="FFFFFF" w:themeColor="background1" w:sz="6"/>
-              <w:bottom w:val="single" w:color="FFFFFF" w:themeColor="background1" w:sz="6"/>
-              <w:right w:val="single" w:color="FFFFFF" w:themeColor="background1" w:sz="6"/>
-            </w:tcBorders>
-            <w:tcMar>
-              <w:top w:w="60" w:type="dxa"/>
-              <w:left w:w="135" w:type="dxa"/>
-              <w:bottom w:w="60" w:type="dxa"/>
-              <w:right w:w="135" w:type="dxa"/>
-            </w:tcMar>
-            <w:vAlign w:val="top"/>
-          </w:tcPr>
-          <w:p>
-            <w:pPr>
-              <w:rPr>
-                <w:rFonts w:ascii="Arial" w:hAnsi="Arial" w:eastAsia="Arial" w:cs="Arial"/>
-                <w:b w:val="0"/>
-                <w:bCs w:val="0"/>
-                <w:i w:val="0"/>
-                <w:iCs w:val="0"/>
-                <w:color w:val="D13438"/>
-                <w:sz w:val="20"/>
-                <w:szCs w:val="20"/>
-              </w:rPr>
-            </w:pPr>
-            <w:r>
-              <w:rPr>
-                <w:rFonts w:ascii="Arial" w:hAnsi="Arial" w:eastAsia="Arial" w:cs="Arial"/>
-                <w:b w:val="0"/>
-                <w:bCs w:val="0"/>
-                <w:i w:val="0"/>
-                <w:iCs w:val="0"/>
-                <w:strike w:val="0"/>
-                <w:dstrike w:val="0"/>
-                <w:color w:val="D13438"/>
-                <w:sz w:val="20"/>
-                <w:szCs w:val="20"/>
-                <w:u w:val="single"/>
-                <w:lang w:val="en-US"/>
-              </w:rPr>
-              <w:t>6.8</w:t>
-            </w:r>
-          </w:p>
-        </w:tc>
-        <w:tc>
-          <w:tcPr>
-            <w:tcW w:w="1260" w:type="dxa"/>
-            <w:tcBorders>
-              <w:top w:val="single" w:color="FFFFFF" w:themeColor="background1" w:sz="6"/>
-              <w:left w:val="single" w:color="FFFFFF" w:themeColor="background1" w:sz="6"/>
-              <w:bottom w:val="single" w:color="FFFFFF" w:themeColor="background1" w:sz="6"/>
-              <w:right w:val="single" w:color="FFFFFF" w:themeColor="background1" w:sz="6"/>
-            </w:tcBorders>
-            <w:tcMar>
-              <w:top w:w="60" w:type="dxa"/>
-              <w:left w:w="135" w:type="dxa"/>
-              <w:bottom w:w="60" w:type="dxa"/>
-              <w:right w:w="135" w:type="dxa"/>
-            </w:tcMar>
-            <w:vAlign w:val="top"/>
-          </w:tcPr>
-          <w:p>
-            <w:pPr>
-              <w:rPr>
-                <w:rFonts w:ascii="Arial" w:hAnsi="Arial" w:eastAsia="Arial" w:cs="Arial"/>
-                <w:b w:val="0"/>
-                <w:bCs w:val="0"/>
-                <w:i w:val="0"/>
-                <w:iCs w:val="0"/>
-                <w:color w:val="D13438"/>
-                <w:sz w:val="20"/>
-                <w:szCs w:val="20"/>
-              </w:rPr>
-            </w:pPr>
-            <w:r>
-              <w:rPr>
-                <w:rFonts w:ascii="Arial" w:hAnsi="Arial" w:eastAsia="Arial" w:cs="Arial"/>
-                <w:b w:val="0"/>
-                <w:bCs w:val="0"/>
-                <w:i w:val="0"/>
-                <w:iCs w:val="0"/>
-                <w:strike w:val="0"/>
-                <w:dstrike w:val="0"/>
-                <w:color w:val="D13438"/>
-                <w:sz w:val="20"/>
-                <w:szCs w:val="20"/>
-                <w:u w:val="single"/>
-                <w:lang w:val="en-US"/>
-              </w:rPr>
               <w:t>1.2</w:t>
+            </w:r>
+            <w:r>
+              <w:rPr>
+                <w:rFonts w:ascii="Arial" w:hAnsi="Arial" w:eastAsia="Arial" w:cs="Arial"/>
+                <w:b w:val="0"/>
+                <w:bCs w:val="0"/>
+                <w:i w:val="0"/>
+                <w:iCs w:val="0"/>
+                <w:strike w:val="0"/>
+                <w:dstrike w:val="0"/>
+                <w:color w:val="D13438"/>
+                <w:sz w:val="20"/>
+                <w:szCs w:val="20"/>
+                <w:u w:val="single"/>
+                <w:lang w:val="en-US"/>
+              </w:rPr>
+              <w:t xml:space="preserve"> (0.22-4.9)</w:t>
             </w:r>
           </w:p>
         </w:tc>
@@ -6929,7 +9095,7 @@
       </w:r>
     </w:p>
   </w:comment>
-  <w:comment xmlns:w="http://schemas.openxmlformats.org/wordprocessingml/2006/main" w:initials="SS" w:author="Sevilimedu Veeravalli, Srinivasa" w:date="2026-03-04T14:03:29" w:id="143984132">
+  <w:comment xmlns:w="http://schemas.openxmlformats.org/wordprocessingml/2006/main" w:initials="MG" w:author="Montagna, Giacomo" w:date="2026-03-07T15:10:07" w:id="161686547">
     <w:p xmlns:w14="http://schemas.microsoft.com/office/word/2010/wordml" xmlns:w="http://schemas.openxmlformats.org/wordprocessingml/2006/main">
       <w:pPr>
         <w:pStyle w:val="CommentText"/>
@@ -6941,7 +9107,7 @@
         <w:annotationRef/>
       </w:r>
       <w:r>
-        <w:t xml:space="preserve">will be good if confidence intervals are included. </w:t>
+        <w:t>maybe say " to concisely summarise"</w:t>
       </w:r>
     </w:p>
   </w:comment>
@@ -6950,22 +9116,34 @@
 
 <file path=word/commentsExtended.xml><?xml version="1.0" encoding="utf-8"?>
 <w15:commentsEx xmlns:mc="http://schemas.openxmlformats.org/markup-compatibility/2006" xmlns:w15="http://schemas.microsoft.com/office/word/2012/wordml" mc:Ignorable="w15">
-  <w15:commentEx w15:done="0" w15:paraId="6E767689"/>
-  <w15:commentEx w15:done="0" w15:paraId="5C53A656"/>
+  <w15:commentEx w15:done="1" w15:paraId="6E767689"/>
+  <w15:commentEx w15:done="1" w15:paraId="0E054FCF"/>
 </w15:commentsEx>
 </file>
 
 <file path=word/commentsExtensible.xml><?xml version="1.0" encoding="utf-8"?>
 <w16cex:commentsExtensible xmlns:w16="http://schemas.microsoft.com/office/word/2018/wordml" xmlns:w16cex="http://schemas.microsoft.com/office/word/2018/wordml/cex" xmlns:mc="http://schemas.openxmlformats.org/markup-compatibility/2006" mc:Ignorable="w16 w16cex">
   <w16cex:commentExtensible w16cex:durableId="59BA459D" w16cex:dateUtc="2026-03-04T12:46:42.71Z"/>
-  <w16cex:commentExtensible w16cex:durableId="51ACD7AD" w16cex:dateUtc="2026-03-04T19:03:29.14Z"/>
+  <w16cex:commentExtensible w16cex:durableId="71FDF1D9" w16cex:dateUtc="2026-03-07T20:10:07.793Z">
+    <w16cex:extLst>
+      <w16:ext w16:uri="{CE6994B0-6A32-4C9F-8C6B-6E91EDA988CE}">
+        <cr:reactions xmlns:cr="http://schemas.microsoft.com/office/comments/2020/reactions">
+          <cr:reaction reactionType="1">
+            <cr:reactionInfo dateUtc="2026-03-09T15:10:47.981Z">
+              <cr:user userId="S::jamesr4@mskcc.org::2289ddc5-885d-4588-a312-b6745df56974" userProvider="AD" userName="James, Robert"/>
+            </cr:reactionInfo>
+          </cr:reaction>
+        </cr:reactions>
+      </w16:ext>
+    </w16cex:extLst>
+  </w16cex:commentExtensible>
 </w16cex:commentsExtensible>
 </file>
 
 <file path=word/commentsIds.xml><?xml version="1.0" encoding="utf-8"?>
 <w16cid:commentsIds xmlns:mc="http://schemas.openxmlformats.org/markup-compatibility/2006" xmlns:w16cid="http://schemas.microsoft.com/office/word/2016/wordml/cid" mc:Ignorable="w16cid">
   <w16cid:commentId w16cid:paraId="6E767689" w16cid:durableId="59BA459D"/>
-  <w16cid:commentId w16cid:paraId="5C53A656" w16cid:durableId="51ACD7AD"/>
+  <w16cid:commentId w16cid:paraId="0E054FCF" w16cid:durableId="71FDF1D9"/>
 </w16cid:commentsIds>
 </file>
 
@@ -6974,11 +9152,20 @@
   <w15:person w15:author="Moo, Tracy-Ann">
     <w15:presenceInfo w15:providerId="AD" w15:userId="S::moot@mskcc.org::e490a5e5-3539-44fa-b5fd-6796a84c504b"/>
   </w15:person>
+  <w15:person w15:author="James, Robert">
+    <w15:presenceInfo w15:providerId="AD" w15:userId="S::jamesr4@mskcc.org::2289ddc5-885d-4588-a312-b6745df56974"/>
+  </w15:person>
   <w15:person w15:author="Sevilimedu Veeravalli, Srinivasa">
     <w15:presenceInfo w15:providerId="AD" w15:userId="S::sevilims@mskcc.org::ad9c250a-f92d-4aa0-93fd-1e74071a1aed"/>
   </w15:person>
   <w15:person w15:author="Sevilimedu Veeravalli, Srinivasa">
     <w15:presenceInfo w15:providerId="AD" w15:userId="S::sevilims@mskcc.org::ad9c250a-f92d-4aa0-93fd-1e74071a1aed"/>
+  </w15:person>
+  <w15:person w15:author="James, Robert">
+    <w15:presenceInfo w15:providerId="AD" w15:userId="S::jamesr4@mskcc.org::2289ddc5-885d-4588-a312-b6745df56974"/>
+  </w15:person>
+  <w15:person w15:author="Montagna, Giacomo">
+    <w15:presenceInfo w15:providerId="AD" w15:userId="S::montagng@mskcc.org::54d70c94-aa83-47f9-bea9-60bde5fee669"/>
   </w15:person>
 </w15:people>
 </file>
